--- a/docs/resumen-ejecutivo.docx
+++ b/docs/resumen-ejecutivo.docx
@@ -4,291 +4,154 @@
   <w:body>
     <w:p>
       <w:pPr>
-        <w:spacing w:after="0"/>
+        <w:jc w:val="center"/>
       </w:pPr>
       <w:r>
         <w:rPr>
+          <w:rFonts w:ascii="Arial" w:hAnsi="Arial"/>
+          <w:b/>
+          <w:color w:val="004B7D"/>
           <w:sz w:val="32"/>
         </w:rPr>
+        <w:t>RESUMEN EJECUTIVO · 2026-10-10</w:t>
       </w:r>
+    </w:p>
+    <w:p>
       <w:r>
         <w:rPr>
           <w:b/>
-          <w:color w:val="0072B2"/>
-          <w:sz w:val="32"/>
         </w:rPr>
-        <w:t>Kaido Motors España: plan de producción de A013</w:t>
+        <w:t>La mejor política evaluada alcanza al menos un 95 % de servicio medio por segmento en el escenario central; mantener revisión mensual y seguimiento de compromisos.</w:t>
+      </w:r>
+    </w:p>
+    <w:p>
+      <w:r>
+        <w:rPr>
+          <w:b w:val="0"/>
+        </w:rPr>
+        <w:t>Modelo: mercado con confianza y constante. Ventas: mediana; contribución y servicio: medias. P10–P90 describe variación dentro de cada escenario, no su probabilidad.</w:t>
       </w:r>
     </w:p>
     <w:p>
       <w:pPr>
-        <w:spacing w:after="40"/>
+        <w:pStyle w:val="Heading2"/>
       </w:pPr>
       <w:r>
-        <w:rPr>
-          <w:color w:val="555555"/>
-          <w:sz w:val="18"/>
-        </w:rPr>
-        <w:t>Resumen ejecutivo para el comité · Simulación de Sistemas Logísticos, Universidad Alfonso X el Sabio</w:t>
-      </w:r>
-    </w:p>
-    <w:p>
-      <w:pPr>
-        <w:keepNext/>
-        <w:spacing w:before="140" w:after="40"/>
-      </w:pPr>
-      <w:r>
-        <w:rPr>
-          <w:b/>
-          <w:color w:val="0072B2"/>
-          <w:sz w:val="24"/>
-        </w:rPr>
-        <w:t>1. Recomendación</w:t>
-      </w:r>
-    </w:p>
-    <w:p>
-      <w:r>
-        <w:t>Recibir 17.367 coches en A013 según el plan de la tabla 1 y revisarlo cada mes, corrigiendo solo la llegada de dentro de tres meses. En el escenario central se venden 17.910 (16.647–19.298) coches y el resultado es de 63,5 (58,1–69,4) M€, con 1,8 (1,5–2,1) meses de stock medio. Concentrar las llegadas en MSUV, SSUV y CSUV y en S; no pedir C hasta septiembre ni CSUV hasta junio, y no mantener stock de seguridad en B.</w:t>
+        <w:t>Escenarios A013</w:t>
       </w:r>
     </w:p>
     <w:tbl>
       <w:tblPr>
+        <w:tblStyle w:val="TableGrid"/>
         <w:tblW w:type="auto" w:w="0"/>
         <w:jc w:val="center"/>
-        <w:tblLayout w:type="fixed"/>
         <w:tblLook w:firstColumn="1" w:firstRow="1" w:lastColumn="0" w:lastRow="0" w:noHBand="0" w:noVBand="1" w:val="04A0"/>
-        <w:tblBorders>
-          <w:top w:val="single" w:sz="4" w:color="BBBBBB"/>
-          <w:bottom w:val="single" w:sz="4" w:color="BBBBBB"/>
-          <w:insideH w:val="single" w:sz="4" w:color="BBBBBB"/>
-        </w:tblBorders>
-        <w:tblLayout w:type="fixed"/>
       </w:tblPr>
       <w:tblGrid>
-        <w:gridCol w:w="794"/>
-        <w:gridCol w:w="1077"/>
-        <w:gridCol w:w="1077"/>
-        <w:gridCol w:w="1077"/>
-        <w:gridCol w:w="1077"/>
-        <w:gridCol w:w="1077"/>
-        <w:gridCol w:w="1077"/>
-        <w:gridCol w:w="1077"/>
-        <w:gridCol w:w="1134"/>
+        <w:gridCol w:w="1928"/>
+        <w:gridCol w:w="1928"/>
+        <w:gridCol w:w="1928"/>
+        <w:gridCol w:w="1928"/>
+        <w:gridCol w:w="1928"/>
       </w:tblGrid>
       <w:tr>
         <w:tc>
           <w:tcPr>
-            <w:tcW w:type="dxa" w:w="794"/>
-            <w:shd w:val="clear" w:color="auto" w:fill="DCEBF5"/>
-            <w:tcMar>
-              <w:top w:w="15" w:type="dxa"/>
-              <w:bottom w:w="15" w:type="dxa"/>
-            </w:tcMar>
+            <w:tcW w:type="dxa" w:w="1928"/>
+            <w:vAlign w:val="center"/>
           </w:tcPr>
           <w:p>
             <w:pPr>
-              <w:spacing w:after="0" w:line="240" w:lineRule="auto"/>
-              <w:jc w:val="left"/>
+              <w:spacing w:after="20" w:before="20"/>
             </w:pPr>
-            <w:r/>
             <w:r>
               <w:rPr>
+                <w:rFonts w:ascii="Arial" w:hAnsi="Arial"/>
                 <w:b/>
-                <w:sz w:val="18"/>
+                <w:color w:val="004B7D"/>
+                <w:sz w:val="17"/>
               </w:rPr>
-              <w:t>Mes</w:t>
+              <w:t>Escenario</w:t>
             </w:r>
           </w:p>
         </w:tc>
         <w:tc>
           <w:tcPr>
-            <w:tcW w:type="dxa" w:w="1077"/>
-            <w:shd w:val="clear" w:color="auto" w:fill="DCEBF5"/>
-            <w:tcMar>
-              <w:top w:w="15" w:type="dxa"/>
-              <w:bottom w:w="15" w:type="dxa"/>
-            </w:tcMar>
+            <w:tcW w:type="dxa" w:w="1928"/>
+            <w:vAlign w:val="center"/>
           </w:tcPr>
           <w:p>
             <w:pPr>
-              <w:spacing w:after="0" w:line="240" w:lineRule="auto"/>
-              <w:jc w:val="right"/>
+              <w:spacing w:after="20" w:before="20"/>
             </w:pPr>
-            <w:r/>
             <w:r>
               <w:rPr>
+                <w:rFonts w:ascii="Arial" w:hAnsi="Arial"/>
                 <w:b/>
-                <w:sz w:val="18"/>
+                <w:color w:val="004B7D"/>
+                <w:sz w:val="17"/>
               </w:rPr>
-              <w:t>B</w:t>
+              <w:t>Ventas (coches)</w:t>
             </w:r>
           </w:p>
         </w:tc>
         <w:tc>
           <w:tcPr>
-            <w:tcW w:type="dxa" w:w="1077"/>
-            <w:shd w:val="clear" w:color="auto" w:fill="DCEBF5"/>
-            <w:tcMar>
-              <w:top w:w="15" w:type="dxa"/>
-              <w:bottom w:w="15" w:type="dxa"/>
-            </w:tcMar>
+            <w:tcW w:type="dxa" w:w="1928"/>
+            <w:vAlign w:val="center"/>
           </w:tcPr>
           <w:p>
             <w:pPr>
-              <w:spacing w:after="0" w:line="240" w:lineRule="auto"/>
-              <w:jc w:val="right"/>
+              <w:spacing w:after="20" w:before="20"/>
             </w:pPr>
-            <w:r/>
             <w:r>
               <w:rPr>
+                <w:rFonts w:ascii="Arial" w:hAnsi="Arial"/>
                 <w:b/>
-                <w:sz w:val="18"/>
+                <w:color w:val="004B7D"/>
+                <w:sz w:val="17"/>
               </w:rPr>
-              <w:t>C</w:t>
+              <w:t>Resultado medio (M€)</w:t>
             </w:r>
           </w:p>
         </w:tc>
         <w:tc>
           <w:tcPr>
-            <w:tcW w:type="dxa" w:w="1077"/>
-            <w:shd w:val="clear" w:color="auto" w:fill="DCEBF5"/>
-            <w:tcMar>
-              <w:top w:w="15" w:type="dxa"/>
-              <w:bottom w:w="15" w:type="dxa"/>
-            </w:tcMar>
+            <w:tcW w:type="dxa" w:w="1928"/>
+            <w:vAlign w:val="center"/>
           </w:tcPr>
           <w:p>
             <w:pPr>
-              <w:spacing w:after="0" w:line="240" w:lineRule="auto"/>
-              <w:jc w:val="right"/>
+              <w:spacing w:after="20" w:before="20"/>
             </w:pPr>
-            <w:r/>
             <w:r>
               <w:rPr>
+                <w:rFonts w:ascii="Arial" w:hAnsi="Arial"/>
                 <w:b/>
-                <w:sz w:val="18"/>
+                <w:color w:val="004B7D"/>
+                <w:sz w:val="17"/>
               </w:rPr>
-              <w:t>MD</w:t>
+              <w:t>P10–P90 (M€)</w:t>
             </w:r>
           </w:p>
         </w:tc>
         <w:tc>
           <w:tcPr>
-            <w:tcW w:type="dxa" w:w="1077"/>
-            <w:shd w:val="clear" w:color="auto" w:fill="DCEBF5"/>
-            <w:tcMar>
-              <w:top w:w="15" w:type="dxa"/>
-              <w:bottom w:w="15" w:type="dxa"/>
-            </w:tcMar>
+            <w:tcW w:type="dxa" w:w="1928"/>
+            <w:vAlign w:val="center"/>
           </w:tcPr>
           <w:p>
             <w:pPr>
-              <w:spacing w:after="0" w:line="240" w:lineRule="auto"/>
-              <w:jc w:val="right"/>
+              <w:spacing w:after="20" w:before="20"/>
             </w:pPr>
-            <w:r/>
             <w:r>
               <w:rPr>
+                <w:rFonts w:ascii="Arial" w:hAnsi="Arial"/>
                 <w:b/>
-                <w:sz w:val="18"/>
+                <w:color w:val="004B7D"/>
+                <w:sz w:val="17"/>
               </w:rPr>
-              <w:t>SSUV</w:t>
-            </w:r>
-          </w:p>
-        </w:tc>
-        <w:tc>
-          <w:tcPr>
-            <w:tcW w:type="dxa" w:w="1077"/>
-            <w:shd w:val="clear" w:color="auto" w:fill="DCEBF5"/>
-            <w:tcMar>
-              <w:top w:w="15" w:type="dxa"/>
-              <w:bottom w:w="15" w:type="dxa"/>
-            </w:tcMar>
-          </w:tcPr>
-          <w:p>
-            <w:pPr>
-              <w:spacing w:after="0" w:line="240" w:lineRule="auto"/>
-              <w:jc w:val="right"/>
-            </w:pPr>
-            <w:r/>
-            <w:r>
-              <w:rPr>
-                <w:b/>
-                <w:sz w:val="18"/>
-              </w:rPr>
-              <w:t>CSUV</w:t>
-            </w:r>
-          </w:p>
-        </w:tc>
-        <w:tc>
-          <w:tcPr>
-            <w:tcW w:type="dxa" w:w="1077"/>
-            <w:shd w:val="clear" w:color="auto" w:fill="DCEBF5"/>
-            <w:tcMar>
-              <w:top w:w="15" w:type="dxa"/>
-              <w:bottom w:w="15" w:type="dxa"/>
-            </w:tcMar>
-          </w:tcPr>
-          <w:p>
-            <w:pPr>
-              <w:spacing w:after="0" w:line="240" w:lineRule="auto"/>
-              <w:jc w:val="right"/>
-            </w:pPr>
-            <w:r/>
-            <w:r>
-              <w:rPr>
-                <w:b/>
-                <w:sz w:val="18"/>
-              </w:rPr>
-              <w:t>MSUV</w:t>
-            </w:r>
-          </w:p>
-        </w:tc>
-        <w:tc>
-          <w:tcPr>
-            <w:tcW w:type="dxa" w:w="1077"/>
-            <w:shd w:val="clear" w:color="auto" w:fill="DCEBF5"/>
-            <w:tcMar>
-              <w:top w:w="15" w:type="dxa"/>
-              <w:bottom w:w="15" w:type="dxa"/>
-            </w:tcMar>
-          </w:tcPr>
-          <w:p>
-            <w:pPr>
-              <w:spacing w:after="0" w:line="240" w:lineRule="auto"/>
-              <w:jc w:val="right"/>
-            </w:pPr>
-            <w:r/>
-            <w:r>
-              <w:rPr>
-                <w:b/>
-                <w:sz w:val="18"/>
-              </w:rPr>
-              <w:t>S</w:t>
-            </w:r>
-          </w:p>
-        </w:tc>
-        <w:tc>
-          <w:tcPr>
-            <w:tcW w:type="dxa" w:w="1134"/>
-            <w:shd w:val="clear" w:color="auto" w:fill="DCEBF5"/>
-            <w:tcMar>
-              <w:top w:w="15" w:type="dxa"/>
-              <w:bottom w:w="15" w:type="dxa"/>
-            </w:tcMar>
-          </w:tcPr>
-          <w:p>
-            <w:pPr>
-              <w:spacing w:after="0" w:line="240" w:lineRule="auto"/>
-              <w:jc w:val="right"/>
-            </w:pPr>
-            <w:r/>
-            <w:r>
-              <w:rPr>
-                <w:b/>
-                <w:sz w:val="18"/>
-              </w:rPr>
-              <w:t>Total</w:t>
+              <w:t>Servicio medio</w:t>
             </w:r>
           </w:p>
         </w:tc>
@@ -296,2835 +159,16 @@
       <w:tr>
         <w:tc>
           <w:tcPr>
-            <w:tcW w:type="dxa" w:w="794"/>
-            <w:tcMar>
-              <w:top w:w="15" w:type="dxa"/>
-              <w:bottom w:w="15" w:type="dxa"/>
-            </w:tcMar>
+            <w:tcW w:type="dxa" w:w="1928"/>
+            <w:vAlign w:val="center"/>
           </w:tcPr>
           <w:p>
             <w:pPr>
-              <w:spacing w:after="0" w:line="240" w:lineRule="auto"/>
-              <w:jc w:val="left"/>
+              <w:spacing w:after="20" w:before="20"/>
             </w:pPr>
-            <w:r/>
             <w:r>
               <w:rPr>
-                <w:b w:val="0"/>
-                <w:sz w:val="18"/>
-              </w:rPr>
-              <w:t>01</w:t>
-            </w:r>
-          </w:p>
-        </w:tc>
-        <w:tc>
-          <w:tcPr>
-            <w:tcW w:type="dxa" w:w="1077"/>
-            <w:tcMar>
-              <w:top w:w="15" w:type="dxa"/>
-              <w:bottom w:w="15" w:type="dxa"/>
-            </w:tcMar>
-          </w:tcPr>
-          <w:p>
-            <w:pPr>
-              <w:spacing w:after="0" w:line="240" w:lineRule="auto"/>
-              <w:jc w:val="right"/>
-            </w:pPr>
-            <w:r/>
-            <w:r>
-              <w:rPr>
-                <w:b w:val="0"/>
-                <w:sz w:val="18"/>
-              </w:rPr>
-              <w:t>124</w:t>
-            </w:r>
-          </w:p>
-        </w:tc>
-        <w:tc>
-          <w:tcPr>
-            <w:tcW w:type="dxa" w:w="1077"/>
-            <w:tcMar>
-              <w:top w:w="15" w:type="dxa"/>
-              <w:bottom w:w="15" w:type="dxa"/>
-            </w:tcMar>
-          </w:tcPr>
-          <w:p>
-            <w:pPr>
-              <w:spacing w:after="0" w:line="240" w:lineRule="auto"/>
-              <w:jc w:val="right"/>
-            </w:pPr>
-            <w:r/>
-            <w:r>
-              <w:rPr>
-                <w:b w:val="0"/>
-                <w:sz w:val="18"/>
-              </w:rPr>
-              <w:t>454</w:t>
-            </w:r>
-          </w:p>
-        </w:tc>
-        <w:tc>
-          <w:tcPr>
-            <w:tcW w:type="dxa" w:w="1077"/>
-            <w:tcMar>
-              <w:top w:w="15" w:type="dxa"/>
-              <w:bottom w:w="15" w:type="dxa"/>
-            </w:tcMar>
-          </w:tcPr>
-          <w:p>
-            <w:pPr>
-              <w:spacing w:after="0" w:line="240" w:lineRule="auto"/>
-              <w:jc w:val="right"/>
-            </w:pPr>
-            <w:r/>
-            <w:r>
-              <w:rPr>
-                <w:b w:val="0"/>
-                <w:sz w:val="18"/>
-              </w:rPr>
-              <w:t>43</w:t>
-            </w:r>
-          </w:p>
-        </w:tc>
-        <w:tc>
-          <w:tcPr>
-            <w:tcW w:type="dxa" w:w="1077"/>
-            <w:tcMar>
-              <w:top w:w="15" w:type="dxa"/>
-              <w:bottom w:w="15" w:type="dxa"/>
-            </w:tcMar>
-          </w:tcPr>
-          <w:p>
-            <w:pPr>
-              <w:spacing w:after="0" w:line="240" w:lineRule="auto"/>
-              <w:jc w:val="right"/>
-            </w:pPr>
-            <w:r/>
-            <w:r>
-              <w:rPr>
-                <w:b w:val="0"/>
-                <w:sz w:val="18"/>
-              </w:rPr>
-              <w:t>390</w:t>
-            </w:r>
-          </w:p>
-        </w:tc>
-        <w:tc>
-          <w:tcPr>
-            <w:tcW w:type="dxa" w:w="1077"/>
-            <w:tcMar>
-              <w:top w:w="15" w:type="dxa"/>
-              <w:bottom w:w="15" w:type="dxa"/>
-            </w:tcMar>
-          </w:tcPr>
-          <w:p>
-            <w:pPr>
-              <w:spacing w:after="0" w:line="240" w:lineRule="auto"/>
-              <w:jc w:val="right"/>
-            </w:pPr>
-            <w:r/>
-            <w:r>
-              <w:rPr>
-                <w:b w:val="0"/>
-                <w:sz w:val="18"/>
-              </w:rPr>
-              <w:t>489</w:t>
-            </w:r>
-          </w:p>
-        </w:tc>
-        <w:tc>
-          <w:tcPr>
-            <w:tcW w:type="dxa" w:w="1077"/>
-            <w:tcMar>
-              <w:top w:w="15" w:type="dxa"/>
-              <w:bottom w:w="15" w:type="dxa"/>
-            </w:tcMar>
-          </w:tcPr>
-          <w:p>
-            <w:pPr>
-              <w:spacing w:after="0" w:line="240" w:lineRule="auto"/>
-              <w:jc w:val="right"/>
-            </w:pPr>
-            <w:r/>
-            <w:r>
-              <w:rPr>
-                <w:b w:val="0"/>
-                <w:sz w:val="18"/>
-              </w:rPr>
-              <w:t>576</w:t>
-            </w:r>
-          </w:p>
-        </w:tc>
-        <w:tc>
-          <w:tcPr>
-            <w:tcW w:type="dxa" w:w="1077"/>
-            <w:tcMar>
-              <w:top w:w="15" w:type="dxa"/>
-              <w:bottom w:w="15" w:type="dxa"/>
-            </w:tcMar>
-          </w:tcPr>
-          <w:p>
-            <w:pPr>
-              <w:spacing w:after="0" w:line="240" w:lineRule="auto"/>
-              <w:jc w:val="right"/>
-            </w:pPr>
-            <w:r/>
-            <w:r>
-              <w:rPr>
-                <w:b w:val="0"/>
-                <w:sz w:val="18"/>
-              </w:rPr>
-              <w:t>34</w:t>
-            </w:r>
-          </w:p>
-        </w:tc>
-        <w:tc>
-          <w:tcPr>
-            <w:tcW w:type="dxa" w:w="1134"/>
-            <w:tcMar>
-              <w:top w:w="15" w:type="dxa"/>
-              <w:bottom w:w="15" w:type="dxa"/>
-            </w:tcMar>
-          </w:tcPr>
-          <w:p>
-            <w:pPr>
-              <w:spacing w:after="0" w:line="240" w:lineRule="auto"/>
-              <w:jc w:val="right"/>
-            </w:pPr>
-            <w:r/>
-            <w:r>
-              <w:rPr>
-                <w:b w:val="0"/>
-                <w:sz w:val="18"/>
-              </w:rPr>
-              <w:t>2.110</w:t>
-            </w:r>
-          </w:p>
-        </w:tc>
-      </w:tr>
-      <w:tr>
-        <w:tc>
-          <w:tcPr>
-            <w:tcW w:type="dxa" w:w="794"/>
-            <w:tcMar>
-              <w:top w:w="15" w:type="dxa"/>
-              <w:bottom w:w="15" w:type="dxa"/>
-            </w:tcMar>
-          </w:tcPr>
-          <w:p>
-            <w:pPr>
-              <w:spacing w:after="0" w:line="240" w:lineRule="auto"/>
-              <w:jc w:val="left"/>
-            </w:pPr>
-            <w:r/>
-            <w:r>
-              <w:rPr>
-                <w:b w:val="0"/>
-                <w:sz w:val="18"/>
-              </w:rPr>
-              <w:t>02</w:t>
-            </w:r>
-          </w:p>
-        </w:tc>
-        <w:tc>
-          <w:tcPr>
-            <w:tcW w:type="dxa" w:w="1077"/>
-            <w:tcMar>
-              <w:top w:w="15" w:type="dxa"/>
-              <w:bottom w:w="15" w:type="dxa"/>
-            </w:tcMar>
-          </w:tcPr>
-          <w:p>
-            <w:pPr>
-              <w:spacing w:after="0" w:line="240" w:lineRule="auto"/>
-              <w:jc w:val="right"/>
-            </w:pPr>
-            <w:r/>
-            <w:r>
-              <w:rPr>
-                <w:b w:val="0"/>
-                <w:sz w:val="18"/>
-              </w:rPr>
-              <w:t>124</w:t>
-            </w:r>
-          </w:p>
-        </w:tc>
-        <w:tc>
-          <w:tcPr>
-            <w:tcW w:type="dxa" w:w="1077"/>
-            <w:tcMar>
-              <w:top w:w="15" w:type="dxa"/>
-              <w:bottom w:w="15" w:type="dxa"/>
-            </w:tcMar>
-          </w:tcPr>
-          <w:p>
-            <w:pPr>
-              <w:spacing w:after="0" w:line="240" w:lineRule="auto"/>
-              <w:jc w:val="right"/>
-            </w:pPr>
-            <w:r/>
-            <w:r>
-              <w:rPr>
-                <w:b w:val="0"/>
-                <w:sz w:val="18"/>
-              </w:rPr>
-              <w:t>454</w:t>
-            </w:r>
-          </w:p>
-        </w:tc>
-        <w:tc>
-          <w:tcPr>
-            <w:tcW w:type="dxa" w:w="1077"/>
-            <w:tcMar>
-              <w:top w:w="15" w:type="dxa"/>
-              <w:bottom w:w="15" w:type="dxa"/>
-            </w:tcMar>
-          </w:tcPr>
-          <w:p>
-            <w:pPr>
-              <w:spacing w:after="0" w:line="240" w:lineRule="auto"/>
-              <w:jc w:val="right"/>
-            </w:pPr>
-            <w:r/>
-            <w:r>
-              <w:rPr>
-                <w:b w:val="0"/>
-                <w:sz w:val="18"/>
-              </w:rPr>
-              <w:t>43</w:t>
-            </w:r>
-          </w:p>
-        </w:tc>
-        <w:tc>
-          <w:tcPr>
-            <w:tcW w:type="dxa" w:w="1077"/>
-            <w:tcMar>
-              <w:top w:w="15" w:type="dxa"/>
-              <w:bottom w:w="15" w:type="dxa"/>
-            </w:tcMar>
-          </w:tcPr>
-          <w:p>
-            <w:pPr>
-              <w:spacing w:after="0" w:line="240" w:lineRule="auto"/>
-              <w:jc w:val="right"/>
-            </w:pPr>
-            <w:r/>
-            <w:r>
-              <w:rPr>
-                <w:b w:val="0"/>
-                <w:sz w:val="18"/>
-              </w:rPr>
-              <w:t>390</w:t>
-            </w:r>
-          </w:p>
-        </w:tc>
-        <w:tc>
-          <w:tcPr>
-            <w:tcW w:type="dxa" w:w="1077"/>
-            <w:tcMar>
-              <w:top w:w="15" w:type="dxa"/>
-              <w:bottom w:w="15" w:type="dxa"/>
-            </w:tcMar>
-          </w:tcPr>
-          <w:p>
-            <w:pPr>
-              <w:spacing w:after="0" w:line="240" w:lineRule="auto"/>
-              <w:jc w:val="right"/>
-            </w:pPr>
-            <w:r/>
-            <w:r>
-              <w:rPr>
-                <w:b w:val="0"/>
-                <w:sz w:val="18"/>
-              </w:rPr>
-              <w:t>489</w:t>
-            </w:r>
-          </w:p>
-        </w:tc>
-        <w:tc>
-          <w:tcPr>
-            <w:tcW w:type="dxa" w:w="1077"/>
-            <w:tcMar>
-              <w:top w:w="15" w:type="dxa"/>
-              <w:bottom w:w="15" w:type="dxa"/>
-            </w:tcMar>
-          </w:tcPr>
-          <w:p>
-            <w:pPr>
-              <w:spacing w:after="0" w:line="240" w:lineRule="auto"/>
-              <w:jc w:val="right"/>
-            </w:pPr>
-            <w:r/>
-            <w:r>
-              <w:rPr>
-                <w:b w:val="0"/>
-                <w:sz w:val="18"/>
-              </w:rPr>
-              <w:t>576</w:t>
-            </w:r>
-          </w:p>
-        </w:tc>
-        <w:tc>
-          <w:tcPr>
-            <w:tcW w:type="dxa" w:w="1077"/>
-            <w:tcMar>
-              <w:top w:w="15" w:type="dxa"/>
-              <w:bottom w:w="15" w:type="dxa"/>
-            </w:tcMar>
-          </w:tcPr>
-          <w:p>
-            <w:pPr>
-              <w:spacing w:after="0" w:line="240" w:lineRule="auto"/>
-              <w:jc w:val="right"/>
-            </w:pPr>
-            <w:r/>
-            <w:r>
-              <w:rPr>
-                <w:b w:val="0"/>
-                <w:sz w:val="18"/>
-              </w:rPr>
-              <w:t>34</w:t>
-            </w:r>
-          </w:p>
-        </w:tc>
-        <w:tc>
-          <w:tcPr>
-            <w:tcW w:type="dxa" w:w="1134"/>
-            <w:tcMar>
-              <w:top w:w="15" w:type="dxa"/>
-              <w:bottom w:w="15" w:type="dxa"/>
-            </w:tcMar>
-          </w:tcPr>
-          <w:p>
-            <w:pPr>
-              <w:spacing w:after="0" w:line="240" w:lineRule="auto"/>
-              <w:jc w:val="right"/>
-            </w:pPr>
-            <w:r/>
-            <w:r>
-              <w:rPr>
-                <w:b w:val="0"/>
-                <w:sz w:val="18"/>
-              </w:rPr>
-              <w:t>2.110</w:t>
-            </w:r>
-          </w:p>
-        </w:tc>
-      </w:tr>
-      <w:tr>
-        <w:tc>
-          <w:tcPr>
-            <w:tcW w:type="dxa" w:w="794"/>
-            <w:tcMar>
-              <w:top w:w="15" w:type="dxa"/>
-              <w:bottom w:w="15" w:type="dxa"/>
-            </w:tcMar>
-          </w:tcPr>
-          <w:p>
-            <w:pPr>
-              <w:spacing w:after="0" w:line="240" w:lineRule="auto"/>
-              <w:jc w:val="left"/>
-            </w:pPr>
-            <w:r/>
-            <w:r>
-              <w:rPr>
-                <w:b w:val="0"/>
-                <w:sz w:val="18"/>
-              </w:rPr>
-              <w:t>03</w:t>
-            </w:r>
-          </w:p>
-        </w:tc>
-        <w:tc>
-          <w:tcPr>
-            <w:tcW w:type="dxa" w:w="1077"/>
-            <w:tcMar>
-              <w:top w:w="15" w:type="dxa"/>
-              <w:bottom w:w="15" w:type="dxa"/>
-            </w:tcMar>
-          </w:tcPr>
-          <w:p>
-            <w:pPr>
-              <w:spacing w:after="0" w:line="240" w:lineRule="auto"/>
-              <w:jc w:val="right"/>
-            </w:pPr>
-            <w:r/>
-            <w:r>
-              <w:rPr>
-                <w:b w:val="0"/>
-                <w:sz w:val="18"/>
-              </w:rPr>
-              <w:t>0</w:t>
-            </w:r>
-          </w:p>
-        </w:tc>
-        <w:tc>
-          <w:tcPr>
-            <w:tcW w:type="dxa" w:w="1077"/>
-            <w:tcMar>
-              <w:top w:w="15" w:type="dxa"/>
-              <w:bottom w:w="15" w:type="dxa"/>
-            </w:tcMar>
-          </w:tcPr>
-          <w:p>
-            <w:pPr>
-              <w:spacing w:after="0" w:line="240" w:lineRule="auto"/>
-              <w:jc w:val="right"/>
-            </w:pPr>
-            <w:r/>
-            <w:r>
-              <w:rPr>
-                <w:b w:val="0"/>
-                <w:sz w:val="18"/>
-              </w:rPr>
-              <w:t>0</w:t>
-            </w:r>
-          </w:p>
-        </w:tc>
-        <w:tc>
-          <w:tcPr>
-            <w:tcW w:type="dxa" w:w="1077"/>
-            <w:tcMar>
-              <w:top w:w="15" w:type="dxa"/>
-              <w:bottom w:w="15" w:type="dxa"/>
-            </w:tcMar>
-          </w:tcPr>
-          <w:p>
-            <w:pPr>
-              <w:spacing w:after="0" w:line="240" w:lineRule="auto"/>
-              <w:jc w:val="right"/>
-            </w:pPr>
-            <w:r/>
-            <w:r>
-              <w:rPr>
-                <w:b w:val="0"/>
-                <w:sz w:val="18"/>
-              </w:rPr>
-              <w:t>0</w:t>
-            </w:r>
-          </w:p>
-        </w:tc>
-        <w:tc>
-          <w:tcPr>
-            <w:tcW w:type="dxa" w:w="1077"/>
-            <w:tcMar>
-              <w:top w:w="15" w:type="dxa"/>
-              <w:bottom w:w="15" w:type="dxa"/>
-            </w:tcMar>
-          </w:tcPr>
-          <w:p>
-            <w:pPr>
-              <w:spacing w:after="0" w:line="240" w:lineRule="auto"/>
-              <w:jc w:val="right"/>
-            </w:pPr>
-            <w:r/>
-            <w:r>
-              <w:rPr>
-                <w:b w:val="0"/>
-                <w:sz w:val="18"/>
-              </w:rPr>
-              <w:t>885</w:t>
-            </w:r>
-          </w:p>
-        </w:tc>
-        <w:tc>
-          <w:tcPr>
-            <w:tcW w:type="dxa" w:w="1077"/>
-            <w:tcMar>
-              <w:top w:w="15" w:type="dxa"/>
-              <w:bottom w:w="15" w:type="dxa"/>
-            </w:tcMar>
-          </w:tcPr>
-          <w:p>
-            <w:pPr>
-              <w:spacing w:after="0" w:line="240" w:lineRule="auto"/>
-              <w:jc w:val="right"/>
-            </w:pPr>
-            <w:r/>
-            <w:r>
-              <w:rPr>
-                <w:b w:val="0"/>
-                <w:sz w:val="18"/>
-              </w:rPr>
-              <w:t>0</w:t>
-            </w:r>
-          </w:p>
-        </w:tc>
-        <w:tc>
-          <w:tcPr>
-            <w:tcW w:type="dxa" w:w="1077"/>
-            <w:tcMar>
-              <w:top w:w="15" w:type="dxa"/>
-              <w:bottom w:w="15" w:type="dxa"/>
-            </w:tcMar>
-          </w:tcPr>
-          <w:p>
-            <w:pPr>
-              <w:spacing w:after="0" w:line="240" w:lineRule="auto"/>
-              <w:jc w:val="right"/>
-            </w:pPr>
-            <w:r/>
-            <w:r>
-              <w:rPr>
-                <w:b w:val="0"/>
-                <w:sz w:val="18"/>
-              </w:rPr>
-              <w:t>384</w:t>
-            </w:r>
-          </w:p>
-        </w:tc>
-        <w:tc>
-          <w:tcPr>
-            <w:tcW w:type="dxa" w:w="1077"/>
-            <w:tcMar>
-              <w:top w:w="15" w:type="dxa"/>
-              <w:bottom w:w="15" w:type="dxa"/>
-            </w:tcMar>
-          </w:tcPr>
-          <w:p>
-            <w:pPr>
-              <w:spacing w:after="0" w:line="240" w:lineRule="auto"/>
-              <w:jc w:val="right"/>
-            </w:pPr>
-            <w:r/>
-            <w:r>
-              <w:rPr>
-                <w:b w:val="0"/>
-                <w:sz w:val="18"/>
-              </w:rPr>
-              <w:t>116</w:t>
-            </w:r>
-          </w:p>
-        </w:tc>
-        <w:tc>
-          <w:tcPr>
-            <w:tcW w:type="dxa" w:w="1134"/>
-            <w:tcMar>
-              <w:top w:w="15" w:type="dxa"/>
-              <w:bottom w:w="15" w:type="dxa"/>
-            </w:tcMar>
-          </w:tcPr>
-          <w:p>
-            <w:pPr>
-              <w:spacing w:after="0" w:line="240" w:lineRule="auto"/>
-              <w:jc w:val="right"/>
-            </w:pPr>
-            <w:r/>
-            <w:r>
-              <w:rPr>
-                <w:b w:val="0"/>
-                <w:sz w:val="18"/>
-              </w:rPr>
-              <w:t>1.385</w:t>
-            </w:r>
-          </w:p>
-        </w:tc>
-      </w:tr>
-      <w:tr>
-        <w:tc>
-          <w:tcPr>
-            <w:tcW w:type="dxa" w:w="794"/>
-            <w:tcMar>
-              <w:top w:w="15" w:type="dxa"/>
-              <w:bottom w:w="15" w:type="dxa"/>
-            </w:tcMar>
-          </w:tcPr>
-          <w:p>
-            <w:pPr>
-              <w:spacing w:after="0" w:line="240" w:lineRule="auto"/>
-              <w:jc w:val="left"/>
-            </w:pPr>
-            <w:r/>
-            <w:r>
-              <w:rPr>
-                <w:b w:val="0"/>
-                <w:sz w:val="18"/>
-              </w:rPr>
-              <w:t>04</w:t>
-            </w:r>
-          </w:p>
-        </w:tc>
-        <w:tc>
-          <w:tcPr>
-            <w:tcW w:type="dxa" w:w="1077"/>
-            <w:tcMar>
-              <w:top w:w="15" w:type="dxa"/>
-              <w:bottom w:w="15" w:type="dxa"/>
-            </w:tcMar>
-          </w:tcPr>
-          <w:p>
-            <w:pPr>
-              <w:spacing w:after="0" w:line="240" w:lineRule="auto"/>
-              <w:jc w:val="right"/>
-            </w:pPr>
-            <w:r/>
-            <w:r>
-              <w:rPr>
-                <w:b w:val="0"/>
-                <w:sz w:val="18"/>
-              </w:rPr>
-              <w:t>116</w:t>
-            </w:r>
-          </w:p>
-        </w:tc>
-        <w:tc>
-          <w:tcPr>
-            <w:tcW w:type="dxa" w:w="1077"/>
-            <w:tcMar>
-              <w:top w:w="15" w:type="dxa"/>
-              <w:bottom w:w="15" w:type="dxa"/>
-            </w:tcMar>
-          </w:tcPr>
-          <w:p>
-            <w:pPr>
-              <w:spacing w:after="0" w:line="240" w:lineRule="auto"/>
-              <w:jc w:val="right"/>
-            </w:pPr>
-            <w:r/>
-            <w:r>
-              <w:rPr>
-                <w:b w:val="0"/>
-                <w:sz w:val="18"/>
-              </w:rPr>
-              <w:t>0</w:t>
-            </w:r>
-          </w:p>
-        </w:tc>
-        <w:tc>
-          <w:tcPr>
-            <w:tcW w:type="dxa" w:w="1077"/>
-            <w:tcMar>
-              <w:top w:w="15" w:type="dxa"/>
-              <w:bottom w:w="15" w:type="dxa"/>
-            </w:tcMar>
-          </w:tcPr>
-          <w:p>
-            <w:pPr>
-              <w:spacing w:after="0" w:line="240" w:lineRule="auto"/>
-              <w:jc w:val="right"/>
-            </w:pPr>
-            <w:r/>
-            <w:r>
-              <w:rPr>
-                <w:b w:val="0"/>
-                <w:sz w:val="18"/>
-              </w:rPr>
-              <w:t>0</w:t>
-            </w:r>
-          </w:p>
-        </w:tc>
-        <w:tc>
-          <w:tcPr>
-            <w:tcW w:type="dxa" w:w="1077"/>
-            <w:tcMar>
-              <w:top w:w="15" w:type="dxa"/>
-              <w:bottom w:w="15" w:type="dxa"/>
-            </w:tcMar>
-          </w:tcPr>
-          <w:p>
-            <w:pPr>
-              <w:spacing w:after="0" w:line="240" w:lineRule="auto"/>
-              <w:jc w:val="right"/>
-            </w:pPr>
-            <w:r/>
-            <w:r>
-              <w:rPr>
-                <w:b w:val="0"/>
-                <w:sz w:val="18"/>
-              </w:rPr>
-              <w:t>579</w:t>
-            </w:r>
-          </w:p>
-        </w:tc>
-        <w:tc>
-          <w:tcPr>
-            <w:tcW w:type="dxa" w:w="1077"/>
-            <w:tcMar>
-              <w:top w:w="15" w:type="dxa"/>
-              <w:bottom w:w="15" w:type="dxa"/>
-            </w:tcMar>
-          </w:tcPr>
-          <w:p>
-            <w:pPr>
-              <w:spacing w:after="0" w:line="240" w:lineRule="auto"/>
-              <w:jc w:val="right"/>
-            </w:pPr>
-            <w:r/>
-            <w:r>
-              <w:rPr>
-                <w:b w:val="0"/>
-                <w:sz w:val="18"/>
-              </w:rPr>
-              <w:t>0</w:t>
-            </w:r>
-          </w:p>
-        </w:tc>
-        <w:tc>
-          <w:tcPr>
-            <w:tcW w:type="dxa" w:w="1077"/>
-            <w:tcMar>
-              <w:top w:w="15" w:type="dxa"/>
-              <w:bottom w:w="15" w:type="dxa"/>
-            </w:tcMar>
-          </w:tcPr>
-          <w:p>
-            <w:pPr>
-              <w:spacing w:after="0" w:line="240" w:lineRule="auto"/>
-              <w:jc w:val="right"/>
-            </w:pPr>
-            <w:r/>
-            <w:r>
-              <w:rPr>
-                <w:b w:val="0"/>
-                <w:sz w:val="18"/>
-              </w:rPr>
-              <w:t>542</w:t>
-            </w:r>
-          </w:p>
-        </w:tc>
-        <w:tc>
-          <w:tcPr>
-            <w:tcW w:type="dxa" w:w="1077"/>
-            <w:tcMar>
-              <w:top w:w="15" w:type="dxa"/>
-              <w:bottom w:w="15" w:type="dxa"/>
-            </w:tcMar>
-          </w:tcPr>
-          <w:p>
-            <w:pPr>
-              <w:spacing w:after="0" w:line="240" w:lineRule="auto"/>
-              <w:jc w:val="right"/>
-            </w:pPr>
-            <w:r/>
-            <w:r>
-              <w:rPr>
-                <w:b w:val="0"/>
-                <w:sz w:val="18"/>
-              </w:rPr>
-              <w:t>40</w:t>
-            </w:r>
-          </w:p>
-        </w:tc>
-        <w:tc>
-          <w:tcPr>
-            <w:tcW w:type="dxa" w:w="1134"/>
-            <w:tcMar>
-              <w:top w:w="15" w:type="dxa"/>
-              <w:bottom w:w="15" w:type="dxa"/>
-            </w:tcMar>
-          </w:tcPr>
-          <w:p>
-            <w:pPr>
-              <w:spacing w:after="0" w:line="240" w:lineRule="auto"/>
-              <w:jc w:val="right"/>
-            </w:pPr>
-            <w:r/>
-            <w:r>
-              <w:rPr>
-                <w:b w:val="0"/>
-                <w:sz w:val="18"/>
-              </w:rPr>
-              <w:t>1.277</w:t>
-            </w:r>
-          </w:p>
-        </w:tc>
-      </w:tr>
-      <w:tr>
-        <w:tc>
-          <w:tcPr>
-            <w:tcW w:type="dxa" w:w="794"/>
-            <w:tcMar>
-              <w:top w:w="15" w:type="dxa"/>
-              <w:bottom w:w="15" w:type="dxa"/>
-            </w:tcMar>
-          </w:tcPr>
-          <w:p>
-            <w:pPr>
-              <w:spacing w:after="0" w:line="240" w:lineRule="auto"/>
-              <w:jc w:val="left"/>
-            </w:pPr>
-            <w:r/>
-            <w:r>
-              <w:rPr>
-                <w:b w:val="0"/>
-                <w:sz w:val="18"/>
-              </w:rPr>
-              <w:t>05</w:t>
-            </w:r>
-          </w:p>
-        </w:tc>
-        <w:tc>
-          <w:tcPr>
-            <w:tcW w:type="dxa" w:w="1077"/>
-            <w:tcMar>
-              <w:top w:w="15" w:type="dxa"/>
-              <w:bottom w:w="15" w:type="dxa"/>
-            </w:tcMar>
-          </w:tcPr>
-          <w:p>
-            <w:pPr>
-              <w:spacing w:after="0" w:line="240" w:lineRule="auto"/>
-              <w:jc w:val="right"/>
-            </w:pPr>
-            <w:r/>
-            <w:r>
-              <w:rPr>
-                <w:b w:val="0"/>
-                <w:sz w:val="18"/>
-              </w:rPr>
-              <w:t>120</w:t>
-            </w:r>
-          </w:p>
-        </w:tc>
-        <w:tc>
-          <w:tcPr>
-            <w:tcW w:type="dxa" w:w="1077"/>
-            <w:tcMar>
-              <w:top w:w="15" w:type="dxa"/>
-              <w:bottom w:w="15" w:type="dxa"/>
-            </w:tcMar>
-          </w:tcPr>
-          <w:p>
-            <w:pPr>
-              <w:spacing w:after="0" w:line="240" w:lineRule="auto"/>
-              <w:jc w:val="right"/>
-            </w:pPr>
-            <w:r/>
-            <w:r>
-              <w:rPr>
-                <w:b w:val="0"/>
-                <w:sz w:val="18"/>
-              </w:rPr>
-              <w:t>0</w:t>
-            </w:r>
-          </w:p>
-        </w:tc>
-        <w:tc>
-          <w:tcPr>
-            <w:tcW w:type="dxa" w:w="1077"/>
-            <w:tcMar>
-              <w:top w:w="15" w:type="dxa"/>
-              <w:bottom w:w="15" w:type="dxa"/>
-            </w:tcMar>
-          </w:tcPr>
-          <w:p>
-            <w:pPr>
-              <w:spacing w:after="0" w:line="240" w:lineRule="auto"/>
-              <w:jc w:val="right"/>
-            </w:pPr>
-            <w:r/>
-            <w:r>
-              <w:rPr>
-                <w:b w:val="0"/>
-                <w:sz w:val="18"/>
-              </w:rPr>
-              <w:t>1</w:t>
-            </w:r>
-          </w:p>
-        </w:tc>
-        <w:tc>
-          <w:tcPr>
-            <w:tcW w:type="dxa" w:w="1077"/>
-            <w:tcMar>
-              <w:top w:w="15" w:type="dxa"/>
-              <w:bottom w:w="15" w:type="dxa"/>
-            </w:tcMar>
-          </w:tcPr>
-          <w:p>
-            <w:pPr>
-              <w:spacing w:after="0" w:line="240" w:lineRule="auto"/>
-              <w:jc w:val="right"/>
-            </w:pPr>
-            <w:r/>
-            <w:r>
-              <w:rPr>
-                <w:b w:val="0"/>
-                <w:sz w:val="18"/>
-              </w:rPr>
-              <w:t>297</w:t>
-            </w:r>
-          </w:p>
-        </w:tc>
-        <w:tc>
-          <w:tcPr>
-            <w:tcW w:type="dxa" w:w="1077"/>
-            <w:tcMar>
-              <w:top w:w="15" w:type="dxa"/>
-              <w:bottom w:w="15" w:type="dxa"/>
-            </w:tcMar>
-          </w:tcPr>
-          <w:p>
-            <w:pPr>
-              <w:spacing w:after="0" w:line="240" w:lineRule="auto"/>
-              <w:jc w:val="right"/>
-            </w:pPr>
-            <w:r/>
-            <w:r>
-              <w:rPr>
-                <w:b w:val="0"/>
-                <w:sz w:val="18"/>
-              </w:rPr>
-              <w:t>0</w:t>
-            </w:r>
-          </w:p>
-        </w:tc>
-        <w:tc>
-          <w:tcPr>
-            <w:tcW w:type="dxa" w:w="1077"/>
-            <w:tcMar>
-              <w:top w:w="15" w:type="dxa"/>
-              <w:bottom w:w="15" w:type="dxa"/>
-            </w:tcMar>
-          </w:tcPr>
-          <w:p>
-            <w:pPr>
-              <w:spacing w:after="0" w:line="240" w:lineRule="auto"/>
-              <w:jc w:val="right"/>
-            </w:pPr>
-            <w:r/>
-            <w:r>
-              <w:rPr>
-                <w:b w:val="0"/>
-                <w:sz w:val="18"/>
-              </w:rPr>
-              <w:t>563</w:t>
-            </w:r>
-          </w:p>
-        </w:tc>
-        <w:tc>
-          <w:tcPr>
-            <w:tcW w:type="dxa" w:w="1077"/>
-            <w:tcMar>
-              <w:top w:w="15" w:type="dxa"/>
-              <w:bottom w:w="15" w:type="dxa"/>
-            </w:tcMar>
-          </w:tcPr>
-          <w:p>
-            <w:pPr>
-              <w:spacing w:after="0" w:line="240" w:lineRule="auto"/>
-              <w:jc w:val="right"/>
-            </w:pPr>
-            <w:r/>
-            <w:r>
-              <w:rPr>
-                <w:b w:val="0"/>
-                <w:sz w:val="18"/>
-              </w:rPr>
-              <w:t>26</w:t>
-            </w:r>
-          </w:p>
-        </w:tc>
-        <w:tc>
-          <w:tcPr>
-            <w:tcW w:type="dxa" w:w="1134"/>
-            <w:tcMar>
-              <w:top w:w="15" w:type="dxa"/>
-              <w:bottom w:w="15" w:type="dxa"/>
-            </w:tcMar>
-          </w:tcPr>
-          <w:p>
-            <w:pPr>
-              <w:spacing w:after="0" w:line="240" w:lineRule="auto"/>
-              <w:jc w:val="right"/>
-            </w:pPr>
-            <w:r/>
-            <w:r>
-              <w:rPr>
-                <w:b w:val="0"/>
-                <w:sz w:val="18"/>
-              </w:rPr>
-              <w:t>1.007</w:t>
-            </w:r>
-          </w:p>
-        </w:tc>
-      </w:tr>
-      <w:tr>
-        <w:tc>
-          <w:tcPr>
-            <w:tcW w:type="dxa" w:w="794"/>
-            <w:tcMar>
-              <w:top w:w="15" w:type="dxa"/>
-              <w:bottom w:w="15" w:type="dxa"/>
-            </w:tcMar>
-          </w:tcPr>
-          <w:p>
-            <w:pPr>
-              <w:spacing w:after="0" w:line="240" w:lineRule="auto"/>
-              <w:jc w:val="left"/>
-            </w:pPr>
-            <w:r/>
-            <w:r>
-              <w:rPr>
-                <w:b w:val="0"/>
-                <w:sz w:val="18"/>
-              </w:rPr>
-              <w:t>06</w:t>
-            </w:r>
-          </w:p>
-        </w:tc>
-        <w:tc>
-          <w:tcPr>
-            <w:tcW w:type="dxa" w:w="1077"/>
-            <w:tcMar>
-              <w:top w:w="15" w:type="dxa"/>
-              <w:bottom w:w="15" w:type="dxa"/>
-            </w:tcMar>
-          </w:tcPr>
-          <w:p>
-            <w:pPr>
-              <w:spacing w:after="0" w:line="240" w:lineRule="auto"/>
-              <w:jc w:val="right"/>
-            </w:pPr>
-            <w:r/>
-            <w:r>
-              <w:rPr>
-                <w:b w:val="0"/>
-                <w:sz w:val="18"/>
-              </w:rPr>
-              <w:t>154</w:t>
-            </w:r>
-          </w:p>
-        </w:tc>
-        <w:tc>
-          <w:tcPr>
-            <w:tcW w:type="dxa" w:w="1077"/>
-            <w:tcMar>
-              <w:top w:w="15" w:type="dxa"/>
-              <w:bottom w:w="15" w:type="dxa"/>
-            </w:tcMar>
-          </w:tcPr>
-          <w:p>
-            <w:pPr>
-              <w:spacing w:after="0" w:line="240" w:lineRule="auto"/>
-              <w:jc w:val="right"/>
-            </w:pPr>
-            <w:r/>
-            <w:r>
-              <w:rPr>
-                <w:b w:val="0"/>
-                <w:sz w:val="18"/>
-              </w:rPr>
-              <w:t>0</w:t>
-            </w:r>
-          </w:p>
-        </w:tc>
-        <w:tc>
-          <w:tcPr>
-            <w:tcW w:type="dxa" w:w="1077"/>
-            <w:tcMar>
-              <w:top w:w="15" w:type="dxa"/>
-              <w:bottom w:w="15" w:type="dxa"/>
-            </w:tcMar>
-          </w:tcPr>
-          <w:p>
-            <w:pPr>
-              <w:spacing w:after="0" w:line="240" w:lineRule="auto"/>
-              <w:jc w:val="right"/>
-            </w:pPr>
-            <w:r/>
-            <w:r>
-              <w:rPr>
-                <w:b w:val="0"/>
-                <w:sz w:val="18"/>
-              </w:rPr>
-              <w:t>67</w:t>
-            </w:r>
-          </w:p>
-        </w:tc>
-        <w:tc>
-          <w:tcPr>
-            <w:tcW w:type="dxa" w:w="1077"/>
-            <w:tcMar>
-              <w:top w:w="15" w:type="dxa"/>
-              <w:bottom w:w="15" w:type="dxa"/>
-            </w:tcMar>
-          </w:tcPr>
-          <w:p>
-            <w:pPr>
-              <w:spacing w:after="0" w:line="240" w:lineRule="auto"/>
-              <w:jc w:val="right"/>
-            </w:pPr>
-            <w:r/>
-            <w:r>
-              <w:rPr>
-                <w:b w:val="0"/>
-                <w:sz w:val="18"/>
-              </w:rPr>
-              <w:t>875</w:t>
-            </w:r>
-          </w:p>
-        </w:tc>
-        <w:tc>
-          <w:tcPr>
-            <w:tcW w:type="dxa" w:w="1077"/>
-            <w:tcMar>
-              <w:top w:w="15" w:type="dxa"/>
-              <w:bottom w:w="15" w:type="dxa"/>
-            </w:tcMar>
-          </w:tcPr>
-          <w:p>
-            <w:pPr>
-              <w:spacing w:after="0" w:line="240" w:lineRule="auto"/>
-              <w:jc w:val="right"/>
-            </w:pPr>
-            <w:r/>
-            <w:r>
-              <w:rPr>
-                <w:b w:val="0"/>
-                <w:sz w:val="18"/>
-              </w:rPr>
-              <w:t>14</w:t>
-            </w:r>
-          </w:p>
-        </w:tc>
-        <w:tc>
-          <w:tcPr>
-            <w:tcW w:type="dxa" w:w="1077"/>
-            <w:tcMar>
-              <w:top w:w="15" w:type="dxa"/>
-              <w:bottom w:w="15" w:type="dxa"/>
-            </w:tcMar>
-          </w:tcPr>
-          <w:p>
-            <w:pPr>
-              <w:spacing w:after="0" w:line="240" w:lineRule="auto"/>
-              <w:jc w:val="right"/>
-            </w:pPr>
-            <w:r/>
-            <w:r>
-              <w:rPr>
-                <w:b w:val="0"/>
-                <w:sz w:val="18"/>
-              </w:rPr>
-              <w:t>774</w:t>
-            </w:r>
-          </w:p>
-        </w:tc>
-        <w:tc>
-          <w:tcPr>
-            <w:tcW w:type="dxa" w:w="1077"/>
-            <w:tcMar>
-              <w:top w:w="15" w:type="dxa"/>
-              <w:bottom w:w="15" w:type="dxa"/>
-            </w:tcMar>
-          </w:tcPr>
-          <w:p>
-            <w:pPr>
-              <w:spacing w:after="0" w:line="240" w:lineRule="auto"/>
-              <w:jc w:val="right"/>
-            </w:pPr>
-            <w:r/>
-            <w:r>
-              <w:rPr>
-                <w:b w:val="0"/>
-                <w:sz w:val="18"/>
-              </w:rPr>
-              <w:t>67</w:t>
-            </w:r>
-          </w:p>
-        </w:tc>
-        <w:tc>
-          <w:tcPr>
-            <w:tcW w:type="dxa" w:w="1134"/>
-            <w:tcMar>
-              <w:top w:w="15" w:type="dxa"/>
-              <w:bottom w:w="15" w:type="dxa"/>
-            </w:tcMar>
-          </w:tcPr>
-          <w:p>
-            <w:pPr>
-              <w:spacing w:after="0" w:line="240" w:lineRule="auto"/>
-              <w:jc w:val="right"/>
-            </w:pPr>
-            <w:r/>
-            <w:r>
-              <w:rPr>
-                <w:b w:val="0"/>
-                <w:sz w:val="18"/>
-              </w:rPr>
-              <w:t>1.951</w:t>
-            </w:r>
-          </w:p>
-        </w:tc>
-      </w:tr>
-      <w:tr>
-        <w:tc>
-          <w:tcPr>
-            <w:tcW w:type="dxa" w:w="794"/>
-            <w:tcMar>
-              <w:top w:w="15" w:type="dxa"/>
-              <w:bottom w:w="15" w:type="dxa"/>
-            </w:tcMar>
-          </w:tcPr>
-          <w:p>
-            <w:pPr>
-              <w:spacing w:after="0" w:line="240" w:lineRule="auto"/>
-              <w:jc w:val="left"/>
-            </w:pPr>
-            <w:r/>
-            <w:r>
-              <w:rPr>
-                <w:b w:val="0"/>
-                <w:sz w:val="18"/>
-              </w:rPr>
-              <w:t>07</w:t>
-            </w:r>
-          </w:p>
-        </w:tc>
-        <w:tc>
-          <w:tcPr>
-            <w:tcW w:type="dxa" w:w="1077"/>
-            <w:tcMar>
-              <w:top w:w="15" w:type="dxa"/>
-              <w:bottom w:w="15" w:type="dxa"/>
-            </w:tcMar>
-          </w:tcPr>
-          <w:p>
-            <w:pPr>
-              <w:spacing w:after="0" w:line="240" w:lineRule="auto"/>
-              <w:jc w:val="right"/>
-            </w:pPr>
-            <w:r/>
-            <w:r>
-              <w:rPr>
-                <w:b w:val="0"/>
-                <w:sz w:val="18"/>
-              </w:rPr>
-              <w:t>126</w:t>
-            </w:r>
-          </w:p>
-        </w:tc>
-        <w:tc>
-          <w:tcPr>
-            <w:tcW w:type="dxa" w:w="1077"/>
-            <w:tcMar>
-              <w:top w:w="15" w:type="dxa"/>
-              <w:bottom w:w="15" w:type="dxa"/>
-            </w:tcMar>
-          </w:tcPr>
-          <w:p>
-            <w:pPr>
-              <w:spacing w:after="0" w:line="240" w:lineRule="auto"/>
-              <w:jc w:val="right"/>
-            </w:pPr>
-            <w:r/>
-            <w:r>
-              <w:rPr>
-                <w:b w:val="0"/>
-                <w:sz w:val="18"/>
-              </w:rPr>
-              <w:t>0</w:t>
-            </w:r>
-          </w:p>
-        </w:tc>
-        <w:tc>
-          <w:tcPr>
-            <w:tcW w:type="dxa" w:w="1077"/>
-            <w:tcMar>
-              <w:top w:w="15" w:type="dxa"/>
-              <w:bottom w:w="15" w:type="dxa"/>
-            </w:tcMar>
-          </w:tcPr>
-          <w:p>
-            <w:pPr>
-              <w:spacing w:after="0" w:line="240" w:lineRule="auto"/>
-              <w:jc w:val="right"/>
-            </w:pPr>
-            <w:r/>
-            <w:r>
-              <w:rPr>
-                <w:b w:val="0"/>
-                <w:sz w:val="18"/>
-              </w:rPr>
-              <w:t>27</w:t>
-            </w:r>
-          </w:p>
-        </w:tc>
-        <w:tc>
-          <w:tcPr>
-            <w:tcW w:type="dxa" w:w="1077"/>
-            <w:tcMar>
-              <w:top w:w="15" w:type="dxa"/>
-              <w:bottom w:w="15" w:type="dxa"/>
-            </w:tcMar>
-          </w:tcPr>
-          <w:p>
-            <w:pPr>
-              <w:spacing w:after="0" w:line="240" w:lineRule="auto"/>
-              <w:jc w:val="right"/>
-            </w:pPr>
-            <w:r/>
-            <w:r>
-              <w:rPr>
-                <w:b w:val="0"/>
-                <w:sz w:val="18"/>
-              </w:rPr>
-              <w:t>301</w:t>
-            </w:r>
-          </w:p>
-        </w:tc>
-        <w:tc>
-          <w:tcPr>
-            <w:tcW w:type="dxa" w:w="1077"/>
-            <w:tcMar>
-              <w:top w:w="15" w:type="dxa"/>
-              <w:bottom w:w="15" w:type="dxa"/>
-            </w:tcMar>
-          </w:tcPr>
-          <w:p>
-            <w:pPr>
-              <w:spacing w:after="0" w:line="240" w:lineRule="auto"/>
-              <w:jc w:val="right"/>
-            </w:pPr>
-            <w:r/>
-            <w:r>
-              <w:rPr>
-                <w:b w:val="0"/>
-                <w:sz w:val="18"/>
-              </w:rPr>
-              <w:t>179</w:t>
-            </w:r>
-          </w:p>
-        </w:tc>
-        <w:tc>
-          <w:tcPr>
-            <w:tcW w:type="dxa" w:w="1077"/>
-            <w:tcMar>
-              <w:top w:w="15" w:type="dxa"/>
-              <w:bottom w:w="15" w:type="dxa"/>
-            </w:tcMar>
-          </w:tcPr>
-          <w:p>
-            <w:pPr>
-              <w:spacing w:after="0" w:line="240" w:lineRule="auto"/>
-              <w:jc w:val="right"/>
-            </w:pPr>
-            <w:r/>
-            <w:r>
-              <w:rPr>
-                <w:b w:val="0"/>
-                <w:sz w:val="18"/>
-              </w:rPr>
-              <w:t>484</w:t>
-            </w:r>
-          </w:p>
-        </w:tc>
-        <w:tc>
-          <w:tcPr>
-            <w:tcW w:type="dxa" w:w="1077"/>
-            <w:tcMar>
-              <w:top w:w="15" w:type="dxa"/>
-              <w:bottom w:w="15" w:type="dxa"/>
-            </w:tcMar>
-          </w:tcPr>
-          <w:p>
-            <w:pPr>
-              <w:spacing w:after="0" w:line="240" w:lineRule="auto"/>
-              <w:jc w:val="right"/>
-            </w:pPr>
-            <w:r/>
-            <w:r>
-              <w:rPr>
-                <w:b w:val="0"/>
-                <w:sz w:val="18"/>
-              </w:rPr>
-              <w:t>23</w:t>
-            </w:r>
-          </w:p>
-        </w:tc>
-        <w:tc>
-          <w:tcPr>
-            <w:tcW w:type="dxa" w:w="1134"/>
-            <w:tcMar>
-              <w:top w:w="15" w:type="dxa"/>
-              <w:bottom w:w="15" w:type="dxa"/>
-            </w:tcMar>
-          </w:tcPr>
-          <w:p>
-            <w:pPr>
-              <w:spacing w:after="0" w:line="240" w:lineRule="auto"/>
-              <w:jc w:val="right"/>
-            </w:pPr>
-            <w:r/>
-            <w:r>
-              <w:rPr>
-                <w:b w:val="0"/>
-                <w:sz w:val="18"/>
-              </w:rPr>
-              <w:t>1.140</w:t>
-            </w:r>
-          </w:p>
-        </w:tc>
-      </w:tr>
-      <w:tr>
-        <w:tc>
-          <w:tcPr>
-            <w:tcW w:type="dxa" w:w="794"/>
-            <w:tcMar>
-              <w:top w:w="15" w:type="dxa"/>
-              <w:bottom w:w="15" w:type="dxa"/>
-            </w:tcMar>
-          </w:tcPr>
-          <w:p>
-            <w:pPr>
-              <w:spacing w:after="0" w:line="240" w:lineRule="auto"/>
-              <w:jc w:val="left"/>
-            </w:pPr>
-            <w:r/>
-            <w:r>
-              <w:rPr>
-                <w:b w:val="0"/>
-                <w:sz w:val="18"/>
-              </w:rPr>
-              <w:t>08</w:t>
-            </w:r>
-          </w:p>
-        </w:tc>
-        <w:tc>
-          <w:tcPr>
-            <w:tcW w:type="dxa" w:w="1077"/>
-            <w:tcMar>
-              <w:top w:w="15" w:type="dxa"/>
-              <w:bottom w:w="15" w:type="dxa"/>
-            </w:tcMar>
-          </w:tcPr>
-          <w:p>
-            <w:pPr>
-              <w:spacing w:after="0" w:line="240" w:lineRule="auto"/>
-              <w:jc w:val="right"/>
-            </w:pPr>
-            <w:r/>
-            <w:r>
-              <w:rPr>
-                <w:b w:val="0"/>
-                <w:sz w:val="18"/>
-              </w:rPr>
-              <w:t>77</w:t>
-            </w:r>
-          </w:p>
-        </w:tc>
-        <w:tc>
-          <w:tcPr>
-            <w:tcW w:type="dxa" w:w="1077"/>
-            <w:tcMar>
-              <w:top w:w="15" w:type="dxa"/>
-              <w:bottom w:w="15" w:type="dxa"/>
-            </w:tcMar>
-          </w:tcPr>
-          <w:p>
-            <w:pPr>
-              <w:spacing w:after="0" w:line="240" w:lineRule="auto"/>
-              <w:jc w:val="right"/>
-            </w:pPr>
-            <w:r/>
-            <w:r>
-              <w:rPr>
-                <w:b w:val="0"/>
-                <w:sz w:val="18"/>
-              </w:rPr>
-              <w:t>0</w:t>
-            </w:r>
-          </w:p>
-        </w:tc>
-        <w:tc>
-          <w:tcPr>
-            <w:tcW w:type="dxa" w:w="1077"/>
-            <w:tcMar>
-              <w:top w:w="15" w:type="dxa"/>
-              <w:bottom w:w="15" w:type="dxa"/>
-            </w:tcMar>
-          </w:tcPr>
-          <w:p>
-            <w:pPr>
-              <w:spacing w:after="0" w:line="240" w:lineRule="auto"/>
-              <w:jc w:val="right"/>
-            </w:pPr>
-            <w:r/>
-            <w:r>
-              <w:rPr>
-                <w:b w:val="0"/>
-                <w:sz w:val="18"/>
-              </w:rPr>
-              <w:t>11</w:t>
-            </w:r>
-          </w:p>
-        </w:tc>
-        <w:tc>
-          <w:tcPr>
-            <w:tcW w:type="dxa" w:w="1077"/>
-            <w:tcMar>
-              <w:top w:w="15" w:type="dxa"/>
-              <w:bottom w:w="15" w:type="dxa"/>
-            </w:tcMar>
-          </w:tcPr>
-          <w:p>
-            <w:pPr>
-              <w:spacing w:after="0" w:line="240" w:lineRule="auto"/>
-              <w:jc w:val="right"/>
-            </w:pPr>
-            <w:r/>
-            <w:r>
-              <w:rPr>
-                <w:b w:val="0"/>
-                <w:sz w:val="18"/>
-              </w:rPr>
-              <w:t>29</w:t>
-            </w:r>
-          </w:p>
-        </w:tc>
-        <w:tc>
-          <w:tcPr>
-            <w:tcW w:type="dxa" w:w="1077"/>
-            <w:tcMar>
-              <w:top w:w="15" w:type="dxa"/>
-              <w:bottom w:w="15" w:type="dxa"/>
-            </w:tcMar>
-          </w:tcPr>
-          <w:p>
-            <w:pPr>
-              <w:spacing w:after="0" w:line="240" w:lineRule="auto"/>
-              <w:jc w:val="right"/>
-            </w:pPr>
-            <w:r/>
-            <w:r>
-              <w:rPr>
-                <w:b w:val="0"/>
-                <w:sz w:val="18"/>
-              </w:rPr>
-              <w:t>37</w:t>
-            </w:r>
-          </w:p>
-        </w:tc>
-        <w:tc>
-          <w:tcPr>
-            <w:tcW w:type="dxa" w:w="1077"/>
-            <w:tcMar>
-              <w:top w:w="15" w:type="dxa"/>
-              <w:bottom w:w="15" w:type="dxa"/>
-            </w:tcMar>
-          </w:tcPr>
-          <w:p>
-            <w:pPr>
-              <w:spacing w:after="0" w:line="240" w:lineRule="auto"/>
-              <w:jc w:val="right"/>
-            </w:pPr>
-            <w:r/>
-            <w:r>
-              <w:rPr>
-                <w:b w:val="0"/>
-                <w:sz w:val="18"/>
-              </w:rPr>
-              <w:t>0</w:t>
-            </w:r>
-          </w:p>
-        </w:tc>
-        <w:tc>
-          <w:tcPr>
-            <w:tcW w:type="dxa" w:w="1077"/>
-            <w:tcMar>
-              <w:top w:w="15" w:type="dxa"/>
-              <w:bottom w:w="15" w:type="dxa"/>
-            </w:tcMar>
-          </w:tcPr>
-          <w:p>
-            <w:pPr>
-              <w:spacing w:after="0" w:line="240" w:lineRule="auto"/>
-              <w:jc w:val="right"/>
-            </w:pPr>
-            <w:r/>
-            <w:r>
-              <w:rPr>
-                <w:b w:val="0"/>
-                <w:sz w:val="18"/>
-              </w:rPr>
-              <w:t>0</w:t>
-            </w:r>
-          </w:p>
-        </w:tc>
-        <w:tc>
-          <w:tcPr>
-            <w:tcW w:type="dxa" w:w="1134"/>
-            <w:tcMar>
-              <w:top w:w="15" w:type="dxa"/>
-              <w:bottom w:w="15" w:type="dxa"/>
-            </w:tcMar>
-          </w:tcPr>
-          <w:p>
-            <w:pPr>
-              <w:spacing w:after="0" w:line="240" w:lineRule="auto"/>
-              <w:jc w:val="right"/>
-            </w:pPr>
-            <w:r/>
-            <w:r>
-              <w:rPr>
-                <w:b w:val="0"/>
-                <w:sz w:val="18"/>
-              </w:rPr>
-              <w:t>154</w:t>
-            </w:r>
-          </w:p>
-        </w:tc>
-      </w:tr>
-      <w:tr>
-        <w:tc>
-          <w:tcPr>
-            <w:tcW w:type="dxa" w:w="794"/>
-            <w:tcMar>
-              <w:top w:w="15" w:type="dxa"/>
-              <w:bottom w:w="15" w:type="dxa"/>
-            </w:tcMar>
-          </w:tcPr>
-          <w:p>
-            <w:pPr>
-              <w:spacing w:after="0" w:line="240" w:lineRule="auto"/>
-              <w:jc w:val="left"/>
-            </w:pPr>
-            <w:r/>
-            <w:r>
-              <w:rPr>
-                <w:b w:val="0"/>
-                <w:sz w:val="18"/>
-              </w:rPr>
-              <w:t>09</w:t>
-            </w:r>
-          </w:p>
-        </w:tc>
-        <w:tc>
-          <w:tcPr>
-            <w:tcW w:type="dxa" w:w="1077"/>
-            <w:tcMar>
-              <w:top w:w="15" w:type="dxa"/>
-              <w:bottom w:w="15" w:type="dxa"/>
-            </w:tcMar>
-          </w:tcPr>
-          <w:p>
-            <w:pPr>
-              <w:spacing w:after="0" w:line="240" w:lineRule="auto"/>
-              <w:jc w:val="right"/>
-            </w:pPr>
-            <w:r/>
-            <w:r>
-              <w:rPr>
-                <w:b w:val="0"/>
-                <w:sz w:val="18"/>
-              </w:rPr>
-              <w:t>78</w:t>
-            </w:r>
-          </w:p>
-        </w:tc>
-        <w:tc>
-          <w:tcPr>
-            <w:tcW w:type="dxa" w:w="1077"/>
-            <w:tcMar>
-              <w:top w:w="15" w:type="dxa"/>
-              <w:bottom w:w="15" w:type="dxa"/>
-            </w:tcMar>
-          </w:tcPr>
-          <w:p>
-            <w:pPr>
-              <w:spacing w:after="0" w:line="240" w:lineRule="auto"/>
-              <w:jc w:val="right"/>
-            </w:pPr>
-            <w:r/>
-            <w:r>
-              <w:rPr>
-                <w:b w:val="0"/>
-                <w:sz w:val="18"/>
-              </w:rPr>
-              <w:t>121</w:t>
-            </w:r>
-          </w:p>
-        </w:tc>
-        <w:tc>
-          <w:tcPr>
-            <w:tcW w:type="dxa" w:w="1077"/>
-            <w:tcMar>
-              <w:top w:w="15" w:type="dxa"/>
-              <w:bottom w:w="15" w:type="dxa"/>
-            </w:tcMar>
-          </w:tcPr>
-          <w:p>
-            <w:pPr>
-              <w:spacing w:after="0" w:line="240" w:lineRule="auto"/>
-              <w:jc w:val="right"/>
-            </w:pPr>
-            <w:r/>
-            <w:r>
-              <w:rPr>
-                <w:b w:val="0"/>
-                <w:sz w:val="18"/>
-              </w:rPr>
-              <w:t>61</w:t>
-            </w:r>
-          </w:p>
-        </w:tc>
-        <w:tc>
-          <w:tcPr>
-            <w:tcW w:type="dxa" w:w="1077"/>
-            <w:tcMar>
-              <w:top w:w="15" w:type="dxa"/>
-              <w:bottom w:w="15" w:type="dxa"/>
-            </w:tcMar>
-          </w:tcPr>
-          <w:p>
-            <w:pPr>
-              <w:spacing w:after="0" w:line="240" w:lineRule="auto"/>
-              <w:jc w:val="right"/>
-            </w:pPr>
-            <w:r/>
-            <w:r>
-              <w:rPr>
-                <w:b w:val="0"/>
-                <w:sz w:val="18"/>
-              </w:rPr>
-              <w:t>436</w:t>
-            </w:r>
-          </w:p>
-        </w:tc>
-        <w:tc>
-          <w:tcPr>
-            <w:tcW w:type="dxa" w:w="1077"/>
-            <w:tcMar>
-              <w:top w:w="15" w:type="dxa"/>
-              <w:bottom w:w="15" w:type="dxa"/>
-            </w:tcMar>
-          </w:tcPr>
-          <w:p>
-            <w:pPr>
-              <w:spacing w:after="0" w:line="240" w:lineRule="auto"/>
-              <w:jc w:val="right"/>
-            </w:pPr>
-            <w:r/>
-            <w:r>
-              <w:rPr>
-                <w:b w:val="0"/>
-                <w:sz w:val="18"/>
-              </w:rPr>
-              <w:t>229</w:t>
-            </w:r>
-          </w:p>
-        </w:tc>
-        <w:tc>
-          <w:tcPr>
-            <w:tcW w:type="dxa" w:w="1077"/>
-            <w:tcMar>
-              <w:top w:w="15" w:type="dxa"/>
-              <w:bottom w:w="15" w:type="dxa"/>
-            </w:tcMar>
-          </w:tcPr>
-          <w:p>
-            <w:pPr>
-              <w:spacing w:after="0" w:line="240" w:lineRule="auto"/>
-              <w:jc w:val="right"/>
-            </w:pPr>
-            <w:r/>
-            <w:r>
-              <w:rPr>
-                <w:b w:val="0"/>
-                <w:sz w:val="18"/>
-              </w:rPr>
-              <w:t>632</w:t>
-            </w:r>
-          </w:p>
-        </w:tc>
-        <w:tc>
-          <w:tcPr>
-            <w:tcW w:type="dxa" w:w="1077"/>
-            <w:tcMar>
-              <w:top w:w="15" w:type="dxa"/>
-              <w:bottom w:w="15" w:type="dxa"/>
-            </w:tcMar>
-          </w:tcPr>
-          <w:p>
-            <w:pPr>
-              <w:spacing w:after="0" w:line="240" w:lineRule="auto"/>
-              <w:jc w:val="right"/>
-            </w:pPr>
-            <w:r/>
-            <w:r>
-              <w:rPr>
-                <w:b w:val="0"/>
-                <w:sz w:val="18"/>
-              </w:rPr>
-              <w:t>14</w:t>
-            </w:r>
-          </w:p>
-        </w:tc>
-        <w:tc>
-          <w:tcPr>
-            <w:tcW w:type="dxa" w:w="1134"/>
-            <w:tcMar>
-              <w:top w:w="15" w:type="dxa"/>
-              <w:bottom w:w="15" w:type="dxa"/>
-            </w:tcMar>
-          </w:tcPr>
-          <w:p>
-            <w:pPr>
-              <w:spacing w:after="0" w:line="240" w:lineRule="auto"/>
-              <w:jc w:val="right"/>
-            </w:pPr>
-            <w:r/>
-            <w:r>
-              <w:rPr>
-                <w:b w:val="0"/>
-                <w:sz w:val="18"/>
-              </w:rPr>
-              <w:t>1.571</w:t>
-            </w:r>
-          </w:p>
-        </w:tc>
-      </w:tr>
-      <w:tr>
-        <w:tc>
-          <w:tcPr>
-            <w:tcW w:type="dxa" w:w="794"/>
-            <w:tcMar>
-              <w:top w:w="15" w:type="dxa"/>
-              <w:bottom w:w="15" w:type="dxa"/>
-            </w:tcMar>
-          </w:tcPr>
-          <w:p>
-            <w:pPr>
-              <w:spacing w:after="0" w:line="240" w:lineRule="auto"/>
-              <w:jc w:val="left"/>
-            </w:pPr>
-            <w:r/>
-            <w:r>
-              <w:rPr>
-                <w:b w:val="0"/>
-                <w:sz w:val="18"/>
-              </w:rPr>
-              <w:t>10</w:t>
-            </w:r>
-          </w:p>
-        </w:tc>
-        <w:tc>
-          <w:tcPr>
-            <w:tcW w:type="dxa" w:w="1077"/>
-            <w:tcMar>
-              <w:top w:w="15" w:type="dxa"/>
-              <w:bottom w:w="15" w:type="dxa"/>
-            </w:tcMar>
-          </w:tcPr>
-          <w:p>
-            <w:pPr>
-              <w:spacing w:after="0" w:line="240" w:lineRule="auto"/>
-              <w:jc w:val="right"/>
-            </w:pPr>
-            <w:r/>
-            <w:r>
-              <w:rPr>
-                <w:b w:val="0"/>
-                <w:sz w:val="18"/>
-              </w:rPr>
-              <w:t>80</w:t>
-            </w:r>
-          </w:p>
-        </w:tc>
-        <w:tc>
-          <w:tcPr>
-            <w:tcW w:type="dxa" w:w="1077"/>
-            <w:tcMar>
-              <w:top w:w="15" w:type="dxa"/>
-              <w:bottom w:w="15" w:type="dxa"/>
-            </w:tcMar>
-          </w:tcPr>
-          <w:p>
-            <w:pPr>
-              <w:spacing w:after="0" w:line="240" w:lineRule="auto"/>
-              <w:jc w:val="right"/>
-            </w:pPr>
-            <w:r/>
-            <w:r>
-              <w:rPr>
-                <w:b w:val="0"/>
-                <w:sz w:val="18"/>
-              </w:rPr>
-              <w:t>184</w:t>
-            </w:r>
-          </w:p>
-        </w:tc>
-        <w:tc>
-          <w:tcPr>
-            <w:tcW w:type="dxa" w:w="1077"/>
-            <w:tcMar>
-              <w:top w:w="15" w:type="dxa"/>
-              <w:bottom w:w="15" w:type="dxa"/>
-            </w:tcMar>
-          </w:tcPr>
-          <w:p>
-            <w:pPr>
-              <w:spacing w:after="0" w:line="240" w:lineRule="auto"/>
-              <w:jc w:val="right"/>
-            </w:pPr>
-            <w:r/>
-            <w:r>
-              <w:rPr>
-                <w:b w:val="0"/>
-                <w:sz w:val="18"/>
-              </w:rPr>
-              <w:t>61</w:t>
-            </w:r>
-          </w:p>
-        </w:tc>
-        <w:tc>
-          <w:tcPr>
-            <w:tcW w:type="dxa" w:w="1077"/>
-            <w:tcMar>
-              <w:top w:w="15" w:type="dxa"/>
-              <w:bottom w:w="15" w:type="dxa"/>
-            </w:tcMar>
-          </w:tcPr>
-          <w:p>
-            <w:pPr>
-              <w:spacing w:after="0" w:line="240" w:lineRule="auto"/>
-              <w:jc w:val="right"/>
-            </w:pPr>
-            <w:r/>
-            <w:r>
-              <w:rPr>
-                <w:b w:val="0"/>
-                <w:sz w:val="18"/>
-              </w:rPr>
-              <w:t>335</w:t>
-            </w:r>
-          </w:p>
-        </w:tc>
-        <w:tc>
-          <w:tcPr>
-            <w:tcW w:type="dxa" w:w="1077"/>
-            <w:tcMar>
-              <w:top w:w="15" w:type="dxa"/>
-              <w:bottom w:w="15" w:type="dxa"/>
-            </w:tcMar>
-          </w:tcPr>
-          <w:p>
-            <w:pPr>
-              <w:spacing w:after="0" w:line="240" w:lineRule="auto"/>
-              <w:jc w:val="right"/>
-            </w:pPr>
-            <w:r/>
-            <w:r>
-              <w:rPr>
-                <w:b w:val="0"/>
-                <w:sz w:val="18"/>
-              </w:rPr>
-              <w:t>219</w:t>
-            </w:r>
-          </w:p>
-        </w:tc>
-        <w:tc>
-          <w:tcPr>
-            <w:tcW w:type="dxa" w:w="1077"/>
-            <w:tcMar>
-              <w:top w:w="15" w:type="dxa"/>
-              <w:bottom w:w="15" w:type="dxa"/>
-            </w:tcMar>
-          </w:tcPr>
-          <w:p>
-            <w:pPr>
-              <w:spacing w:after="0" w:line="240" w:lineRule="auto"/>
-              <w:jc w:val="right"/>
-            </w:pPr>
-            <w:r/>
-            <w:r>
-              <w:rPr>
-                <w:b w:val="0"/>
-                <w:sz w:val="18"/>
-              </w:rPr>
-              <w:t>660</w:t>
-            </w:r>
-          </w:p>
-        </w:tc>
-        <w:tc>
-          <w:tcPr>
-            <w:tcW w:type="dxa" w:w="1077"/>
-            <w:tcMar>
-              <w:top w:w="15" w:type="dxa"/>
-              <w:bottom w:w="15" w:type="dxa"/>
-            </w:tcMar>
-          </w:tcPr>
-          <w:p>
-            <w:pPr>
-              <w:spacing w:after="0" w:line="240" w:lineRule="auto"/>
-              <w:jc w:val="right"/>
-            </w:pPr>
-            <w:r/>
-            <w:r>
-              <w:rPr>
-                <w:b w:val="0"/>
-                <w:sz w:val="18"/>
-              </w:rPr>
-              <w:t>22</w:t>
-            </w:r>
-          </w:p>
-        </w:tc>
-        <w:tc>
-          <w:tcPr>
-            <w:tcW w:type="dxa" w:w="1134"/>
-            <w:tcMar>
-              <w:top w:w="15" w:type="dxa"/>
-              <w:bottom w:w="15" w:type="dxa"/>
-            </w:tcMar>
-          </w:tcPr>
-          <w:p>
-            <w:pPr>
-              <w:spacing w:after="0" w:line="240" w:lineRule="auto"/>
-              <w:jc w:val="right"/>
-            </w:pPr>
-            <w:r/>
-            <w:r>
-              <w:rPr>
-                <w:b w:val="0"/>
-                <w:sz w:val="18"/>
-              </w:rPr>
-              <w:t>1.561</w:t>
-            </w:r>
-          </w:p>
-        </w:tc>
-      </w:tr>
-      <w:tr>
-        <w:tc>
-          <w:tcPr>
-            <w:tcW w:type="dxa" w:w="794"/>
-            <w:tcMar>
-              <w:top w:w="15" w:type="dxa"/>
-              <w:bottom w:w="15" w:type="dxa"/>
-            </w:tcMar>
-          </w:tcPr>
-          <w:p>
-            <w:pPr>
-              <w:spacing w:after="0" w:line="240" w:lineRule="auto"/>
-              <w:jc w:val="left"/>
-            </w:pPr>
-            <w:r/>
-            <w:r>
-              <w:rPr>
-                <w:b w:val="0"/>
-                <w:sz w:val="18"/>
-              </w:rPr>
-              <w:t>11</w:t>
-            </w:r>
-          </w:p>
-        </w:tc>
-        <w:tc>
-          <w:tcPr>
-            <w:tcW w:type="dxa" w:w="1077"/>
-            <w:tcMar>
-              <w:top w:w="15" w:type="dxa"/>
-              <w:bottom w:w="15" w:type="dxa"/>
-            </w:tcMar>
-          </w:tcPr>
-          <w:p>
-            <w:pPr>
-              <w:spacing w:after="0" w:line="240" w:lineRule="auto"/>
-              <w:jc w:val="right"/>
-            </w:pPr>
-            <w:r/>
-            <w:r>
-              <w:rPr>
-                <w:b w:val="0"/>
-                <w:sz w:val="18"/>
-              </w:rPr>
-              <w:t>74</w:t>
-            </w:r>
-          </w:p>
-        </w:tc>
-        <w:tc>
-          <w:tcPr>
-            <w:tcW w:type="dxa" w:w="1077"/>
-            <w:tcMar>
-              <w:top w:w="15" w:type="dxa"/>
-              <w:bottom w:w="15" w:type="dxa"/>
-            </w:tcMar>
-          </w:tcPr>
-          <w:p>
-            <w:pPr>
-              <w:spacing w:after="0" w:line="240" w:lineRule="auto"/>
-              <w:jc w:val="right"/>
-            </w:pPr>
-            <w:r/>
-            <w:r>
-              <w:rPr>
-                <w:b w:val="0"/>
-                <w:sz w:val="18"/>
-              </w:rPr>
-              <w:t>159</w:t>
-            </w:r>
-          </w:p>
-        </w:tc>
-        <w:tc>
-          <w:tcPr>
-            <w:tcW w:type="dxa" w:w="1077"/>
-            <w:tcMar>
-              <w:top w:w="15" w:type="dxa"/>
-              <w:bottom w:w="15" w:type="dxa"/>
-            </w:tcMar>
-          </w:tcPr>
-          <w:p>
-            <w:pPr>
-              <w:spacing w:after="0" w:line="240" w:lineRule="auto"/>
-              <w:jc w:val="right"/>
-            </w:pPr>
-            <w:r/>
-            <w:r>
-              <w:rPr>
-                <w:b w:val="0"/>
-                <w:sz w:val="18"/>
-              </w:rPr>
-              <w:t>21</w:t>
-            </w:r>
-          </w:p>
-        </w:tc>
-        <w:tc>
-          <w:tcPr>
-            <w:tcW w:type="dxa" w:w="1077"/>
-            <w:tcMar>
-              <w:top w:w="15" w:type="dxa"/>
-              <w:bottom w:w="15" w:type="dxa"/>
-            </w:tcMar>
-          </w:tcPr>
-          <w:p>
-            <w:pPr>
-              <w:spacing w:after="0" w:line="240" w:lineRule="auto"/>
-              <w:jc w:val="right"/>
-            </w:pPr>
-            <w:r/>
-            <w:r>
-              <w:rPr>
-                <w:b w:val="0"/>
-                <w:sz w:val="18"/>
-              </w:rPr>
-              <w:t>310</w:t>
-            </w:r>
-          </w:p>
-        </w:tc>
-        <w:tc>
-          <w:tcPr>
-            <w:tcW w:type="dxa" w:w="1077"/>
-            <w:tcMar>
-              <w:top w:w="15" w:type="dxa"/>
-              <w:bottom w:w="15" w:type="dxa"/>
-            </w:tcMar>
-          </w:tcPr>
-          <w:p>
-            <w:pPr>
-              <w:spacing w:after="0" w:line="240" w:lineRule="auto"/>
-              <w:jc w:val="right"/>
-            </w:pPr>
-            <w:r/>
-            <w:r>
-              <w:rPr>
-                <w:b w:val="0"/>
-                <w:sz w:val="18"/>
-              </w:rPr>
-              <w:t>175</w:t>
-            </w:r>
-          </w:p>
-        </w:tc>
-        <w:tc>
-          <w:tcPr>
-            <w:tcW w:type="dxa" w:w="1077"/>
-            <w:tcMar>
-              <w:top w:w="15" w:type="dxa"/>
-              <w:bottom w:w="15" w:type="dxa"/>
-            </w:tcMar>
-          </w:tcPr>
-          <w:p>
-            <w:pPr>
-              <w:spacing w:after="0" w:line="240" w:lineRule="auto"/>
-              <w:jc w:val="right"/>
-            </w:pPr>
-            <w:r/>
-            <w:r>
-              <w:rPr>
-                <w:b w:val="0"/>
-                <w:sz w:val="18"/>
-              </w:rPr>
-              <w:t>431</w:t>
-            </w:r>
-          </w:p>
-        </w:tc>
-        <w:tc>
-          <w:tcPr>
-            <w:tcW w:type="dxa" w:w="1077"/>
-            <w:tcMar>
-              <w:top w:w="15" w:type="dxa"/>
-              <w:bottom w:w="15" w:type="dxa"/>
-            </w:tcMar>
-          </w:tcPr>
-          <w:p>
-            <w:pPr>
-              <w:spacing w:after="0" w:line="240" w:lineRule="auto"/>
-              <w:jc w:val="right"/>
-            </w:pPr>
-            <w:r/>
-            <w:r>
-              <w:rPr>
-                <w:b w:val="0"/>
-                <w:sz w:val="18"/>
-              </w:rPr>
-              <w:t>6</w:t>
-            </w:r>
-          </w:p>
-        </w:tc>
-        <w:tc>
-          <w:tcPr>
-            <w:tcW w:type="dxa" w:w="1134"/>
-            <w:tcMar>
-              <w:top w:w="15" w:type="dxa"/>
-              <w:bottom w:w="15" w:type="dxa"/>
-            </w:tcMar>
-          </w:tcPr>
-          <w:p>
-            <w:pPr>
-              <w:spacing w:after="0" w:line="240" w:lineRule="auto"/>
-              <w:jc w:val="right"/>
-            </w:pPr>
-            <w:r/>
-            <w:r>
-              <w:rPr>
-                <w:b w:val="0"/>
-                <w:sz w:val="18"/>
-              </w:rPr>
-              <w:t>1.176</w:t>
-            </w:r>
-          </w:p>
-        </w:tc>
-      </w:tr>
-      <w:tr>
-        <w:tc>
-          <w:tcPr>
-            <w:tcW w:type="dxa" w:w="794"/>
-            <w:tcMar>
-              <w:top w:w="15" w:type="dxa"/>
-              <w:bottom w:w="15" w:type="dxa"/>
-            </w:tcMar>
-          </w:tcPr>
-          <w:p>
-            <w:pPr>
-              <w:spacing w:after="0" w:line="240" w:lineRule="auto"/>
-              <w:jc w:val="left"/>
-            </w:pPr>
-            <w:r/>
-            <w:r>
-              <w:rPr>
-                <w:b w:val="0"/>
-                <w:sz w:val="18"/>
-              </w:rPr>
-              <w:t>12</w:t>
-            </w:r>
-          </w:p>
-        </w:tc>
-        <w:tc>
-          <w:tcPr>
-            <w:tcW w:type="dxa" w:w="1077"/>
-            <w:tcMar>
-              <w:top w:w="15" w:type="dxa"/>
-              <w:bottom w:w="15" w:type="dxa"/>
-            </w:tcMar>
-          </w:tcPr>
-          <w:p>
-            <w:pPr>
-              <w:spacing w:after="0" w:line="240" w:lineRule="auto"/>
-              <w:jc w:val="right"/>
-            </w:pPr>
-            <w:r/>
-            <w:r>
-              <w:rPr>
-                <w:b w:val="0"/>
-                <w:sz w:val="18"/>
-              </w:rPr>
-              <w:t>87</w:t>
-            </w:r>
-          </w:p>
-        </w:tc>
-        <w:tc>
-          <w:tcPr>
-            <w:tcW w:type="dxa" w:w="1077"/>
-            <w:tcMar>
-              <w:top w:w="15" w:type="dxa"/>
-              <w:bottom w:w="15" w:type="dxa"/>
-            </w:tcMar>
-          </w:tcPr>
-          <w:p>
-            <w:pPr>
-              <w:spacing w:after="0" w:line="240" w:lineRule="auto"/>
-              <w:jc w:val="right"/>
-            </w:pPr>
-            <w:r/>
-            <w:r>
-              <w:rPr>
-                <w:b w:val="0"/>
-                <w:sz w:val="18"/>
-              </w:rPr>
-              <w:t>222</w:t>
-            </w:r>
-          </w:p>
-        </w:tc>
-        <w:tc>
-          <w:tcPr>
-            <w:tcW w:type="dxa" w:w="1077"/>
-            <w:tcMar>
-              <w:top w:w="15" w:type="dxa"/>
-              <w:bottom w:w="15" w:type="dxa"/>
-            </w:tcMar>
-          </w:tcPr>
-          <w:p>
-            <w:pPr>
-              <w:spacing w:after="0" w:line="240" w:lineRule="auto"/>
-              <w:jc w:val="right"/>
-            </w:pPr>
-            <w:r/>
-            <w:r>
-              <w:rPr>
-                <w:b w:val="0"/>
-                <w:sz w:val="18"/>
-              </w:rPr>
-              <w:t>43</w:t>
-            </w:r>
-          </w:p>
-        </w:tc>
-        <w:tc>
-          <w:tcPr>
-            <w:tcW w:type="dxa" w:w="1077"/>
-            <w:tcMar>
-              <w:top w:w="15" w:type="dxa"/>
-              <w:bottom w:w="15" w:type="dxa"/>
-            </w:tcMar>
-          </w:tcPr>
-          <w:p>
-            <w:pPr>
-              <w:spacing w:after="0" w:line="240" w:lineRule="auto"/>
-              <w:jc w:val="right"/>
-            </w:pPr>
-            <w:r/>
-            <w:r>
-              <w:rPr>
-                <w:b w:val="0"/>
-                <w:sz w:val="18"/>
-              </w:rPr>
-              <w:t>472</w:t>
-            </w:r>
-          </w:p>
-        </w:tc>
-        <w:tc>
-          <w:tcPr>
-            <w:tcW w:type="dxa" w:w="1077"/>
-            <w:tcMar>
-              <w:top w:w="15" w:type="dxa"/>
-              <w:bottom w:w="15" w:type="dxa"/>
-            </w:tcMar>
-          </w:tcPr>
-          <w:p>
-            <w:pPr>
-              <w:spacing w:after="0" w:line="240" w:lineRule="auto"/>
-              <w:jc w:val="right"/>
-            </w:pPr>
-            <w:r/>
-            <w:r>
-              <w:rPr>
-                <w:b w:val="0"/>
-                <w:sz w:val="18"/>
-              </w:rPr>
-              <w:t>212</w:t>
-            </w:r>
-          </w:p>
-        </w:tc>
-        <w:tc>
-          <w:tcPr>
-            <w:tcW w:type="dxa" w:w="1077"/>
-            <w:tcMar>
-              <w:top w:w="15" w:type="dxa"/>
-              <w:bottom w:w="15" w:type="dxa"/>
-            </w:tcMar>
-          </w:tcPr>
-          <w:p>
-            <w:pPr>
-              <w:spacing w:after="0" w:line="240" w:lineRule="auto"/>
-              <w:jc w:val="right"/>
-            </w:pPr>
-            <w:r/>
-            <w:r>
-              <w:rPr>
-                <w:b w:val="0"/>
-                <w:sz w:val="18"/>
-              </w:rPr>
-              <w:t>788</w:t>
-            </w:r>
-          </w:p>
-        </w:tc>
-        <w:tc>
-          <w:tcPr>
-            <w:tcW w:type="dxa" w:w="1077"/>
-            <w:tcMar>
-              <w:top w:w="15" w:type="dxa"/>
-              <w:bottom w:w="15" w:type="dxa"/>
-            </w:tcMar>
-          </w:tcPr>
-          <w:p>
-            <w:pPr>
-              <w:spacing w:after="0" w:line="240" w:lineRule="auto"/>
-              <w:jc w:val="right"/>
-            </w:pPr>
-            <w:r/>
-            <w:r>
-              <w:rPr>
-                <w:b w:val="0"/>
-                <w:sz w:val="18"/>
-              </w:rPr>
-              <w:t>101</w:t>
-            </w:r>
-          </w:p>
-        </w:tc>
-        <w:tc>
-          <w:tcPr>
-            <w:tcW w:type="dxa" w:w="1134"/>
-            <w:tcMar>
-              <w:top w:w="15" w:type="dxa"/>
-              <w:bottom w:w="15" w:type="dxa"/>
-            </w:tcMar>
-          </w:tcPr>
-          <w:p>
-            <w:pPr>
-              <w:spacing w:after="0" w:line="240" w:lineRule="auto"/>
-              <w:jc w:val="right"/>
-            </w:pPr>
-            <w:r/>
-            <w:r>
-              <w:rPr>
-                <w:b w:val="0"/>
-                <w:sz w:val="18"/>
-              </w:rPr>
-              <w:t>1.925</w:t>
-            </w:r>
-          </w:p>
-        </w:tc>
-      </w:tr>
-      <w:tr>
-        <w:tc>
-          <w:tcPr>
-            <w:tcW w:type="dxa" w:w="794"/>
-            <w:tcMar>
-              <w:top w:w="15" w:type="dxa"/>
-              <w:bottom w:w="15" w:type="dxa"/>
-            </w:tcMar>
-          </w:tcPr>
-          <w:p>
-            <w:pPr>
-              <w:spacing w:after="0" w:line="240" w:lineRule="auto"/>
-              <w:jc w:val="left"/>
-            </w:pPr>
-            <w:r/>
-            <w:r>
-              <w:rPr>
-                <w:b/>
-                <w:sz w:val="18"/>
-              </w:rPr>
-              <w:t>Año</w:t>
-            </w:r>
-          </w:p>
-        </w:tc>
-        <w:tc>
-          <w:tcPr>
-            <w:tcW w:type="dxa" w:w="1077"/>
-            <w:tcMar>
-              <w:top w:w="15" w:type="dxa"/>
-              <w:bottom w:w="15" w:type="dxa"/>
-            </w:tcMar>
-          </w:tcPr>
-          <w:p>
-            <w:pPr>
-              <w:spacing w:after="0" w:line="240" w:lineRule="auto"/>
-              <w:jc w:val="right"/>
-            </w:pPr>
-            <w:r/>
-            <w:r>
-              <w:rPr>
-                <w:b/>
-                <w:sz w:val="18"/>
-              </w:rPr>
-              <w:t>1.160</w:t>
-            </w:r>
-          </w:p>
-        </w:tc>
-        <w:tc>
-          <w:tcPr>
-            <w:tcW w:type="dxa" w:w="1077"/>
-            <w:tcMar>
-              <w:top w:w="15" w:type="dxa"/>
-              <w:bottom w:w="15" w:type="dxa"/>
-            </w:tcMar>
-          </w:tcPr>
-          <w:p>
-            <w:pPr>
-              <w:spacing w:after="0" w:line="240" w:lineRule="auto"/>
-              <w:jc w:val="right"/>
-            </w:pPr>
-            <w:r/>
-            <w:r>
-              <w:rPr>
-                <w:b/>
-                <w:sz w:val="18"/>
-              </w:rPr>
-              <w:t>1.594</w:t>
-            </w:r>
-          </w:p>
-        </w:tc>
-        <w:tc>
-          <w:tcPr>
-            <w:tcW w:type="dxa" w:w="1077"/>
-            <w:tcMar>
-              <w:top w:w="15" w:type="dxa"/>
-              <w:bottom w:w="15" w:type="dxa"/>
-            </w:tcMar>
-          </w:tcPr>
-          <w:p>
-            <w:pPr>
-              <w:spacing w:after="0" w:line="240" w:lineRule="auto"/>
-              <w:jc w:val="right"/>
-            </w:pPr>
-            <w:r/>
-            <w:r>
-              <w:rPr>
-                <w:b/>
-                <w:sz w:val="18"/>
-              </w:rPr>
-              <w:t>378</w:t>
-            </w:r>
-          </w:p>
-        </w:tc>
-        <w:tc>
-          <w:tcPr>
-            <w:tcW w:type="dxa" w:w="1077"/>
-            <w:tcMar>
-              <w:top w:w="15" w:type="dxa"/>
-              <w:bottom w:w="15" w:type="dxa"/>
-            </w:tcMar>
-          </w:tcPr>
-          <w:p>
-            <w:pPr>
-              <w:spacing w:after="0" w:line="240" w:lineRule="auto"/>
-              <w:jc w:val="right"/>
-            </w:pPr>
-            <w:r/>
-            <w:r>
-              <w:rPr>
-                <w:b/>
-                <w:sz w:val="18"/>
-              </w:rPr>
-              <w:t>5.299</w:t>
-            </w:r>
-          </w:p>
-        </w:tc>
-        <w:tc>
-          <w:tcPr>
-            <w:tcW w:type="dxa" w:w="1077"/>
-            <w:tcMar>
-              <w:top w:w="15" w:type="dxa"/>
-              <w:bottom w:w="15" w:type="dxa"/>
-            </w:tcMar>
-          </w:tcPr>
-          <w:p>
-            <w:pPr>
-              <w:spacing w:after="0" w:line="240" w:lineRule="auto"/>
-              <w:jc w:val="right"/>
-            </w:pPr>
-            <w:r/>
-            <w:r>
-              <w:rPr>
-                <w:b/>
-                <w:sz w:val="18"/>
-              </w:rPr>
-              <w:t>2.043</w:t>
-            </w:r>
-          </w:p>
-        </w:tc>
-        <w:tc>
-          <w:tcPr>
-            <w:tcW w:type="dxa" w:w="1077"/>
-            <w:tcMar>
-              <w:top w:w="15" w:type="dxa"/>
-              <w:bottom w:w="15" w:type="dxa"/>
-            </w:tcMar>
-          </w:tcPr>
-          <w:p>
-            <w:pPr>
-              <w:spacing w:after="0" w:line="240" w:lineRule="auto"/>
-              <w:jc w:val="right"/>
-            </w:pPr>
-            <w:r/>
-            <w:r>
-              <w:rPr>
-                <w:b/>
-                <w:sz w:val="18"/>
-              </w:rPr>
-              <w:t>6.410</w:t>
-            </w:r>
-          </w:p>
-        </w:tc>
-        <w:tc>
-          <w:tcPr>
-            <w:tcW w:type="dxa" w:w="1077"/>
-            <w:tcMar>
-              <w:top w:w="15" w:type="dxa"/>
-              <w:bottom w:w="15" w:type="dxa"/>
-            </w:tcMar>
-          </w:tcPr>
-          <w:p>
-            <w:pPr>
-              <w:spacing w:after="0" w:line="240" w:lineRule="auto"/>
-              <w:jc w:val="right"/>
-            </w:pPr>
-            <w:r/>
-            <w:r>
-              <w:rPr>
-                <w:b/>
-                <w:sz w:val="18"/>
-              </w:rPr>
-              <w:t>483</w:t>
-            </w:r>
-          </w:p>
-        </w:tc>
-        <w:tc>
-          <w:tcPr>
-            <w:tcW w:type="dxa" w:w="1134"/>
-            <w:tcMar>
-              <w:top w:w="15" w:type="dxa"/>
-              <w:bottom w:w="15" w:type="dxa"/>
-            </w:tcMar>
-          </w:tcPr>
-          <w:p>
-            <w:pPr>
-              <w:spacing w:after="0" w:line="240" w:lineRule="auto"/>
-              <w:jc w:val="right"/>
-            </w:pPr>
-            <w:r/>
-            <w:r>
-              <w:rPr>
-                <w:b/>
-                <w:sz w:val="18"/>
-              </w:rPr>
-              <w:t>17.367</w:t>
-            </w:r>
-          </w:p>
-        </w:tc>
-      </w:tr>
-    </w:tbl>
-    <w:p>
-      <w:pPr>
-        <w:spacing w:before="20" w:after="40"/>
-      </w:pPr>
-      <w:r>
-        <w:rPr>
-          <w:color w:val="555555"/>
-          <w:sz w:val="17"/>
-        </w:rPr>
-        <w:t>Tabla 1. Llegadas planificadas por mes y segmento (coches) decididas a fin de A012. Enero y febrero ya están en camino y se suponen iguales al ritmo de facturación de julio–diciembre de A012. Fuente: plan_mensual_recomendado_a013.csv.</w:t>
-      </w:r>
-    </w:p>
-    <w:p>
-      <w:pPr>
-        <w:keepNext/>
-        <w:spacing w:before="140" w:after="40"/>
-      </w:pPr>
-      <w:r>
-        <w:rPr>
-          <w:b/>
-          <w:color w:val="0072B2"/>
-          <w:sz w:val="24"/>
-        </w:rPr>
-        <w:t>2. Qué ocurrió en A012 y qué se espera</w:t>
-      </w:r>
-    </w:p>
-    <w:p>
-      <w:r>
-        <w:t>Las matriculaciones crecieron un 8,5 %, pero la demanda de clientes subyacente cayó un 3,2 % (rango: 0,2 % a 6,2 %) al quitar automatriculaciones, el lanzamiento de CSUV y las compras adelantadas de noviembre–diciembre. Se estima una demanda de unos 18.500 coches en A013, un 10,8 % menos que en A012 (19,5 % menos sin CSUV): no se repite el adelanto, llega la caída posterior y la confianza del consumidor bajó 19 puntos entre julio y diciembre. El error mensual esperado es de un 13 % en el total y de un 18–43 % por segmento, mayor en B, S y MD.</w:t>
-      </w:r>
-    </w:p>
-    <w:p>
-      <w:pPr>
-        <w:keepNext/>
-        <w:spacing w:before="140" w:after="40"/>
-      </w:pPr>
-      <w:r>
-        <w:rPr>
-          <w:b/>
-          <w:color w:val="0072B2"/>
-          <w:sz w:val="24"/>
-        </w:rPr>
-        <w:t>3. Escenarios y riesgo</w:t>
-      </w:r>
-    </w:p>
-    <w:p>
-      <w:pPr>
-        <w:spacing w:after="40"/>
-      </w:pPr>
-      <w:r>
-        <w:t>Se simuló el año 1.000 veces por escenario, con el mismo plan de partida. Los escenarios no tienen probabilidades; las bandas P10–P90 miden la variabilidad dentro de cada uno.</w:t>
-      </w:r>
-    </w:p>
-    <w:tbl>
-      <w:tblPr>
-        <w:tblW w:type="auto" w:w="0"/>
-        <w:jc w:val="center"/>
-        <w:tblLayout w:type="fixed"/>
-        <w:tblLook w:firstColumn="1" w:firstRow="1" w:lastColumn="0" w:lastRow="0" w:noHBand="0" w:noVBand="1" w:val="04A0"/>
-        <w:tblBorders>
-          <w:top w:val="single" w:sz="4" w:color="BBBBBB"/>
-          <w:bottom w:val="single" w:sz="4" w:color="BBBBBB"/>
-          <w:insideH w:val="single" w:sz="4" w:color="BBBBBB"/>
-        </w:tblBorders>
-        <w:tblLayout w:type="fixed"/>
-      </w:tblPr>
-      <w:tblGrid>
-        <w:gridCol w:w="3005"/>
-        <w:gridCol w:w="2211"/>
-        <w:gridCol w:w="2211"/>
-        <w:gridCol w:w="2211"/>
-      </w:tblGrid>
-      <w:tr>
-        <w:tc>
-          <w:tcPr>
-            <w:tcW w:type="dxa" w:w="3005"/>
-            <w:shd w:val="clear" w:color="auto" w:fill="DCEBF5"/>
-            <w:tcMar>
-              <w:top w:w="15" w:type="dxa"/>
-              <w:bottom w:w="15" w:type="dxa"/>
-            </w:tcMar>
-          </w:tcPr>
-          <w:p>
-            <w:pPr>
-              <w:spacing w:after="0" w:line="240" w:lineRule="auto"/>
-              <w:jc w:val="left"/>
-            </w:pPr>
-            <w:r/>
-            <w:r>
-              <w:rPr>
-                <w:b/>
-                <w:sz w:val="17"/>
-              </w:rPr>
-            </w:r>
-          </w:p>
-        </w:tc>
-        <w:tc>
-          <w:tcPr>
-            <w:tcW w:type="dxa" w:w="2211"/>
-            <w:shd w:val="clear" w:color="auto" w:fill="DCEBF5"/>
-            <w:tcMar>
-              <w:top w:w="15" w:type="dxa"/>
-              <w:bottom w:w="15" w:type="dxa"/>
-            </w:tcMar>
-          </w:tcPr>
-          <w:p>
-            <w:pPr>
-              <w:spacing w:after="0" w:line="240" w:lineRule="auto"/>
-              <w:jc w:val="right"/>
-            </w:pPr>
-            <w:r/>
-            <w:r>
-              <w:rPr>
-                <w:b/>
+                <w:rFonts w:ascii="Arial" w:hAnsi="Arial"/>
                 <w:sz w:val="17"/>
               </w:rPr>
               <w:t>Pesimista</w:t>
@@ -3133,22 +177,90 @@
         </w:tc>
         <w:tc>
           <w:tcPr>
-            <w:tcW w:type="dxa" w:w="2211"/>
-            <w:shd w:val="clear" w:color="auto" w:fill="DCEBF5"/>
-            <w:tcMar>
-              <w:top w:w="15" w:type="dxa"/>
-              <w:bottom w:w="15" w:type="dxa"/>
-            </w:tcMar>
+            <w:tcW w:type="dxa" w:w="1928"/>
+            <w:vAlign w:val="center"/>
           </w:tcPr>
           <w:p>
             <w:pPr>
-              <w:spacing w:after="0" w:line="240" w:lineRule="auto"/>
-              <w:jc w:val="right"/>
+              <w:spacing w:after="20" w:before="20"/>
             </w:pPr>
-            <w:r/>
             <w:r>
               <w:rPr>
-                <w:b/>
+                <w:rFonts w:ascii="Arial" w:hAnsi="Arial"/>
+                <w:sz w:val="17"/>
+              </w:rPr>
+              <w:t>12.132</w:t>
+            </w:r>
+          </w:p>
+        </w:tc>
+        <w:tc>
+          <w:tcPr>
+            <w:tcW w:type="dxa" w:w="1928"/>
+            <w:vAlign w:val="center"/>
+          </w:tcPr>
+          <w:p>
+            <w:pPr>
+              <w:spacing w:after="20" w:before="20"/>
+            </w:pPr>
+            <w:r>
+              <w:rPr>
+                <w:rFonts w:ascii="Arial" w:hAnsi="Arial"/>
+                <w:sz w:val="17"/>
+              </w:rPr>
+              <w:t>3,1</w:t>
+            </w:r>
+          </w:p>
+        </w:tc>
+        <w:tc>
+          <w:tcPr>
+            <w:tcW w:type="dxa" w:w="1928"/>
+            <w:vAlign w:val="center"/>
+          </w:tcPr>
+          <w:p>
+            <w:pPr>
+              <w:spacing w:after="20" w:before="20"/>
+            </w:pPr>
+            <w:r>
+              <w:rPr>
+                <w:rFonts w:ascii="Arial" w:hAnsi="Arial"/>
+                <w:sz w:val="17"/>
+              </w:rPr>
+              <w:t>1,9–4,4</w:t>
+            </w:r>
+          </w:p>
+        </w:tc>
+        <w:tc>
+          <w:tcPr>
+            <w:tcW w:type="dxa" w:w="1928"/>
+            <w:vAlign w:val="center"/>
+          </w:tcPr>
+          <w:p>
+            <w:pPr>
+              <w:spacing w:after="20" w:before="20"/>
+            </w:pPr>
+            <w:r>
+              <w:rPr>
+                <w:rFonts w:ascii="Arial" w:hAnsi="Arial"/>
+                <w:sz w:val="17"/>
+              </w:rPr>
+              <w:t>77,8 %</w:t>
+            </w:r>
+          </w:p>
+        </w:tc>
+      </w:tr>
+      <w:tr>
+        <w:tc>
+          <w:tcPr>
+            <w:tcW w:type="dxa" w:w="1928"/>
+            <w:vAlign w:val="center"/>
+          </w:tcPr>
+          <w:p>
+            <w:pPr>
+              <w:spacing w:after="20" w:before="20"/>
+            </w:pPr>
+            <w:r>
+              <w:rPr>
+                <w:rFonts w:ascii="Arial" w:hAnsi="Arial"/>
                 <w:sz w:val="17"/>
               </w:rPr>
               <w:t>Central</w:t>
@@ -3157,22 +269,266 @@
         </w:tc>
         <w:tc>
           <w:tcPr>
-            <w:tcW w:type="dxa" w:w="2211"/>
-            <w:shd w:val="clear" w:color="auto" w:fill="DCEBF5"/>
-            <w:tcMar>
-              <w:top w:w="15" w:type="dxa"/>
-              <w:bottom w:w="15" w:type="dxa"/>
-            </w:tcMar>
+            <w:tcW w:type="dxa" w:w="1928"/>
+            <w:vAlign w:val="center"/>
           </w:tcPr>
           <w:p>
             <w:pPr>
-              <w:spacing w:after="0" w:line="240" w:lineRule="auto"/>
-              <w:jc w:val="right"/>
+              <w:spacing w:after="20" w:before="20"/>
             </w:pPr>
-            <w:r/>
             <w:r>
               <w:rPr>
+                <w:rFonts w:ascii="Arial" w:hAnsi="Arial"/>
+                <w:sz w:val="17"/>
+              </w:rPr>
+              <w:t>18.506</w:t>
+            </w:r>
+          </w:p>
+        </w:tc>
+        <w:tc>
+          <w:tcPr>
+            <w:tcW w:type="dxa" w:w="1928"/>
+            <w:vAlign w:val="center"/>
+          </w:tcPr>
+          <w:p>
+            <w:pPr>
+              <w:spacing w:after="20" w:before="20"/>
+            </w:pPr>
+            <w:r>
+              <w:rPr>
+                <w:rFonts w:ascii="Arial" w:hAnsi="Arial"/>
+                <w:sz w:val="17"/>
+              </w:rPr>
+              <w:t>62,9</w:t>
+            </w:r>
+          </w:p>
+        </w:tc>
+        <w:tc>
+          <w:tcPr>
+            <w:tcW w:type="dxa" w:w="1928"/>
+            <w:vAlign w:val="center"/>
+          </w:tcPr>
+          <w:p>
+            <w:pPr>
+              <w:spacing w:after="20" w:before="20"/>
+            </w:pPr>
+            <w:r>
+              <w:rPr>
+                <w:rFonts w:ascii="Arial" w:hAnsi="Arial"/>
+                <w:sz w:val="17"/>
+              </w:rPr>
+              <w:t>56,4–69,5</w:t>
+            </w:r>
+          </w:p>
+        </w:tc>
+        <w:tc>
+          <w:tcPr>
+            <w:tcW w:type="dxa" w:w="1928"/>
+            <w:vAlign w:val="center"/>
+          </w:tcPr>
+          <w:p>
+            <w:pPr>
+              <w:spacing w:after="20" w:before="20"/>
+            </w:pPr>
+            <w:r>
+              <w:rPr>
+                <w:rFonts w:ascii="Arial" w:hAnsi="Arial"/>
+                <w:sz w:val="17"/>
+              </w:rPr>
+              <w:t>97,6 %</w:t>
+            </w:r>
+          </w:p>
+        </w:tc>
+      </w:tr>
+      <w:tr>
+        <w:tc>
+          <w:tcPr>
+            <w:tcW w:type="dxa" w:w="1928"/>
+            <w:vAlign w:val="center"/>
+          </w:tcPr>
+          <w:p>
+            <w:pPr>
+              <w:spacing w:after="20" w:before="20"/>
+            </w:pPr>
+            <w:r>
+              <w:rPr>
+                <w:rFonts w:ascii="Arial" w:hAnsi="Arial"/>
+                <w:sz w:val="17"/>
+              </w:rPr>
+              <w:t>Optimista</w:t>
+            </w:r>
+          </w:p>
+        </w:tc>
+        <w:tc>
+          <w:tcPr>
+            <w:tcW w:type="dxa" w:w="1928"/>
+            <w:vAlign w:val="center"/>
+          </w:tcPr>
+          <w:p>
+            <w:pPr>
+              <w:spacing w:after="20" w:before="20"/>
+            </w:pPr>
+            <w:r>
+              <w:rPr>
+                <w:rFonts w:ascii="Arial" w:hAnsi="Arial"/>
+                <w:sz w:val="17"/>
+              </w:rPr>
+              <w:t>24.908</w:t>
+            </w:r>
+          </w:p>
+        </w:tc>
+        <w:tc>
+          <w:tcPr>
+            <w:tcW w:type="dxa" w:w="1928"/>
+            <w:vAlign w:val="center"/>
+          </w:tcPr>
+          <w:p>
+            <w:pPr>
+              <w:spacing w:after="20" w:before="20"/>
+            </w:pPr>
+            <w:r>
+              <w:rPr>
+                <w:rFonts w:ascii="Arial" w:hAnsi="Arial"/>
+                <w:sz w:val="17"/>
+              </w:rPr>
+              <w:t>91,4</w:t>
+            </w:r>
+          </w:p>
+        </w:tc>
+        <w:tc>
+          <w:tcPr>
+            <w:tcW w:type="dxa" w:w="1928"/>
+            <w:vAlign w:val="center"/>
+          </w:tcPr>
+          <w:p>
+            <w:pPr>
+              <w:spacing w:after="20" w:before="20"/>
+            </w:pPr>
+            <w:r>
+              <w:rPr>
+                <w:rFonts w:ascii="Arial" w:hAnsi="Arial"/>
+                <w:sz w:val="17"/>
+              </w:rPr>
+              <w:t>84,5–98,4</w:t>
+            </w:r>
+          </w:p>
+        </w:tc>
+        <w:tc>
+          <w:tcPr>
+            <w:tcW w:type="dxa" w:w="1928"/>
+            <w:vAlign w:val="center"/>
+          </w:tcPr>
+          <w:p>
+            <w:pPr>
+              <w:spacing w:after="20" w:before="20"/>
+            </w:pPr>
+            <w:r>
+              <w:rPr>
+                <w:rFonts w:ascii="Arial" w:hAnsi="Arial"/>
+                <w:sz w:val="17"/>
+              </w:rPr>
+              <w:t>87,9 %</w:t>
+            </w:r>
+          </w:p>
+        </w:tc>
+      </w:tr>
+    </w:tbl>
+    <w:p>
+      <w:pPr>
+        <w:pStyle w:val="Heading2"/>
+      </w:pPr>
+      <w:r>
+        <w:t>Stock y economía del plan revisado · medias A013</w:t>
+      </w:r>
+    </w:p>
+    <w:tbl>
+      <w:tblPr>
+        <w:tblStyle w:val="TableGrid"/>
+        <w:tblW w:type="auto" w:w="0"/>
+        <w:jc w:val="center"/>
+        <w:tblLook w:firstColumn="1" w:firstRow="1" w:lastColumn="0" w:lastRow="0" w:noHBand="0" w:noVBand="1" w:val="04A0"/>
+      </w:tblPr>
+      <w:tblGrid>
+        <w:gridCol w:w="2409"/>
+        <w:gridCol w:w="2409"/>
+        <w:gridCol w:w="2409"/>
+        <w:gridCol w:w="2409"/>
+      </w:tblGrid>
+      <w:tr>
+        <w:tc>
+          <w:tcPr>
+            <w:tcW w:type="dxa" w:w="2409"/>
+            <w:vAlign w:val="center"/>
+          </w:tcPr>
+          <w:p>
+            <w:pPr>
+              <w:spacing w:after="20" w:before="20"/>
+            </w:pPr>
+            <w:r>
+              <w:rPr>
+                <w:rFonts w:ascii="Arial" w:hAnsi="Arial"/>
                 <w:b/>
+                <w:color w:val="004B7D"/>
+                <w:sz w:val="17"/>
+              </w:rPr>
+              <w:t>Indicador</w:t>
+            </w:r>
+          </w:p>
+        </w:tc>
+        <w:tc>
+          <w:tcPr>
+            <w:tcW w:type="dxa" w:w="2409"/>
+            <w:vAlign w:val="center"/>
+          </w:tcPr>
+          <w:p>
+            <w:pPr>
+              <w:spacing w:after="20" w:before="20"/>
+            </w:pPr>
+            <w:r>
+              <w:rPr>
+                <w:rFonts w:ascii="Arial" w:hAnsi="Arial"/>
+                <w:b/>
+                <w:color w:val="004B7D"/>
+                <w:sz w:val="17"/>
+              </w:rPr>
+              <w:t>Pesimista</w:t>
+            </w:r>
+          </w:p>
+        </w:tc>
+        <w:tc>
+          <w:tcPr>
+            <w:tcW w:type="dxa" w:w="2409"/>
+            <w:vAlign w:val="center"/>
+          </w:tcPr>
+          <w:p>
+            <w:pPr>
+              <w:spacing w:after="20" w:before="20"/>
+            </w:pPr>
+            <w:r>
+              <w:rPr>
+                <w:rFonts w:ascii="Arial" w:hAnsi="Arial"/>
+                <w:b/>
+                <w:color w:val="004B7D"/>
+                <w:sz w:val="17"/>
+              </w:rPr>
+              <w:t>Central</w:t>
+            </w:r>
+          </w:p>
+        </w:tc>
+        <w:tc>
+          <w:tcPr>
+            <w:tcW w:type="dxa" w:w="2409"/>
+            <w:vAlign w:val="center"/>
+          </w:tcPr>
+          <w:p>
+            <w:pPr>
+              <w:spacing w:after="20" w:before="20"/>
+            </w:pPr>
+            <w:r>
+              <w:rPr>
+                <w:rFonts w:ascii="Arial" w:hAnsi="Arial"/>
+                <w:b/>
+                <w:color w:val="004B7D"/>
                 <w:sz w:val="17"/>
               </w:rPr>
               <w:t>Optimista</w:t>
@@ -3183,93 +539,73 @@
       <w:tr>
         <w:tc>
           <w:tcPr>
-            <w:tcW w:type="dxa" w:w="3005"/>
-            <w:tcMar>
-              <w:top w:w="15" w:type="dxa"/>
-              <w:bottom w:w="15" w:type="dxa"/>
-            </w:tcMar>
+            <w:tcW w:type="dxa" w:w="2409"/>
+            <w:vAlign w:val="center"/>
           </w:tcPr>
           <w:p>
             <w:pPr>
-              <w:spacing w:after="0" w:line="240" w:lineRule="auto"/>
-              <w:jc w:val="left"/>
+              <w:spacing w:after="20" w:before="20"/>
             </w:pPr>
-            <w:r/>
             <w:r>
               <w:rPr>
-                <w:b w:val="0"/>
+                <w:rFonts w:ascii="Arial" w:hAnsi="Arial"/>
                 <w:sz w:val="17"/>
               </w:rPr>
-              <w:t>Coches vendidos</w:t>
+              <w:t>Pedidos decididos A013 (coches)</w:t>
             </w:r>
           </w:p>
         </w:tc>
         <w:tc>
           <w:tcPr>
-            <w:tcW w:type="dxa" w:w="2211"/>
-            <w:tcMar>
-              <w:top w:w="15" w:type="dxa"/>
-              <w:bottom w:w="15" w:type="dxa"/>
-            </w:tcMar>
+            <w:tcW w:type="dxa" w:w="2409"/>
+            <w:vAlign w:val="center"/>
           </w:tcPr>
           <w:p>
             <w:pPr>
-              <w:spacing w:after="0" w:line="240" w:lineRule="auto"/>
-              <w:jc w:val="right"/>
+              <w:spacing w:after="20" w:before="20"/>
             </w:pPr>
-            <w:r/>
             <w:r>
               <w:rPr>
-                <w:b w:val="0"/>
+                <w:rFonts w:ascii="Arial" w:hAnsi="Arial"/>
                 <w:sz w:val="17"/>
               </w:rPr>
-              <w:t>15.693 (14.632–16.906)</w:t>
+              <w:t>6.371</w:t>
             </w:r>
           </w:p>
         </w:tc>
         <w:tc>
           <w:tcPr>
-            <w:tcW w:type="dxa" w:w="2211"/>
-            <w:tcMar>
-              <w:top w:w="15" w:type="dxa"/>
-              <w:bottom w:w="15" w:type="dxa"/>
-            </w:tcMar>
+            <w:tcW w:type="dxa" w:w="2409"/>
+            <w:vAlign w:val="center"/>
           </w:tcPr>
           <w:p>
             <w:pPr>
-              <w:spacing w:after="0" w:line="240" w:lineRule="auto"/>
-              <w:jc w:val="right"/>
+              <w:spacing w:after="20" w:before="20"/>
             </w:pPr>
-            <w:r/>
             <w:r>
               <w:rPr>
-                <w:b w:val="0"/>
+                <w:rFonts w:ascii="Arial" w:hAnsi="Arial"/>
                 <w:sz w:val="17"/>
               </w:rPr>
-              <w:t>17.910 (16.647–19.298)</w:t>
+              <w:t>15.756</w:t>
             </w:r>
           </w:p>
         </w:tc>
         <w:tc>
           <w:tcPr>
-            <w:tcW w:type="dxa" w:w="2211"/>
-            <w:tcMar>
-              <w:top w:w="15" w:type="dxa"/>
-              <w:bottom w:w="15" w:type="dxa"/>
-            </w:tcMar>
+            <w:tcW w:type="dxa" w:w="2409"/>
+            <w:vAlign w:val="center"/>
           </w:tcPr>
           <w:p>
             <w:pPr>
-              <w:spacing w:after="0" w:line="240" w:lineRule="auto"/>
-              <w:jc w:val="right"/>
+              <w:spacing w:after="20" w:before="20"/>
             </w:pPr>
-            <w:r/>
             <w:r>
               <w:rPr>
-                <w:b w:val="0"/>
+                <w:rFonts w:ascii="Arial" w:hAnsi="Arial"/>
                 <w:sz w:val="17"/>
               </w:rPr>
-              <w:t>22.396 (21.027–23.860)</w:t>
+              <w:t>23.268</w:t>
             </w:r>
           </w:p>
         </w:tc>
@@ -3277,115 +613,16 @@
       <w:tr>
         <w:tc>
           <w:tcPr>
-            <w:tcW w:type="dxa" w:w="3005"/>
-            <w:tcMar>
-              <w:top w:w="15" w:type="dxa"/>
-              <w:bottom w:w="15" w:type="dxa"/>
-            </w:tcMar>
+            <w:tcW w:type="dxa" w:w="2409"/>
+            <w:vAlign w:val="center"/>
           </w:tcPr>
           <w:p>
             <w:pPr>
-              <w:spacing w:after="0" w:line="240" w:lineRule="auto"/>
-              <w:jc w:val="left"/>
+              <w:spacing w:after="20" w:before="20"/>
             </w:pPr>
-            <w:r/>
             <w:r>
               <w:rPr>
-                <w:b w:val="0"/>
-                <w:sz w:val="17"/>
-              </w:rPr>
-              <w:t>Coches fabricados</w:t>
-            </w:r>
-          </w:p>
-        </w:tc>
-        <w:tc>
-          <w:tcPr>
-            <w:tcW w:type="dxa" w:w="2211"/>
-            <w:tcMar>
-              <w:top w:w="15" w:type="dxa"/>
-              <w:bottom w:w="15" w:type="dxa"/>
-            </w:tcMar>
-          </w:tcPr>
-          <w:p>
-            <w:pPr>
-              <w:spacing w:after="0" w:line="240" w:lineRule="auto"/>
-              <w:jc w:val="right"/>
-            </w:pPr>
-            <w:r/>
-            <w:r>
-              <w:rPr>
-                <w:b w:val="0"/>
-                <w:sz w:val="17"/>
-              </w:rPr>
-              <w:t>14.708 (13.632–15.903)</w:t>
-            </w:r>
-          </w:p>
-        </w:tc>
-        <w:tc>
-          <w:tcPr>
-            <w:tcW w:type="dxa" w:w="2211"/>
-            <w:tcMar>
-              <w:top w:w="15" w:type="dxa"/>
-              <w:bottom w:w="15" w:type="dxa"/>
-            </w:tcMar>
-          </w:tcPr>
-          <w:p>
-            <w:pPr>
-              <w:spacing w:after="0" w:line="240" w:lineRule="auto"/>
-              <w:jc w:val="right"/>
-            </w:pPr>
-            <w:r/>
-            <w:r>
-              <w:rPr>
-                <w:b w:val="0"/>
-                <w:sz w:val="17"/>
-              </w:rPr>
-              <w:t>16.880 (15.469–18.309)</w:t>
-            </w:r>
-          </w:p>
-        </w:tc>
-        <w:tc>
-          <w:tcPr>
-            <w:tcW w:type="dxa" w:w="2211"/>
-            <w:tcMar>
-              <w:top w:w="15" w:type="dxa"/>
-              <w:bottom w:w="15" w:type="dxa"/>
-            </w:tcMar>
-          </w:tcPr>
-          <w:p>
-            <w:pPr>
-              <w:spacing w:after="0" w:line="240" w:lineRule="auto"/>
-              <w:jc w:val="right"/>
-            </w:pPr>
-            <w:r/>
-            <w:r>
-              <w:rPr>
-                <w:b w:val="0"/>
-                <w:sz w:val="17"/>
-              </w:rPr>
-              <w:t>20.879 (19.378–22.423)</w:t>
-            </w:r>
-          </w:p>
-        </w:tc>
-      </w:tr>
-      <w:tr>
-        <w:tc>
-          <w:tcPr>
-            <w:tcW w:type="dxa" w:w="3005"/>
-            <w:tcMar>
-              <w:top w:w="15" w:type="dxa"/>
-              <w:bottom w:w="15" w:type="dxa"/>
-            </w:tcMar>
-          </w:tcPr>
-          <w:p>
-            <w:pPr>
-              <w:spacing w:after="0" w:line="240" w:lineRule="auto"/>
-              <w:jc w:val="left"/>
-            </w:pPr>
-            <w:r/>
-            <w:r>
-              <w:rPr>
-                <w:b w:val="0"/>
+                <w:rFonts w:ascii="Arial" w:hAnsi="Arial"/>
                 <w:sz w:val="17"/>
               </w:rPr>
               <w:t>Stock medio (coches)</w:t>
@@ -3394,70 +631,55 @@
         </w:tc>
         <w:tc>
           <w:tcPr>
-            <w:tcW w:type="dxa" w:w="2211"/>
-            <w:tcMar>
-              <w:top w:w="15" w:type="dxa"/>
-              <w:bottom w:w="15" w:type="dxa"/>
-            </w:tcMar>
+            <w:tcW w:type="dxa" w:w="2409"/>
+            <w:vAlign w:val="center"/>
           </w:tcPr>
           <w:p>
             <w:pPr>
-              <w:spacing w:after="0" w:line="240" w:lineRule="auto"/>
-              <w:jc w:val="right"/>
+              <w:spacing w:after="20" w:before="20"/>
             </w:pPr>
-            <w:r/>
             <w:r>
               <w:rPr>
-                <w:b w:val="0"/>
+                <w:rFonts w:ascii="Arial" w:hAnsi="Arial"/>
                 <w:sz w:val="17"/>
               </w:rPr>
-              <w:t>2.832 (2.559–3.116)</w:t>
+              <w:t>3.489</w:t>
             </w:r>
           </w:p>
         </w:tc>
         <w:tc>
           <w:tcPr>
-            <w:tcW w:type="dxa" w:w="2211"/>
-            <w:tcMar>
-              <w:top w:w="15" w:type="dxa"/>
-              <w:bottom w:w="15" w:type="dxa"/>
-            </w:tcMar>
+            <w:tcW w:type="dxa" w:w="2409"/>
+            <w:vAlign w:val="center"/>
           </w:tcPr>
           <w:p>
             <w:pPr>
-              <w:spacing w:after="0" w:line="240" w:lineRule="auto"/>
-              <w:jc w:val="right"/>
+              <w:spacing w:after="20" w:before="20"/>
             </w:pPr>
-            <w:r/>
             <w:r>
               <w:rPr>
-                <w:b w:val="0"/>
+                <w:rFonts w:ascii="Arial" w:hAnsi="Arial"/>
                 <w:sz w:val="17"/>
               </w:rPr>
-              <w:t>2.696 (2.454–2.950)</w:t>
+              <w:t>4.075</w:t>
             </w:r>
           </w:p>
         </w:tc>
         <w:tc>
           <w:tcPr>
-            <w:tcW w:type="dxa" w:w="2211"/>
-            <w:tcMar>
-              <w:top w:w="15" w:type="dxa"/>
-              <w:bottom w:w="15" w:type="dxa"/>
-            </w:tcMar>
+            <w:tcW w:type="dxa" w:w="2409"/>
+            <w:vAlign w:val="center"/>
           </w:tcPr>
           <w:p>
             <w:pPr>
-              <w:spacing w:after="0" w:line="240" w:lineRule="auto"/>
-              <w:jc w:val="right"/>
+              <w:spacing w:after="20" w:before="20"/>
             </w:pPr>
-            <w:r/>
             <w:r>
               <w:rPr>
-                <w:b w:val="0"/>
+                <w:rFonts w:ascii="Arial" w:hAnsi="Arial"/>
                 <w:sz w:val="17"/>
               </w:rPr>
-              <w:t>2.056 (1.833–2.303)</w:t>
+              <w:t>3.358</w:t>
             </w:r>
           </w:p>
         </w:tc>
@@ -3465,93 +687,73 @@
       <w:tr>
         <w:tc>
           <w:tcPr>
-            <w:tcW w:type="dxa" w:w="3005"/>
-            <w:tcMar>
-              <w:top w:w="15" w:type="dxa"/>
-              <w:bottom w:w="15" w:type="dxa"/>
-            </w:tcMar>
+            <w:tcW w:type="dxa" w:w="2409"/>
+            <w:vAlign w:val="center"/>
           </w:tcPr>
           <w:p>
             <w:pPr>
-              <w:spacing w:after="0" w:line="240" w:lineRule="auto"/>
-              <w:jc w:val="left"/>
+              <w:spacing w:after="20" w:before="20"/>
             </w:pPr>
-            <w:r/>
             <w:r>
               <w:rPr>
-                <w:b w:val="0"/>
+                <w:rFonts w:ascii="Arial" w:hAnsi="Arial"/>
                 <w:sz w:val="17"/>
               </w:rPr>
-              <w:t>Stock medio (meses de venta)</w:t>
+              <w:t>Cobertura media (meses)</w:t>
             </w:r>
           </w:p>
         </w:tc>
         <w:tc>
           <w:tcPr>
-            <w:tcW w:type="dxa" w:w="2211"/>
-            <w:tcMar>
-              <w:top w:w="15" w:type="dxa"/>
-              <w:bottom w:w="15" w:type="dxa"/>
-            </w:tcMar>
+            <w:tcW w:type="dxa" w:w="2409"/>
+            <w:vAlign w:val="center"/>
           </w:tcPr>
           <w:p>
             <w:pPr>
-              <w:spacing w:after="0" w:line="240" w:lineRule="auto"/>
-              <w:jc w:val="right"/>
+              <w:spacing w:after="20" w:before="20"/>
             </w:pPr>
-            <w:r/>
             <w:r>
               <w:rPr>
-                <w:b w:val="0"/>
+                <w:rFonts w:ascii="Arial" w:hAnsi="Arial"/>
                 <w:sz w:val="17"/>
               </w:rPr>
-              <w:t>2,2 (1,8–2,5)</w:t>
+              <w:t>2,7</w:t>
             </w:r>
           </w:p>
         </w:tc>
         <w:tc>
           <w:tcPr>
-            <w:tcW w:type="dxa" w:w="2211"/>
-            <w:tcMar>
-              <w:top w:w="15" w:type="dxa"/>
-              <w:bottom w:w="15" w:type="dxa"/>
-            </w:tcMar>
+            <w:tcW w:type="dxa" w:w="2409"/>
+            <w:vAlign w:val="center"/>
           </w:tcPr>
           <w:p>
             <w:pPr>
-              <w:spacing w:after="0" w:line="240" w:lineRule="auto"/>
-              <w:jc w:val="right"/>
+              <w:spacing w:after="20" w:before="20"/>
             </w:pPr>
-            <w:r/>
             <w:r>
               <w:rPr>
-                <w:b w:val="0"/>
+                <w:rFonts w:ascii="Arial" w:hAnsi="Arial"/>
                 <w:sz w:val="17"/>
               </w:rPr>
-              <w:t>1,8 (1,5–2,1)</w:t>
+              <w:t>2,6</w:t>
             </w:r>
           </w:p>
         </w:tc>
         <w:tc>
           <w:tcPr>
-            <w:tcW w:type="dxa" w:w="2211"/>
-            <w:tcMar>
-              <w:top w:w="15" w:type="dxa"/>
-              <w:bottom w:w="15" w:type="dxa"/>
-            </w:tcMar>
+            <w:tcW w:type="dxa" w:w="2409"/>
+            <w:vAlign w:val="center"/>
           </w:tcPr>
           <w:p>
             <w:pPr>
-              <w:spacing w:after="0" w:line="240" w:lineRule="auto"/>
-              <w:jc w:val="right"/>
+              <w:spacing w:after="20" w:before="20"/>
             </w:pPr>
-            <w:r/>
             <w:r>
               <w:rPr>
-                <w:b w:val="0"/>
+                <w:rFonts w:ascii="Arial" w:hAnsi="Arial"/>
                 <w:sz w:val="17"/>
               </w:rPr>
-              <w:t>1,1 (0,9–1,3)</w:t>
+              <w:t>1,4</w:t>
             </w:r>
           </w:p>
         </w:tc>
@@ -3559,93 +761,73 @@
       <w:tr>
         <w:tc>
           <w:tcPr>
-            <w:tcW w:type="dxa" w:w="3005"/>
-            <w:tcMar>
-              <w:top w:w="15" w:type="dxa"/>
-              <w:bottom w:w="15" w:type="dxa"/>
-            </w:tcMar>
+            <w:tcW w:type="dxa" w:w="2409"/>
+            <w:vAlign w:val="center"/>
           </w:tcPr>
           <w:p>
             <w:pPr>
-              <w:spacing w:after="0" w:line="240" w:lineRule="auto"/>
-              <w:jc w:val="left"/>
+              <w:spacing w:after="20" w:before="20"/>
             </w:pPr>
-            <w:r/>
             <w:r>
               <w:rPr>
-                <w:b w:val="0"/>
+                <w:rFonts w:ascii="Arial" w:hAnsi="Arial"/>
                 <w:sz w:val="17"/>
               </w:rPr>
-              <w:t>Coches con más de 90 días a fin de año</w:t>
+              <w:t>Más de 90 días al cierre (coches)</w:t>
             </w:r>
           </w:p>
         </w:tc>
         <w:tc>
           <w:tcPr>
-            <w:tcW w:type="dxa" w:w="2211"/>
-            <w:tcMar>
-              <w:top w:w="15" w:type="dxa"/>
-              <w:bottom w:w="15" w:type="dxa"/>
-            </w:tcMar>
+            <w:tcW w:type="dxa" w:w="2409"/>
+            <w:vAlign w:val="center"/>
           </w:tcPr>
           <w:p>
             <w:pPr>
-              <w:spacing w:after="0" w:line="240" w:lineRule="auto"/>
-              <w:jc w:val="right"/>
+              <w:spacing w:after="20" w:before="20"/>
             </w:pPr>
-            <w:r/>
             <w:r>
               <w:rPr>
-                <w:b w:val="0"/>
+                <w:rFonts w:ascii="Arial" w:hAnsi="Arial"/>
                 <w:sz w:val="17"/>
               </w:rPr>
-              <w:t>14 (0–214)</w:t>
+              <w:t>601</w:t>
             </w:r>
           </w:p>
         </w:tc>
         <w:tc>
           <w:tcPr>
-            <w:tcW w:type="dxa" w:w="2211"/>
-            <w:tcMar>
-              <w:top w:w="15" w:type="dxa"/>
-              <w:bottom w:w="15" w:type="dxa"/>
-            </w:tcMar>
+            <w:tcW w:type="dxa" w:w="2409"/>
+            <w:vAlign w:val="center"/>
           </w:tcPr>
           <w:p>
             <w:pPr>
-              <w:spacing w:after="0" w:line="240" w:lineRule="auto"/>
-              <w:jc w:val="right"/>
+              <w:spacing w:after="20" w:before="20"/>
             </w:pPr>
-            <w:r/>
             <w:r>
               <w:rPr>
-                <w:b w:val="0"/>
+                <w:rFonts w:ascii="Arial" w:hAnsi="Arial"/>
                 <w:sz w:val="17"/>
               </w:rPr>
-              <w:t>0 (0–66)</w:t>
+              <w:t>547</w:t>
             </w:r>
           </w:p>
         </w:tc>
         <w:tc>
           <w:tcPr>
-            <w:tcW w:type="dxa" w:w="2211"/>
-            <w:tcMar>
-              <w:top w:w="15" w:type="dxa"/>
-              <w:bottom w:w="15" w:type="dxa"/>
-            </w:tcMar>
+            <w:tcW w:type="dxa" w:w="2409"/>
+            <w:vAlign w:val="center"/>
           </w:tcPr>
           <w:p>
             <w:pPr>
-              <w:spacing w:after="0" w:line="240" w:lineRule="auto"/>
-              <w:jc w:val="right"/>
+              <w:spacing w:after="20" w:before="20"/>
             </w:pPr>
-            <w:r/>
             <w:r>
               <w:rPr>
-                <w:b w:val="0"/>
+                <w:rFonts w:ascii="Arial" w:hAnsi="Arial"/>
                 <w:sz w:val="17"/>
               </w:rPr>
-              <w:t>0 (0–0)</w:t>
+              <w:t>404</w:t>
             </w:r>
           </w:p>
         </w:tc>
@@ -3653,93 +835,73 @@
       <w:tr>
         <w:tc>
           <w:tcPr>
-            <w:tcW w:type="dxa" w:w="3005"/>
-            <w:tcMar>
-              <w:top w:w="15" w:type="dxa"/>
-              <w:bottom w:w="15" w:type="dxa"/>
-            </w:tcMar>
+            <w:tcW w:type="dxa" w:w="2409"/>
+            <w:vAlign w:val="center"/>
           </w:tcPr>
           <w:p>
             <w:pPr>
-              <w:spacing w:after="0" w:line="240" w:lineRule="auto"/>
-              <w:jc w:val="left"/>
+              <w:spacing w:after="20" w:before="20"/>
             </w:pPr>
-            <w:r/>
             <w:r>
               <w:rPr>
-                <w:b w:val="0"/>
+                <w:rFonts w:ascii="Arial" w:hAnsi="Arial"/>
                 <w:sz w:val="17"/>
               </w:rPr>
-              <w:t>Coste del stock (M€)</w:t>
+              <w:t>Coste de stock (M€)</w:t>
             </w:r>
           </w:p>
         </w:tc>
         <w:tc>
           <w:tcPr>
-            <w:tcW w:type="dxa" w:w="2211"/>
-            <w:tcMar>
-              <w:top w:w="15" w:type="dxa"/>
-              <w:bottom w:w="15" w:type="dxa"/>
-            </w:tcMar>
+            <w:tcW w:type="dxa" w:w="2409"/>
+            <w:vAlign w:val="center"/>
           </w:tcPr>
           <w:p>
             <w:pPr>
-              <w:spacing w:after="0" w:line="240" w:lineRule="auto"/>
-              <w:jc w:val="right"/>
+              <w:spacing w:after="20" w:before="20"/>
             </w:pPr>
-            <w:r/>
             <w:r>
               <w:rPr>
-                <w:b w:val="0"/>
+                <w:rFonts w:ascii="Arial" w:hAnsi="Arial"/>
                 <w:sz w:val="17"/>
               </w:rPr>
-              <w:t>2,0 (1,8–2,1)</w:t>
+              <w:t>2,20</w:t>
             </w:r>
           </w:p>
         </w:tc>
         <w:tc>
           <w:tcPr>
-            <w:tcW w:type="dxa" w:w="2211"/>
-            <w:tcMar>
-              <w:top w:w="15" w:type="dxa"/>
-              <w:bottom w:w="15" w:type="dxa"/>
-            </w:tcMar>
+            <w:tcW w:type="dxa" w:w="2409"/>
+            <w:vAlign w:val="center"/>
           </w:tcPr>
           <w:p>
             <w:pPr>
-              <w:spacing w:after="0" w:line="240" w:lineRule="auto"/>
-              <w:jc w:val="right"/>
+              <w:spacing w:after="20" w:before="20"/>
             </w:pPr>
-            <w:r/>
             <w:r>
               <w:rPr>
-                <w:b w:val="0"/>
+                <w:rFonts w:ascii="Arial" w:hAnsi="Arial"/>
                 <w:sz w:val="17"/>
               </w:rPr>
-              <w:t>1,9 (1,8–2,1)</w:t>
+              <w:t>2,73</w:t>
             </w:r>
           </w:p>
         </w:tc>
         <w:tc>
           <w:tcPr>
-            <w:tcW w:type="dxa" w:w="2211"/>
-            <w:tcMar>
-              <w:top w:w="15" w:type="dxa"/>
-              <w:bottom w:w="15" w:type="dxa"/>
-            </w:tcMar>
+            <w:tcW w:type="dxa" w:w="2409"/>
+            <w:vAlign w:val="center"/>
           </w:tcPr>
           <w:p>
             <w:pPr>
-              <w:spacing w:after="0" w:line="240" w:lineRule="auto"/>
-              <w:jc w:val="right"/>
+              <w:spacing w:after="20" w:before="20"/>
             </w:pPr>
-            <w:r/>
             <w:r>
               <w:rPr>
-                <w:b w:val="0"/>
+                <w:rFonts w:ascii="Arial" w:hAnsi="Arial"/>
                 <w:sz w:val="17"/>
               </w:rPr>
-              <w:t>1,5 (1,4–1,7)</w:t>
+              <w:t>2,38</w:t>
             </w:r>
           </w:p>
         </w:tc>
@@ -3747,21 +909,16 @@
       <w:tr>
         <w:tc>
           <w:tcPr>
-            <w:tcW w:type="dxa" w:w="3005"/>
-            <w:tcMar>
-              <w:top w:w="15" w:type="dxa"/>
-              <w:bottom w:w="15" w:type="dxa"/>
-            </w:tcMar>
+            <w:tcW w:type="dxa" w:w="2409"/>
+            <w:vAlign w:val="center"/>
           </w:tcPr>
           <w:p>
             <w:pPr>
-              <w:spacing w:after="0" w:line="240" w:lineRule="auto"/>
-              <w:jc w:val="left"/>
+              <w:spacing w:after="20" w:before="20"/>
             </w:pPr>
-            <w:r/>
             <w:r>
               <w:rPr>
-                <w:b w:val="0"/>
+                <w:rFonts w:ascii="Arial" w:hAnsi="Arial"/>
                 <w:sz w:val="17"/>
               </w:rPr>
               <w:t>Ventas perdidas (coches)</w:t>
@@ -3770,70 +927,55 @@
         </w:tc>
         <w:tc>
           <w:tcPr>
-            <w:tcW w:type="dxa" w:w="2211"/>
-            <w:tcMar>
-              <w:top w:w="15" w:type="dxa"/>
-              <w:bottom w:w="15" w:type="dxa"/>
-            </w:tcMar>
+            <w:tcW w:type="dxa" w:w="2409"/>
+            <w:vAlign w:val="center"/>
           </w:tcPr>
           <w:p>
             <w:pPr>
-              <w:spacing w:after="0" w:line="240" w:lineRule="auto"/>
-              <w:jc w:val="right"/>
+              <w:spacing w:after="20" w:before="20"/>
             </w:pPr>
-            <w:r/>
             <w:r>
               <w:rPr>
-                <w:b w:val="0"/>
+                <w:rFonts w:ascii="Arial" w:hAnsi="Arial"/>
                 <w:sz w:val="17"/>
               </w:rPr>
-              <w:t>381 (111–864)</w:t>
+              <w:t>3.501</w:t>
             </w:r>
           </w:p>
         </w:tc>
         <w:tc>
           <w:tcPr>
-            <w:tcW w:type="dxa" w:w="2211"/>
-            <w:tcMar>
-              <w:top w:w="15" w:type="dxa"/>
-              <w:bottom w:w="15" w:type="dxa"/>
-            </w:tcMar>
+            <w:tcW w:type="dxa" w:w="2409"/>
+            <w:vAlign w:val="center"/>
           </w:tcPr>
           <w:p>
             <w:pPr>
-              <w:spacing w:after="0" w:line="240" w:lineRule="auto"/>
-              <w:jc w:val="right"/>
+              <w:spacing w:after="20" w:before="20"/>
             </w:pPr>
-            <w:r/>
             <w:r>
               <w:rPr>
-                <w:b w:val="0"/>
+                <w:rFonts w:ascii="Arial" w:hAnsi="Arial"/>
                 <w:sz w:val="17"/>
               </w:rPr>
-              <w:t>458 (173–908)</w:t>
+              <w:t>478</w:t>
             </w:r>
           </w:p>
         </w:tc>
         <w:tc>
           <w:tcPr>
-            <w:tcW w:type="dxa" w:w="2211"/>
-            <w:tcMar>
-              <w:top w:w="15" w:type="dxa"/>
-              <w:bottom w:w="15" w:type="dxa"/>
-            </w:tcMar>
+            <w:tcW w:type="dxa" w:w="2409"/>
+            <w:vAlign w:val="center"/>
           </w:tcPr>
           <w:p>
             <w:pPr>
-              <w:spacing w:after="0" w:line="240" w:lineRule="auto"/>
-              <w:jc w:val="right"/>
+              <w:spacing w:after="20" w:before="20"/>
             </w:pPr>
-            <w:r/>
             <w:r>
               <w:rPr>
-                <w:b w:val="0"/>
+                <w:rFonts w:ascii="Arial" w:hAnsi="Arial"/>
                 <w:sz w:val="17"/>
               </w:rPr>
-              <w:t>1.814 (1.015–2.909)</w:t>
+              <w:t>3.493</w:t>
             </w:r>
           </w:p>
         </w:tc>
@@ -3841,93 +983,73 @@
       <w:tr>
         <w:tc>
           <w:tcPr>
-            <w:tcW w:type="dxa" w:w="3005"/>
-            <w:tcMar>
-              <w:top w:w="15" w:type="dxa"/>
-              <w:bottom w:w="15" w:type="dxa"/>
-            </w:tcMar>
+            <w:tcW w:type="dxa" w:w="2409"/>
+            <w:vAlign w:val="center"/>
           </w:tcPr>
           <w:p>
             <w:pPr>
-              <w:spacing w:after="0" w:line="240" w:lineRule="auto"/>
-              <w:jc w:val="left"/>
+              <w:spacing w:after="20" w:before="20"/>
             </w:pPr>
-            <w:r/>
             <w:r>
               <w:rPr>
-                <w:b w:val="0"/>
+                <w:rFonts w:ascii="Arial" w:hAnsi="Arial"/>
                 <w:sz w:val="17"/>
               </w:rPr>
-              <w:t>CVP de las ventas perdidas (M€)</w:t>
+              <w:t>VM (M€)</w:t>
             </w:r>
           </w:p>
         </w:tc>
         <w:tc>
           <w:tcPr>
-            <w:tcW w:type="dxa" w:w="2211"/>
-            <w:tcMar>
-              <w:top w:w="15" w:type="dxa"/>
-              <w:bottom w:w="15" w:type="dxa"/>
-            </w:tcMar>
+            <w:tcW w:type="dxa" w:w="2409"/>
+            <w:vAlign w:val="center"/>
           </w:tcPr>
           <w:p>
             <w:pPr>
-              <w:spacing w:after="0" w:line="240" w:lineRule="auto"/>
-              <w:jc w:val="right"/>
+              <w:spacing w:after="20" w:before="20"/>
             </w:pPr>
-            <w:r/>
             <w:r>
               <w:rPr>
-                <w:b w:val="0"/>
+                <w:rFonts w:ascii="Arial" w:hAnsi="Arial"/>
                 <w:sz w:val="17"/>
               </w:rPr>
-              <w:t>0,9 (0,1–3,3)</w:t>
+              <w:t>27,63</w:t>
             </w:r>
           </w:p>
         </w:tc>
         <w:tc>
           <w:tcPr>
-            <w:tcW w:type="dxa" w:w="2211"/>
-            <w:tcMar>
-              <w:top w:w="15" w:type="dxa"/>
-              <w:bottom w:w="15" w:type="dxa"/>
-            </w:tcMar>
+            <w:tcW w:type="dxa" w:w="2409"/>
+            <w:vAlign w:val="center"/>
           </w:tcPr>
           <w:p>
             <w:pPr>
-              <w:spacing w:after="0" w:line="240" w:lineRule="auto"/>
-              <w:jc w:val="right"/>
+              <w:spacing w:after="20" w:before="20"/>
             </w:pPr>
-            <w:r/>
             <w:r>
               <w:rPr>
-                <w:b w:val="0"/>
+                <w:rFonts w:ascii="Arial" w:hAnsi="Arial"/>
                 <w:sz w:val="17"/>
               </w:rPr>
-              <w:t>0,6 (0,1–1,8)</w:t>
+              <w:t>40,50</w:t>
             </w:r>
           </w:p>
         </w:tc>
         <w:tc>
           <w:tcPr>
-            <w:tcW w:type="dxa" w:w="2211"/>
-            <w:tcMar>
-              <w:top w:w="15" w:type="dxa"/>
-              <w:bottom w:w="15" w:type="dxa"/>
-            </w:tcMar>
+            <w:tcW w:type="dxa" w:w="2409"/>
+            <w:vAlign w:val="center"/>
           </w:tcPr>
           <w:p>
             <w:pPr>
-              <w:spacing w:after="0" w:line="240" w:lineRule="auto"/>
-              <w:jc w:val="right"/>
+              <w:spacing w:after="20" w:before="20"/>
             </w:pPr>
-            <w:r/>
             <w:r>
               <w:rPr>
-                <w:b w:val="0"/>
+                <w:rFonts w:ascii="Arial" w:hAnsi="Arial"/>
                 <w:sz w:val="17"/>
               </w:rPr>
-              <w:t>4,1 (1,8–8,1)</w:t>
+              <w:t>53,36</w:t>
             </w:r>
           </w:p>
         </w:tc>
@@ -3935,93 +1057,73 @@
       <w:tr>
         <w:tc>
           <w:tcPr>
-            <w:tcW w:type="dxa" w:w="3005"/>
-            <w:tcMar>
-              <w:top w:w="15" w:type="dxa"/>
-              <w:bottom w:w="15" w:type="dxa"/>
-            </w:tcMar>
+            <w:tcW w:type="dxa" w:w="2409"/>
+            <w:vAlign w:val="center"/>
           </w:tcPr>
           <w:p>
             <w:pPr>
-              <w:spacing w:after="0" w:line="240" w:lineRule="auto"/>
-              <w:jc w:val="left"/>
+              <w:spacing w:after="20" w:before="20"/>
             </w:pPr>
-            <w:r/>
             <w:r>
               <w:rPr>
-                <w:b w:val="0"/>
+                <w:rFonts w:ascii="Arial" w:hAnsi="Arial"/>
                 <w:sz w:val="17"/>
               </w:rPr>
-              <w:t>Gasto comercial, VM (M€)</w:t>
+              <w:t>CVP antes de logística y primas (M€)</w:t>
             </w:r>
           </w:p>
         </w:tc>
         <w:tc>
           <w:tcPr>
-            <w:tcW w:type="dxa" w:w="2211"/>
-            <w:tcMar>
-              <w:top w:w="15" w:type="dxa"/>
-              <w:bottom w:w="15" w:type="dxa"/>
-            </w:tcMar>
+            <w:tcW w:type="dxa" w:w="2409"/>
+            <w:vAlign w:val="center"/>
           </w:tcPr>
           <w:p>
             <w:pPr>
-              <w:spacing w:after="0" w:line="240" w:lineRule="auto"/>
-              <w:jc w:val="right"/>
+              <w:spacing w:after="20" w:before="20"/>
             </w:pPr>
-            <w:r/>
             <w:r>
               <w:rPr>
-                <w:b w:val="0"/>
+                <w:rFonts w:ascii="Arial" w:hAnsi="Arial"/>
                 <w:sz w:val="17"/>
               </w:rPr>
-              <w:t>34,3 (32,2–36,6)</w:t>
+              <w:t>46,49</w:t>
             </w:r>
           </w:p>
         </w:tc>
         <w:tc>
           <w:tcPr>
-            <w:tcW w:type="dxa" w:w="2211"/>
-            <w:tcMar>
-              <w:top w:w="15" w:type="dxa"/>
-              <w:bottom w:w="15" w:type="dxa"/>
-            </w:tcMar>
+            <w:tcW w:type="dxa" w:w="2409"/>
+            <w:vAlign w:val="center"/>
           </w:tcPr>
           <w:p>
             <w:pPr>
-              <w:spacing w:after="0" w:line="240" w:lineRule="auto"/>
-              <w:jc w:val="right"/>
+              <w:spacing w:after="20" w:before="20"/>
             </w:pPr>
-            <w:r/>
             <w:r>
               <w:rPr>
-                <w:b w:val="0"/>
+                <w:rFonts w:ascii="Arial" w:hAnsi="Arial"/>
                 <w:sz w:val="17"/>
               </w:rPr>
-              <w:t>38,6 (36,2–41,3)</w:t>
+              <w:t>65,62</w:t>
             </w:r>
           </w:p>
         </w:tc>
         <w:tc>
           <w:tcPr>
-            <w:tcW w:type="dxa" w:w="2211"/>
-            <w:tcMar>
-              <w:top w:w="15" w:type="dxa"/>
-              <w:bottom w:w="15" w:type="dxa"/>
-            </w:tcMar>
+            <w:tcW w:type="dxa" w:w="2409"/>
+            <w:vAlign w:val="center"/>
           </w:tcPr>
           <w:p>
             <w:pPr>
-              <w:spacing w:after="0" w:line="240" w:lineRule="auto"/>
-              <w:jc w:val="right"/>
+              <w:spacing w:after="20" w:before="20"/>
             </w:pPr>
-            <w:r/>
             <w:r>
               <w:rPr>
-                <w:b w:val="0"/>
+                <w:rFonts w:ascii="Arial" w:hAnsi="Arial"/>
                 <w:sz w:val="17"/>
               </w:rPr>
-              <w:t>47,6 (44,9–50,4)</w:t>
+              <w:t>88,23</w:t>
             </w:r>
           </w:p>
         </w:tc>
@@ -4029,93 +1131,73 @@
       <w:tr>
         <w:tc>
           <w:tcPr>
-            <w:tcW w:type="dxa" w:w="3005"/>
-            <w:tcMar>
-              <w:top w:w="15" w:type="dxa"/>
-              <w:bottom w:w="15" w:type="dxa"/>
-            </w:tcMar>
+            <w:tcW w:type="dxa" w:w="2409"/>
+            <w:vAlign w:val="center"/>
           </w:tcPr>
           <w:p>
             <w:pPr>
-              <w:spacing w:after="0" w:line="240" w:lineRule="auto"/>
-              <w:jc w:val="left"/>
+              <w:spacing w:after="20" w:before="20"/>
             </w:pPr>
-            <w:r/>
             <w:r>
               <w:rPr>
-                <w:b w:val="0"/>
+                <w:rFonts w:ascii="Arial" w:hAnsi="Arial"/>
                 <w:sz w:val="17"/>
               </w:rPr>
-              <w:t>Margen de la marca, CVP (M€)</w:t>
+              <w:t>Prima CO₂ (M€)</w:t>
             </w:r>
           </w:p>
         </w:tc>
         <w:tc>
           <w:tcPr>
-            <w:tcW w:type="dxa" w:w="2211"/>
-            <w:tcMar>
-              <w:top w:w="15" w:type="dxa"/>
-              <w:bottom w:w="15" w:type="dxa"/>
-            </w:tcMar>
+            <w:tcW w:type="dxa" w:w="2409"/>
+            <w:vAlign w:val="center"/>
           </w:tcPr>
           <w:p>
             <w:pPr>
-              <w:spacing w:after="0" w:line="240" w:lineRule="auto"/>
-              <w:jc w:val="right"/>
+              <w:spacing w:after="20" w:before="20"/>
             </w:pPr>
-            <w:r/>
             <w:r>
               <w:rPr>
-                <w:b w:val="0"/>
+                <w:rFonts w:ascii="Arial" w:hAnsi="Arial"/>
                 <w:sz w:val="17"/>
               </w:rPr>
-              <w:t>56,4 (51,8–60,9)</w:t>
+              <w:t>36,56</w:t>
             </w:r>
           </w:p>
         </w:tc>
         <w:tc>
           <w:tcPr>
-            <w:tcW w:type="dxa" w:w="2211"/>
-            <w:tcMar>
-              <w:top w:w="15" w:type="dxa"/>
-              <w:bottom w:w="15" w:type="dxa"/>
-            </w:tcMar>
+            <w:tcW w:type="dxa" w:w="2409"/>
+            <w:vAlign w:val="center"/>
           </w:tcPr>
           <w:p>
             <w:pPr>
-              <w:spacing w:after="0" w:line="240" w:lineRule="auto"/>
-              <w:jc w:val="right"/>
+              <w:spacing w:after="20" w:before="20"/>
             </w:pPr>
-            <w:r/>
             <w:r>
               <w:rPr>
-                <w:b w:val="0"/>
+                <w:rFonts w:ascii="Arial" w:hAnsi="Arial"/>
                 <w:sz w:val="17"/>
               </w:rPr>
-              <w:t>65,4 (60,1–71,3)</w:t>
+              <w:t>0,00</w:t>
             </w:r>
           </w:p>
         </w:tc>
         <w:tc>
           <w:tcPr>
-            <w:tcW w:type="dxa" w:w="2211"/>
-            <w:tcMar>
-              <w:top w:w="15" w:type="dxa"/>
-              <w:bottom w:w="15" w:type="dxa"/>
-            </w:tcMar>
+            <w:tcW w:type="dxa" w:w="2409"/>
+            <w:vAlign w:val="center"/>
           </w:tcPr>
           <w:p>
             <w:pPr>
-              <w:spacing w:after="0" w:line="240" w:lineRule="auto"/>
-              <w:jc w:val="right"/>
+              <w:spacing w:after="20" w:before="20"/>
             </w:pPr>
-            <w:r/>
             <w:r>
               <w:rPr>
-                <w:b w:val="0"/>
+                <w:rFonts w:ascii="Arial" w:hAnsi="Arial"/>
                 <w:sz w:val="17"/>
               </w:rPr>
-              <w:t>84,4 (78,0–91,0)</w:t>
+              <w:t>0,00</w:t>
             </w:r>
           </w:p>
         </w:tc>
@@ -4123,93 +1205,73 @@
       <w:tr>
         <w:tc>
           <w:tcPr>
-            <w:tcW w:type="dxa" w:w="3005"/>
-            <w:tcMar>
-              <w:top w:w="15" w:type="dxa"/>
-              <w:bottom w:w="15" w:type="dxa"/>
-            </w:tcMar>
+            <w:tcW w:type="dxa" w:w="2409"/>
+            <w:vAlign w:val="center"/>
           </w:tcPr>
           <w:p>
             <w:pPr>
-              <w:spacing w:after="0" w:line="240" w:lineRule="auto"/>
-              <w:jc w:val="left"/>
+              <w:spacing w:after="20" w:before="20"/>
             </w:pPr>
-            <w:r/>
             <w:r>
               <w:rPr>
-                <w:b w:val="0"/>
+                <w:rFonts w:ascii="Arial" w:hAnsi="Arial"/>
                 <w:sz w:val="17"/>
               </w:rPr>
-              <w:t>Prima de CO2 (M€)</w:t>
+              <w:t>Arancel adicional (M€)</w:t>
             </w:r>
           </w:p>
         </w:tc>
         <w:tc>
           <w:tcPr>
-            <w:tcW w:type="dxa" w:w="2211"/>
-            <w:tcMar>
-              <w:top w:w="15" w:type="dxa"/>
-              <w:bottom w:w="15" w:type="dxa"/>
-            </w:tcMar>
+            <w:tcW w:type="dxa" w:w="2409"/>
+            <w:vAlign w:val="center"/>
           </w:tcPr>
           <w:p>
             <w:pPr>
-              <w:spacing w:after="0" w:line="240" w:lineRule="auto"/>
-              <w:jc w:val="right"/>
+              <w:spacing w:after="20" w:before="20"/>
             </w:pPr>
-            <w:r/>
             <w:r>
               <w:rPr>
-                <w:b w:val="0"/>
+                <w:rFonts w:ascii="Arial" w:hAnsi="Arial"/>
                 <w:sz w:val="17"/>
               </w:rPr>
-              <w:t>47,2 (43,8–50,9)</w:t>
+              <w:t>4,64</w:t>
             </w:r>
           </w:p>
         </w:tc>
         <w:tc>
           <w:tcPr>
-            <w:tcW w:type="dxa" w:w="2211"/>
-            <w:tcMar>
-              <w:top w:w="15" w:type="dxa"/>
-              <w:bottom w:w="15" w:type="dxa"/>
-            </w:tcMar>
+            <w:tcW w:type="dxa" w:w="2409"/>
+            <w:vAlign w:val="center"/>
           </w:tcPr>
           <w:p>
             <w:pPr>
-              <w:spacing w:after="0" w:line="240" w:lineRule="auto"/>
-              <w:jc w:val="right"/>
+              <w:spacing w:after="20" w:before="20"/>
             </w:pPr>
-            <w:r/>
             <w:r>
               <w:rPr>
-                <w:b w:val="0"/>
+                <w:rFonts w:ascii="Arial" w:hAnsi="Arial"/>
                 <w:sz w:val="17"/>
               </w:rPr>
-              <w:t>0,0 (0,0–0,0)</w:t>
+              <w:t>0,00</w:t>
             </w:r>
           </w:p>
         </w:tc>
         <w:tc>
           <w:tcPr>
-            <w:tcW w:type="dxa" w:w="2211"/>
-            <w:tcMar>
-              <w:top w:w="15" w:type="dxa"/>
-              <w:bottom w:w="15" w:type="dxa"/>
-            </w:tcMar>
+            <w:tcW w:type="dxa" w:w="2409"/>
+            <w:vAlign w:val="center"/>
           </w:tcPr>
           <w:p>
             <w:pPr>
-              <w:spacing w:after="0" w:line="240" w:lineRule="auto"/>
-              <w:jc w:val="right"/>
+              <w:spacing w:after="20" w:before="20"/>
             </w:pPr>
-            <w:r/>
             <w:r>
               <w:rPr>
-                <w:b w:val="0"/>
+                <w:rFonts w:ascii="Arial" w:hAnsi="Arial"/>
                 <w:sz w:val="17"/>
               </w:rPr>
-              <w:t>0,0 (0,0–0,0)</w:t>
+              <w:t>0,00</w:t>
             </w:r>
           </w:p>
         </w:tc>
@@ -4217,93 +1279,73 @@
       <w:tr>
         <w:tc>
           <w:tcPr>
-            <w:tcW w:type="dxa" w:w="3005"/>
-            <w:tcMar>
-              <w:top w:w="15" w:type="dxa"/>
-              <w:bottom w:w="15" w:type="dxa"/>
-            </w:tcMar>
+            <w:tcW w:type="dxa" w:w="2409"/>
+            <w:vAlign w:val="center"/>
           </w:tcPr>
           <w:p>
             <w:pPr>
-              <w:spacing w:after="0" w:line="240" w:lineRule="auto"/>
-              <w:jc w:val="left"/>
+              <w:spacing w:after="20" w:before="20"/>
             </w:pPr>
-            <w:r/>
             <w:r>
               <w:rPr>
-                <w:b w:val="0"/>
+                <w:rFonts w:ascii="Arial" w:hAnsi="Arial"/>
                 <w:sz w:val="17"/>
               </w:rPr>
-              <w:t>Resultado: CVP − coste del stock − prima (M€)</w:t>
+              <w:t>Cambio: coste / ahorro (M€)</w:t>
             </w:r>
           </w:p>
         </w:tc>
         <w:tc>
           <w:tcPr>
-            <w:tcW w:type="dxa" w:w="2211"/>
-            <w:tcMar>
-              <w:top w:w="15" w:type="dxa"/>
-              <w:bottom w:w="15" w:type="dxa"/>
-            </w:tcMar>
+            <w:tcW w:type="dxa" w:w="2409"/>
+            <w:vAlign w:val="center"/>
           </w:tcPr>
           <w:p>
             <w:pPr>
-              <w:spacing w:after="0" w:line="240" w:lineRule="auto"/>
-              <w:jc w:val="right"/>
+              <w:spacing w:after="20" w:before="20"/>
             </w:pPr>
-            <w:r/>
             <w:r>
               <w:rPr>
-                <w:b w:val="0"/>
+                <w:rFonts w:ascii="Arial" w:hAnsi="Arial"/>
                 <w:sz w:val="17"/>
               </w:rPr>
-              <w:t>7,1 (5,7–8,6)</w:t>
+              <w:t>0,00</w:t>
             </w:r>
           </w:p>
         </w:tc>
         <w:tc>
           <w:tcPr>
-            <w:tcW w:type="dxa" w:w="2211"/>
-            <w:tcMar>
-              <w:top w:w="15" w:type="dxa"/>
-              <w:bottom w:w="15" w:type="dxa"/>
-            </w:tcMar>
+            <w:tcW w:type="dxa" w:w="2409"/>
+            <w:vAlign w:val="center"/>
           </w:tcPr>
           <w:p>
             <w:pPr>
-              <w:spacing w:after="0" w:line="240" w:lineRule="auto"/>
-              <w:jc w:val="right"/>
+              <w:spacing w:after="20" w:before="20"/>
             </w:pPr>
-            <w:r/>
             <w:r>
               <w:rPr>
-                <w:b w:val="0"/>
+                <w:rFonts w:ascii="Arial" w:hAnsi="Arial"/>
                 <w:sz w:val="17"/>
               </w:rPr>
-              <w:t>63,5 (58,1–69,4)</w:t>
+              <w:t>0,00</w:t>
             </w:r>
           </w:p>
         </w:tc>
         <w:tc>
           <w:tcPr>
-            <w:tcW w:type="dxa" w:w="2211"/>
-            <w:tcMar>
-              <w:top w:w="15" w:type="dxa"/>
-              <w:bottom w:w="15" w:type="dxa"/>
-            </w:tcMar>
+            <w:tcW w:type="dxa" w:w="2409"/>
+            <w:vAlign w:val="center"/>
           </w:tcPr>
           <w:p>
             <w:pPr>
-              <w:spacing w:after="0" w:line="240" w:lineRule="auto"/>
-              <w:jc w:val="right"/>
+              <w:spacing w:after="20" w:before="20"/>
             </w:pPr>
-            <w:r/>
             <w:r>
               <w:rPr>
-                <w:b w:val="0"/>
+                <w:rFonts w:ascii="Arial" w:hAnsi="Arial"/>
                 <w:sz w:val="17"/>
               </w:rPr>
-              <w:t>83,0 (76,3–89,6)</w:t>
+              <w:t>-5,52</w:t>
             </w:r>
           </w:p>
         </w:tc>
@@ -4311,279 +1353,3053 @@
     </w:tbl>
     <w:p>
       <w:pPr>
-        <w:spacing w:before="20" w:after="40"/>
+        <w:pStyle w:val="Heading2"/>
       </w:pPr>
       <w:r>
+        <w:t>Indicadores por segmento · escenario central</w:t>
+      </w:r>
+    </w:p>
+    <w:tbl>
+      <w:tblPr>
+        <w:tblStyle w:val="TableGrid"/>
+        <w:tblW w:type="auto" w:w="0"/>
+        <w:jc w:val="center"/>
+        <w:tblLook w:firstColumn="1" w:firstRow="1" w:lastColumn="0" w:lastRow="0" w:noHBand="0" w:noVBand="1" w:val="04A0"/>
+      </w:tblPr>
+      <w:tblGrid>
+        <w:gridCol w:w="1928"/>
+        <w:gridCol w:w="1928"/>
+        <w:gridCol w:w="1928"/>
+        <w:gridCol w:w="1928"/>
+        <w:gridCol w:w="1928"/>
+      </w:tblGrid>
+      <w:tr>
+        <w:tc>
+          <w:tcPr>
+            <w:tcW w:type="dxa" w:w="1928"/>
+            <w:vAlign w:val="center"/>
+          </w:tcPr>
+          <w:p>
+            <w:pPr>
+              <w:spacing w:after="20" w:before="20"/>
+            </w:pPr>
+            <w:r>
+              <w:rPr>
+                <w:rFonts w:ascii="Arial" w:hAnsi="Arial"/>
+                <w:b/>
+                <w:color w:val="004B7D"/>
+                <w:sz w:val="17"/>
+              </w:rPr>
+              <w:t>Segmento</w:t>
+            </w:r>
+          </w:p>
+        </w:tc>
+        <w:tc>
+          <w:tcPr>
+            <w:tcW w:type="dxa" w:w="1928"/>
+            <w:vAlign w:val="center"/>
+          </w:tcPr>
+          <w:p>
+            <w:pPr>
+              <w:spacing w:after="20" w:before="20"/>
+            </w:pPr>
+            <w:r>
+              <w:rPr>
+                <w:rFonts w:ascii="Arial" w:hAnsi="Arial"/>
+                <w:b/>
+                <w:color w:val="004B7D"/>
+                <w:sz w:val="17"/>
+              </w:rPr>
+              <w:t>Ventas (coches)</w:t>
+            </w:r>
+          </w:p>
+        </w:tc>
+        <w:tc>
+          <w:tcPr>
+            <w:tcW w:type="dxa" w:w="1928"/>
+            <w:vAlign w:val="center"/>
+          </w:tcPr>
+          <w:p>
+            <w:pPr>
+              <w:spacing w:after="20" w:before="20"/>
+            </w:pPr>
+            <w:r>
+              <w:rPr>
+                <w:rFonts w:ascii="Arial" w:hAnsi="Arial"/>
+                <w:b/>
+                <w:color w:val="004B7D"/>
+                <w:sz w:val="17"/>
+              </w:rPr>
+              <w:t>Demanda (coches)</w:t>
+            </w:r>
+          </w:p>
+        </w:tc>
+        <w:tc>
+          <w:tcPr>
+            <w:tcW w:type="dxa" w:w="1928"/>
+            <w:vAlign w:val="center"/>
+          </w:tcPr>
+          <w:p>
+            <w:pPr>
+              <w:spacing w:after="20" w:before="20"/>
+            </w:pPr>
+            <w:r>
+              <w:rPr>
+                <w:rFonts w:ascii="Arial" w:hAnsi="Arial"/>
+                <w:b/>
+                <w:color w:val="004B7D"/>
+                <w:sz w:val="17"/>
+              </w:rPr>
+              <w:t>Cobertura (meses)</w:t>
+            </w:r>
+          </w:p>
+        </w:tc>
+        <w:tc>
+          <w:tcPr>
+            <w:tcW w:type="dxa" w:w="1928"/>
+            <w:vAlign w:val="center"/>
+          </w:tcPr>
+          <w:p>
+            <w:pPr>
+              <w:spacing w:after="20" w:before="20"/>
+            </w:pPr>
+            <w:r>
+              <w:rPr>
+                <w:rFonts w:ascii="Arial" w:hAnsi="Arial"/>
+                <w:b/>
+                <w:color w:val="004B7D"/>
+                <w:sz w:val="17"/>
+              </w:rPr>
+              <w:t>Servicio medio</w:t>
+            </w:r>
+          </w:p>
+        </w:tc>
+      </w:tr>
+      <w:tr>
+        <w:tc>
+          <w:tcPr>
+            <w:tcW w:type="dxa" w:w="1928"/>
+            <w:vAlign w:val="center"/>
+          </w:tcPr>
+          <w:p>
+            <w:pPr>
+              <w:spacing w:after="20" w:before="20"/>
+            </w:pPr>
+            <w:r>
+              <w:rPr>
+                <w:rFonts w:ascii="Arial" w:hAnsi="Arial"/>
+                <w:sz w:val="17"/>
+              </w:rPr>
+              <w:t>B</w:t>
+            </w:r>
+          </w:p>
+        </w:tc>
+        <w:tc>
+          <w:tcPr>
+            <w:tcW w:type="dxa" w:w="1928"/>
+            <w:vAlign w:val="center"/>
+          </w:tcPr>
+          <w:p>
+            <w:pPr>
+              <w:spacing w:after="20" w:before="20"/>
+            </w:pPr>
+            <w:r>
+              <w:rPr>
+                <w:rFonts w:ascii="Arial" w:hAnsi="Arial"/>
+                <w:sz w:val="17"/>
+              </w:rPr>
+              <w:t>1.211</w:t>
+            </w:r>
+          </w:p>
+        </w:tc>
+        <w:tc>
+          <w:tcPr>
+            <w:tcW w:type="dxa" w:w="1928"/>
+            <w:vAlign w:val="center"/>
+          </w:tcPr>
+          <w:p>
+            <w:pPr>
+              <w:spacing w:after="20" w:before="20"/>
+            </w:pPr>
+            <w:r>
+              <w:rPr>
+                <w:rFonts w:ascii="Arial" w:hAnsi="Arial"/>
+                <w:sz w:val="17"/>
+              </w:rPr>
+              <w:t>1.253</w:t>
+            </w:r>
+          </w:p>
+        </w:tc>
+        <w:tc>
+          <w:tcPr>
+            <w:tcW w:type="dxa" w:w="1928"/>
+            <w:vAlign w:val="center"/>
+          </w:tcPr>
+          <w:p>
+            <w:pPr>
+              <w:spacing w:after="20" w:before="20"/>
+            </w:pPr>
+            <w:r>
+              <w:rPr>
+                <w:rFonts w:ascii="Arial" w:hAnsi="Arial"/>
+                <w:sz w:val="17"/>
+              </w:rPr>
+              <w:t>1,7</w:t>
+            </w:r>
+          </w:p>
+        </w:tc>
+        <w:tc>
+          <w:tcPr>
+            <w:tcW w:type="dxa" w:w="1928"/>
+            <w:vAlign w:val="center"/>
+          </w:tcPr>
+          <w:p>
+            <w:pPr>
+              <w:spacing w:after="20" w:before="20"/>
+            </w:pPr>
+            <w:r>
+              <w:rPr>
+                <w:rFonts w:ascii="Arial" w:hAnsi="Arial"/>
+                <w:sz w:val="17"/>
+              </w:rPr>
+              <w:t>96,5 %</w:t>
+            </w:r>
+          </w:p>
+        </w:tc>
+      </w:tr>
+      <w:tr>
+        <w:tc>
+          <w:tcPr>
+            <w:tcW w:type="dxa" w:w="1928"/>
+            <w:vAlign w:val="center"/>
+          </w:tcPr>
+          <w:p>
+            <w:pPr>
+              <w:spacing w:after="20" w:before="20"/>
+            </w:pPr>
+            <w:r>
+              <w:rPr>
+                <w:rFonts w:ascii="Arial" w:hAnsi="Arial"/>
+                <w:sz w:val="17"/>
+              </w:rPr>
+              <w:t>C</w:t>
+            </w:r>
+          </w:p>
+        </w:tc>
+        <w:tc>
+          <w:tcPr>
+            <w:tcW w:type="dxa" w:w="1928"/>
+            <w:vAlign w:val="center"/>
+          </w:tcPr>
+          <w:p>
+            <w:pPr>
+              <w:spacing w:after="20" w:before="20"/>
+            </w:pPr>
+            <w:r>
+              <w:rPr>
+                <w:rFonts w:ascii="Arial" w:hAnsi="Arial"/>
+                <w:sz w:val="17"/>
+              </w:rPr>
+              <w:t>2.250</w:t>
+            </w:r>
+          </w:p>
+        </w:tc>
+        <w:tc>
+          <w:tcPr>
+            <w:tcW w:type="dxa" w:w="1928"/>
+            <w:vAlign w:val="center"/>
+          </w:tcPr>
+          <w:p>
+            <w:pPr>
+              <w:spacing w:after="20" w:before="20"/>
+            </w:pPr>
+            <w:r>
+              <w:rPr>
+                <w:rFonts w:ascii="Arial" w:hAnsi="Arial"/>
+                <w:sz w:val="17"/>
+              </w:rPr>
+              <w:t>2.259</w:t>
+            </w:r>
+          </w:p>
+        </w:tc>
+        <w:tc>
+          <w:tcPr>
+            <w:tcW w:type="dxa" w:w="1928"/>
+            <w:vAlign w:val="center"/>
+          </w:tcPr>
+          <w:p>
+            <w:pPr>
+              <w:spacing w:after="20" w:before="20"/>
+            </w:pPr>
+            <w:r>
+              <w:rPr>
+                <w:rFonts w:ascii="Arial" w:hAnsi="Arial"/>
+                <w:sz w:val="17"/>
+              </w:rPr>
+              <w:t>5,2</w:t>
+            </w:r>
+          </w:p>
+        </w:tc>
+        <w:tc>
+          <w:tcPr>
+            <w:tcW w:type="dxa" w:w="1928"/>
+            <w:vAlign w:val="center"/>
+          </w:tcPr>
+          <w:p>
+            <w:pPr>
+              <w:spacing w:after="20" w:before="20"/>
+            </w:pPr>
+            <w:r>
+              <w:rPr>
+                <w:rFonts w:ascii="Arial" w:hAnsi="Arial"/>
+                <w:sz w:val="17"/>
+              </w:rPr>
+              <w:t>99,6 %</w:t>
+            </w:r>
+          </w:p>
+        </w:tc>
+      </w:tr>
+      <w:tr>
+        <w:tc>
+          <w:tcPr>
+            <w:tcW w:type="dxa" w:w="1928"/>
+            <w:vAlign w:val="center"/>
+          </w:tcPr>
+          <w:p>
+            <w:pPr>
+              <w:spacing w:after="20" w:before="20"/>
+            </w:pPr>
+            <w:r>
+              <w:rPr>
+                <w:rFonts w:ascii="Arial" w:hAnsi="Arial"/>
+                <w:sz w:val="17"/>
+              </w:rPr>
+              <w:t>MD</w:t>
+            </w:r>
+          </w:p>
+        </w:tc>
+        <w:tc>
+          <w:tcPr>
+            <w:tcW w:type="dxa" w:w="1928"/>
+            <w:vAlign w:val="center"/>
+          </w:tcPr>
+          <w:p>
+            <w:pPr>
+              <w:spacing w:after="20" w:before="20"/>
+            </w:pPr>
+            <w:r>
+              <w:rPr>
+                <w:rFonts w:ascii="Arial" w:hAnsi="Arial"/>
+                <w:sz w:val="17"/>
+              </w:rPr>
+              <w:t>432</w:t>
+            </w:r>
+          </w:p>
+        </w:tc>
+        <w:tc>
+          <w:tcPr>
+            <w:tcW w:type="dxa" w:w="1928"/>
+            <w:vAlign w:val="center"/>
+          </w:tcPr>
+          <w:p>
+            <w:pPr>
+              <w:spacing w:after="20" w:before="20"/>
+            </w:pPr>
+            <w:r>
+              <w:rPr>
+                <w:rFonts w:ascii="Arial" w:hAnsi="Arial"/>
+                <w:sz w:val="17"/>
+              </w:rPr>
+              <w:t>433</w:t>
+            </w:r>
+          </w:p>
+        </w:tc>
+        <w:tc>
+          <w:tcPr>
+            <w:tcW w:type="dxa" w:w="1928"/>
+            <w:vAlign w:val="center"/>
+          </w:tcPr>
+          <w:p>
+            <w:pPr>
+              <w:spacing w:after="20" w:before="20"/>
+            </w:pPr>
+            <w:r>
+              <w:rPr>
+                <w:rFonts w:ascii="Arial" w:hAnsi="Arial"/>
+                <w:sz w:val="17"/>
+              </w:rPr>
+              <w:t>2,3</w:t>
+            </w:r>
+          </w:p>
+        </w:tc>
+        <w:tc>
+          <w:tcPr>
+            <w:tcW w:type="dxa" w:w="1928"/>
+            <w:vAlign w:val="center"/>
+          </w:tcPr>
+          <w:p>
+            <w:pPr>
+              <w:spacing w:after="20" w:before="20"/>
+            </w:pPr>
+            <w:r>
+              <w:rPr>
+                <w:rFonts w:ascii="Arial" w:hAnsi="Arial"/>
+                <w:sz w:val="17"/>
+              </w:rPr>
+              <w:t>99,7 %</w:t>
+            </w:r>
+          </w:p>
+        </w:tc>
+      </w:tr>
+      <w:tr>
+        <w:tc>
+          <w:tcPr>
+            <w:tcW w:type="dxa" w:w="1928"/>
+            <w:vAlign w:val="center"/>
+          </w:tcPr>
+          <w:p>
+            <w:pPr>
+              <w:spacing w:after="20" w:before="20"/>
+            </w:pPr>
+            <w:r>
+              <w:rPr>
+                <w:rFonts w:ascii="Arial" w:hAnsi="Arial"/>
+                <w:sz w:val="17"/>
+              </w:rPr>
+              <w:t>SSUV</w:t>
+            </w:r>
+          </w:p>
+        </w:tc>
+        <w:tc>
+          <w:tcPr>
+            <w:tcW w:type="dxa" w:w="1928"/>
+            <w:vAlign w:val="center"/>
+          </w:tcPr>
+          <w:p>
+            <w:pPr>
+              <w:spacing w:after="20" w:before="20"/>
+            </w:pPr>
+            <w:r>
+              <w:rPr>
+                <w:rFonts w:ascii="Arial" w:hAnsi="Arial"/>
+                <w:sz w:val="17"/>
+              </w:rPr>
+              <w:t>5.361</w:t>
+            </w:r>
+          </w:p>
+        </w:tc>
+        <w:tc>
+          <w:tcPr>
+            <w:tcW w:type="dxa" w:w="1928"/>
+            <w:vAlign w:val="center"/>
+          </w:tcPr>
+          <w:p>
+            <w:pPr>
+              <w:spacing w:after="20" w:before="20"/>
+            </w:pPr>
+            <w:r>
+              <w:rPr>
+                <w:rFonts w:ascii="Arial" w:hAnsi="Arial"/>
+                <w:sz w:val="17"/>
+              </w:rPr>
+              <w:t>5.604</w:t>
+            </w:r>
+          </w:p>
+        </w:tc>
+        <w:tc>
+          <w:tcPr>
+            <w:tcW w:type="dxa" w:w="1928"/>
+            <w:vAlign w:val="center"/>
+          </w:tcPr>
+          <w:p>
+            <w:pPr>
+              <w:spacing w:after="20" w:before="20"/>
+            </w:pPr>
+            <w:r>
+              <w:rPr>
+                <w:rFonts w:ascii="Arial" w:hAnsi="Arial"/>
+                <w:sz w:val="17"/>
+              </w:rPr>
+              <w:t>1,5</w:t>
+            </w:r>
+          </w:p>
+        </w:tc>
+        <w:tc>
+          <w:tcPr>
+            <w:tcW w:type="dxa" w:w="1928"/>
+            <w:vAlign w:val="center"/>
+          </w:tcPr>
+          <w:p>
+            <w:pPr>
+              <w:spacing w:after="20" w:before="20"/>
+            </w:pPr>
+            <w:r>
+              <w:rPr>
+                <w:rFonts w:ascii="Arial" w:hAnsi="Arial"/>
+                <w:sz w:val="17"/>
+              </w:rPr>
+              <w:t>95,4 %</w:t>
+            </w:r>
+          </w:p>
+        </w:tc>
+      </w:tr>
+      <w:tr>
+        <w:tc>
+          <w:tcPr>
+            <w:tcW w:type="dxa" w:w="1928"/>
+            <w:vAlign w:val="center"/>
+          </w:tcPr>
+          <w:p>
+            <w:pPr>
+              <w:spacing w:after="20" w:before="20"/>
+            </w:pPr>
+            <w:r>
+              <w:rPr>
+                <w:rFonts w:ascii="Arial" w:hAnsi="Arial"/>
+                <w:sz w:val="17"/>
+              </w:rPr>
+              <w:t>CSUV</w:t>
+            </w:r>
+          </w:p>
+        </w:tc>
+        <w:tc>
+          <w:tcPr>
+            <w:tcW w:type="dxa" w:w="1928"/>
+            <w:vAlign w:val="center"/>
+          </w:tcPr>
+          <w:p>
+            <w:pPr>
+              <w:spacing w:after="20" w:before="20"/>
+            </w:pPr>
+            <w:r>
+              <w:rPr>
+                <w:rFonts w:ascii="Arial" w:hAnsi="Arial"/>
+                <w:sz w:val="17"/>
+              </w:rPr>
+              <w:t>3.283</w:t>
+            </w:r>
+          </w:p>
+        </w:tc>
+        <w:tc>
+          <w:tcPr>
+            <w:tcW w:type="dxa" w:w="1928"/>
+            <w:vAlign w:val="center"/>
+          </w:tcPr>
+          <w:p>
+            <w:pPr>
+              <w:spacing w:after="20" w:before="20"/>
+            </w:pPr>
+            <w:r>
+              <w:rPr>
+                <w:rFonts w:ascii="Arial" w:hAnsi="Arial"/>
+                <w:sz w:val="17"/>
+              </w:rPr>
+              <w:t>3.326</w:t>
+            </w:r>
+          </w:p>
+        </w:tc>
+        <w:tc>
+          <w:tcPr>
+            <w:tcW w:type="dxa" w:w="1928"/>
+            <w:vAlign w:val="center"/>
+          </w:tcPr>
+          <w:p>
+            <w:pPr>
+              <w:spacing w:after="20" w:before="20"/>
+            </w:pPr>
+            <w:r>
+              <w:rPr>
+                <w:rFonts w:ascii="Arial" w:hAnsi="Arial"/>
+                <w:sz w:val="17"/>
+              </w:rPr>
+              <w:t>3,3</w:t>
+            </w:r>
+          </w:p>
+        </w:tc>
+        <w:tc>
+          <w:tcPr>
+            <w:tcW w:type="dxa" w:w="1928"/>
+            <w:vAlign w:val="center"/>
+          </w:tcPr>
+          <w:p>
+            <w:pPr>
+              <w:spacing w:after="20" w:before="20"/>
+            </w:pPr>
+            <w:r>
+              <w:rPr>
+                <w:rFonts w:ascii="Arial" w:hAnsi="Arial"/>
+                <w:sz w:val="17"/>
+              </w:rPr>
+              <w:t>98,3 %</w:t>
+            </w:r>
+          </w:p>
+        </w:tc>
+      </w:tr>
+      <w:tr>
+        <w:tc>
+          <w:tcPr>
+            <w:tcW w:type="dxa" w:w="1928"/>
+            <w:vAlign w:val="center"/>
+          </w:tcPr>
+          <w:p>
+            <w:pPr>
+              <w:spacing w:after="20" w:before="20"/>
+            </w:pPr>
+            <w:r>
+              <w:rPr>
+                <w:rFonts w:ascii="Arial" w:hAnsi="Arial"/>
+                <w:sz w:val="17"/>
+              </w:rPr>
+              <w:t>MSUV</w:t>
+            </w:r>
+          </w:p>
+        </w:tc>
+        <w:tc>
+          <w:tcPr>
+            <w:tcW w:type="dxa" w:w="1928"/>
+            <w:vAlign w:val="center"/>
+          </w:tcPr>
+          <w:p>
+            <w:pPr>
+              <w:spacing w:after="20" w:before="20"/>
+            </w:pPr>
+            <w:r>
+              <w:rPr>
+                <w:rFonts w:ascii="Arial" w:hAnsi="Arial"/>
+                <w:sz w:val="17"/>
+              </w:rPr>
+              <w:t>5.541</w:t>
+            </w:r>
+          </w:p>
+        </w:tc>
+        <w:tc>
+          <w:tcPr>
+            <w:tcW w:type="dxa" w:w="1928"/>
+            <w:vAlign w:val="center"/>
+          </w:tcPr>
+          <w:p>
+            <w:pPr>
+              <w:spacing w:after="20" w:before="20"/>
+            </w:pPr>
+            <w:r>
+              <w:rPr>
+                <w:rFonts w:ascii="Arial" w:hAnsi="Arial"/>
+                <w:sz w:val="17"/>
+              </w:rPr>
+              <w:t>5.573</w:t>
+            </w:r>
+          </w:p>
+        </w:tc>
+        <w:tc>
+          <w:tcPr>
+            <w:tcW w:type="dxa" w:w="1928"/>
+            <w:vAlign w:val="center"/>
+          </w:tcPr>
+          <w:p>
+            <w:pPr>
+              <w:spacing w:after="20" w:before="20"/>
+            </w:pPr>
+            <w:r>
+              <w:rPr>
+                <w:rFonts w:ascii="Arial" w:hAnsi="Arial"/>
+                <w:sz w:val="17"/>
+              </w:rPr>
+              <w:t>1,9</w:t>
+            </w:r>
+          </w:p>
+        </w:tc>
+        <w:tc>
+          <w:tcPr>
+            <w:tcW w:type="dxa" w:w="1928"/>
+            <w:vAlign w:val="center"/>
+          </w:tcPr>
+          <w:p>
+            <w:pPr>
+              <w:spacing w:after="20" w:before="20"/>
+            </w:pPr>
+            <w:r>
+              <w:rPr>
+                <w:rFonts w:ascii="Arial" w:hAnsi="Arial"/>
+                <w:sz w:val="17"/>
+              </w:rPr>
+              <w:t>99,2 %</w:t>
+            </w:r>
+          </w:p>
+        </w:tc>
+      </w:tr>
+      <w:tr>
+        <w:tc>
+          <w:tcPr>
+            <w:tcW w:type="dxa" w:w="1928"/>
+            <w:vAlign w:val="center"/>
+          </w:tcPr>
+          <w:p>
+            <w:pPr>
+              <w:spacing w:after="20" w:before="20"/>
+            </w:pPr>
+            <w:r>
+              <w:rPr>
+                <w:rFonts w:ascii="Arial" w:hAnsi="Arial"/>
+                <w:sz w:val="17"/>
+              </w:rPr>
+              <w:t>S</w:t>
+            </w:r>
+          </w:p>
+        </w:tc>
+        <w:tc>
+          <w:tcPr>
+            <w:tcW w:type="dxa" w:w="1928"/>
+            <w:vAlign w:val="center"/>
+          </w:tcPr>
+          <w:p>
+            <w:pPr>
+              <w:spacing w:after="20" w:before="20"/>
+            </w:pPr>
+            <w:r>
+              <w:rPr>
+                <w:rFonts w:ascii="Arial" w:hAnsi="Arial"/>
+                <w:sz w:val="17"/>
+              </w:rPr>
+              <w:t>346</w:t>
+            </w:r>
+          </w:p>
+        </w:tc>
+        <w:tc>
+          <w:tcPr>
+            <w:tcW w:type="dxa" w:w="1928"/>
+            <w:vAlign w:val="center"/>
+          </w:tcPr>
+          <w:p>
+            <w:pPr>
+              <w:spacing w:after="20" w:before="20"/>
+            </w:pPr>
+            <w:r>
+              <w:rPr>
+                <w:rFonts w:ascii="Arial" w:hAnsi="Arial"/>
+                <w:sz w:val="17"/>
+              </w:rPr>
+              <w:t>359</w:t>
+            </w:r>
+          </w:p>
+        </w:tc>
+        <w:tc>
+          <w:tcPr>
+            <w:tcW w:type="dxa" w:w="1928"/>
+            <w:vAlign w:val="center"/>
+          </w:tcPr>
+          <w:p>
+            <w:pPr>
+              <w:spacing w:after="20" w:before="20"/>
+            </w:pPr>
+            <w:r>
+              <w:rPr>
+                <w:rFonts w:ascii="Arial" w:hAnsi="Arial"/>
+                <w:sz w:val="17"/>
+              </w:rPr>
+              <w:t>11,3</w:t>
+            </w:r>
+          </w:p>
+        </w:tc>
+        <w:tc>
+          <w:tcPr>
+            <w:tcW w:type="dxa" w:w="1928"/>
+            <w:vAlign w:val="center"/>
+          </w:tcPr>
+          <w:p>
+            <w:pPr>
+              <w:spacing w:after="20" w:before="20"/>
+            </w:pPr>
+            <w:r>
+              <w:rPr>
+                <w:rFonts w:ascii="Arial" w:hAnsi="Arial"/>
+                <w:sz w:val="17"/>
+              </w:rPr>
+              <w:t>96,0 %</w:t>
+            </w:r>
+          </w:p>
+        </w:tc>
+      </w:tr>
+    </w:tbl>
+    <w:p>
+      <w:r>
         <w:rPr>
-          <w:color w:val="555555"/>
-          <w:sz w:val="17"/>
+          <w:b w:val="0"/>
         </w:rPr>
-        <w:t>Tabla 2. Resultados de A013 con el plan recomendado: mediana (P10–P90). Total de los siete segmentos. Fuente: simulacion_plan_recomendado_resumen_a013.csv.</w:t>
+        <w:t>Plan inicial: 16.144 coches asignados a pedidos decididos en A013; 18.114 llegadas previstas en A013. Son flujos distintos.</w:t>
+      </w:r>
+    </w:p>
+    <w:p>
+      <w:r>
+        <w:rPr>
+          <w:b w:val="0"/>
+        </w:rPr>
+        <w:t>La prima de CO₂ reduce la contribución central en 55,01 M€ si se mantienen exactamente las mismas ventas y flujos.</w:t>
+      </w:r>
+    </w:p>
+    <w:p>
+      <w:r>
+        <w:br w:type="page"/>
       </w:r>
     </w:p>
     <w:p>
       <w:pPr>
-        <w:spacing w:after="0"/>
-        <w:jc w:val="center"/>
+        <w:pStyle w:val="Heading1"/>
       </w:pPr>
       <w:r>
-        <w:drawing>
-          <wp:inline xmlns:a="http://schemas.openxmlformats.org/drawingml/2006/main" xmlns:pic="http://schemas.openxmlformats.org/drawingml/2006/picture">
-            <wp:extent cx="4140000" cy="1734573"/>
-            <wp:docPr id="1" name="Picture 1"/>
-            <wp:cNvGraphicFramePr>
-              <a:graphicFrameLocks noChangeAspect="1"/>
-            </wp:cNvGraphicFramePr>
-            <a:graphic>
-              <a:graphicData uri="http://schemas.openxmlformats.org/drawingml/2006/picture">
-                <pic:pic>
-                  <pic:nvPicPr>
-                    <pic:cNvPr id="0" name="escenarios_ventas_stock_mensual_a013.png"/>
-                    <pic:cNvPicPr/>
-                  </pic:nvPicPr>
-                  <pic:blipFill>
-                    <a:blip r:embed="rId9"/>
-                    <a:stretch>
-                      <a:fillRect/>
-                    </a:stretch>
-                  </pic:blipFill>
-                  <pic:spPr>
-                    <a:xfrm>
-                      <a:off x="0" y="0"/>
-                      <a:ext cx="4140000" cy="1734573"/>
-                    </a:xfrm>
-                    <a:prstGeom prst="rect"/>
-                  </pic:spPr>
-                </pic:pic>
-              </a:graphicData>
-            </a:graphic>
-          </wp:inline>
-        </w:drawing>
+        <w:t>Plan de fabricación A013</w:t>
+      </w:r>
+    </w:p>
+    <w:p>
+      <w:r>
+        <w:rPr>
+          <w:b w:val="0"/>
+        </w:rPr>
+        <w:t>Plan inicial: pedidos de fabricación asignados a A013 por mes de decisión; no son las llegadas ni los pedidos revisados de tabla 5.</w:t>
+      </w:r>
+    </w:p>
+    <w:tbl>
+      <w:tblPr>
+        <w:tblStyle w:val="TableGrid"/>
+        <w:tblW w:type="auto" w:w="0"/>
+        <w:jc w:val="center"/>
+        <w:tblLook w:firstColumn="1" w:firstRow="1" w:lastColumn="0" w:lastRow="0" w:noHBand="0" w:noVBand="1" w:val="04A0"/>
+      </w:tblPr>
+      <w:tblGrid>
+        <w:gridCol w:w="741"/>
+        <w:gridCol w:w="741"/>
+        <w:gridCol w:w="741"/>
+        <w:gridCol w:w="741"/>
+        <w:gridCol w:w="741"/>
+        <w:gridCol w:w="741"/>
+        <w:gridCol w:w="741"/>
+        <w:gridCol w:w="741"/>
+        <w:gridCol w:w="741"/>
+        <w:gridCol w:w="741"/>
+        <w:gridCol w:w="741"/>
+        <w:gridCol w:w="741"/>
+        <w:gridCol w:w="741"/>
+      </w:tblGrid>
+      <w:tr>
+        <w:tc>
+          <w:tcPr>
+            <w:tcW w:type="dxa" w:w="741"/>
+            <w:vAlign w:val="center"/>
+          </w:tcPr>
+          <w:p>
+            <w:pPr>
+              <w:spacing w:after="20" w:before="20"/>
+            </w:pPr>
+            <w:r>
+              <w:rPr>
+                <w:rFonts w:ascii="Arial" w:hAnsi="Arial"/>
+                <w:b/>
+                <w:color w:val="004B7D"/>
+                <w:sz w:val="17"/>
+              </w:rPr>
+              <w:t>Seg.</w:t>
+            </w:r>
+          </w:p>
+        </w:tc>
+        <w:tc>
+          <w:tcPr>
+            <w:tcW w:type="dxa" w:w="741"/>
+            <w:vAlign w:val="center"/>
+          </w:tcPr>
+          <w:p>
+            <w:pPr>
+              <w:spacing w:after="20" w:before="20"/>
+            </w:pPr>
+            <w:r>
+              <w:rPr>
+                <w:rFonts w:ascii="Arial" w:hAnsi="Arial"/>
+                <w:b/>
+                <w:color w:val="004B7D"/>
+                <w:sz w:val="17"/>
+              </w:rPr>
+              <w:t>1</w:t>
+            </w:r>
+          </w:p>
+        </w:tc>
+        <w:tc>
+          <w:tcPr>
+            <w:tcW w:type="dxa" w:w="741"/>
+            <w:vAlign w:val="center"/>
+          </w:tcPr>
+          <w:p>
+            <w:pPr>
+              <w:spacing w:after="20" w:before="20"/>
+            </w:pPr>
+            <w:r>
+              <w:rPr>
+                <w:rFonts w:ascii="Arial" w:hAnsi="Arial"/>
+                <w:b/>
+                <w:color w:val="004B7D"/>
+                <w:sz w:val="17"/>
+              </w:rPr>
+              <w:t>2</w:t>
+            </w:r>
+          </w:p>
+        </w:tc>
+        <w:tc>
+          <w:tcPr>
+            <w:tcW w:type="dxa" w:w="741"/>
+            <w:vAlign w:val="center"/>
+          </w:tcPr>
+          <w:p>
+            <w:pPr>
+              <w:spacing w:after="20" w:before="20"/>
+            </w:pPr>
+            <w:r>
+              <w:rPr>
+                <w:rFonts w:ascii="Arial" w:hAnsi="Arial"/>
+                <w:b/>
+                <w:color w:val="004B7D"/>
+                <w:sz w:val="17"/>
+              </w:rPr>
+              <w:t>3</w:t>
+            </w:r>
+          </w:p>
+        </w:tc>
+        <w:tc>
+          <w:tcPr>
+            <w:tcW w:type="dxa" w:w="741"/>
+            <w:vAlign w:val="center"/>
+          </w:tcPr>
+          <w:p>
+            <w:pPr>
+              <w:spacing w:after="20" w:before="20"/>
+            </w:pPr>
+            <w:r>
+              <w:rPr>
+                <w:rFonts w:ascii="Arial" w:hAnsi="Arial"/>
+                <w:b/>
+                <w:color w:val="004B7D"/>
+                <w:sz w:val="17"/>
+              </w:rPr>
+              <w:t>4</w:t>
+            </w:r>
+          </w:p>
+        </w:tc>
+        <w:tc>
+          <w:tcPr>
+            <w:tcW w:type="dxa" w:w="741"/>
+            <w:vAlign w:val="center"/>
+          </w:tcPr>
+          <w:p>
+            <w:pPr>
+              <w:spacing w:after="20" w:before="20"/>
+            </w:pPr>
+            <w:r>
+              <w:rPr>
+                <w:rFonts w:ascii="Arial" w:hAnsi="Arial"/>
+                <w:b/>
+                <w:color w:val="004B7D"/>
+                <w:sz w:val="17"/>
+              </w:rPr>
+              <w:t>5</w:t>
+            </w:r>
+          </w:p>
+        </w:tc>
+        <w:tc>
+          <w:tcPr>
+            <w:tcW w:type="dxa" w:w="741"/>
+            <w:vAlign w:val="center"/>
+          </w:tcPr>
+          <w:p>
+            <w:pPr>
+              <w:spacing w:after="20" w:before="20"/>
+            </w:pPr>
+            <w:r>
+              <w:rPr>
+                <w:rFonts w:ascii="Arial" w:hAnsi="Arial"/>
+                <w:b/>
+                <w:color w:val="004B7D"/>
+                <w:sz w:val="17"/>
+              </w:rPr>
+              <w:t>6</w:t>
+            </w:r>
+          </w:p>
+        </w:tc>
+        <w:tc>
+          <w:tcPr>
+            <w:tcW w:type="dxa" w:w="741"/>
+            <w:vAlign w:val="center"/>
+          </w:tcPr>
+          <w:p>
+            <w:pPr>
+              <w:spacing w:after="20" w:before="20"/>
+            </w:pPr>
+            <w:r>
+              <w:rPr>
+                <w:rFonts w:ascii="Arial" w:hAnsi="Arial"/>
+                <w:b/>
+                <w:color w:val="004B7D"/>
+                <w:sz w:val="17"/>
+              </w:rPr>
+              <w:t>7</w:t>
+            </w:r>
+          </w:p>
+        </w:tc>
+        <w:tc>
+          <w:tcPr>
+            <w:tcW w:type="dxa" w:w="741"/>
+            <w:vAlign w:val="center"/>
+          </w:tcPr>
+          <w:p>
+            <w:pPr>
+              <w:spacing w:after="20" w:before="20"/>
+            </w:pPr>
+            <w:r>
+              <w:rPr>
+                <w:rFonts w:ascii="Arial" w:hAnsi="Arial"/>
+                <w:b/>
+                <w:color w:val="004B7D"/>
+                <w:sz w:val="17"/>
+              </w:rPr>
+              <w:t>8</w:t>
+            </w:r>
+          </w:p>
+        </w:tc>
+        <w:tc>
+          <w:tcPr>
+            <w:tcW w:type="dxa" w:w="741"/>
+            <w:vAlign w:val="center"/>
+          </w:tcPr>
+          <w:p>
+            <w:pPr>
+              <w:spacing w:after="20" w:before="20"/>
+            </w:pPr>
+            <w:r>
+              <w:rPr>
+                <w:rFonts w:ascii="Arial" w:hAnsi="Arial"/>
+                <w:b/>
+                <w:color w:val="004B7D"/>
+                <w:sz w:val="17"/>
+              </w:rPr>
+              <w:t>9</w:t>
+            </w:r>
+          </w:p>
+        </w:tc>
+        <w:tc>
+          <w:tcPr>
+            <w:tcW w:type="dxa" w:w="741"/>
+            <w:vAlign w:val="center"/>
+          </w:tcPr>
+          <w:p>
+            <w:pPr>
+              <w:spacing w:after="20" w:before="20"/>
+            </w:pPr>
+            <w:r>
+              <w:rPr>
+                <w:rFonts w:ascii="Arial" w:hAnsi="Arial"/>
+                <w:b/>
+                <w:color w:val="004B7D"/>
+                <w:sz w:val="17"/>
+              </w:rPr>
+              <w:t>10</w:t>
+            </w:r>
+          </w:p>
+        </w:tc>
+        <w:tc>
+          <w:tcPr>
+            <w:tcW w:type="dxa" w:w="741"/>
+            <w:vAlign w:val="center"/>
+          </w:tcPr>
+          <w:p>
+            <w:pPr>
+              <w:spacing w:after="20" w:before="20"/>
+            </w:pPr>
+            <w:r>
+              <w:rPr>
+                <w:rFonts w:ascii="Arial" w:hAnsi="Arial"/>
+                <w:b/>
+                <w:color w:val="004B7D"/>
+                <w:sz w:val="17"/>
+              </w:rPr>
+              <w:t>11</w:t>
+            </w:r>
+          </w:p>
+        </w:tc>
+        <w:tc>
+          <w:tcPr>
+            <w:tcW w:type="dxa" w:w="741"/>
+            <w:vAlign w:val="center"/>
+          </w:tcPr>
+          <w:p>
+            <w:pPr>
+              <w:spacing w:after="20" w:before="20"/>
+            </w:pPr>
+            <w:r>
+              <w:rPr>
+                <w:rFonts w:ascii="Arial" w:hAnsi="Arial"/>
+                <w:b/>
+                <w:color w:val="004B7D"/>
+                <w:sz w:val="17"/>
+              </w:rPr>
+              <w:t>12</w:t>
+            </w:r>
+          </w:p>
+        </w:tc>
+      </w:tr>
+      <w:tr>
+        <w:tc>
+          <w:tcPr>
+            <w:tcW w:type="dxa" w:w="741"/>
+            <w:vAlign w:val="center"/>
+          </w:tcPr>
+          <w:p>
+            <w:pPr>
+              <w:spacing w:after="20" w:before="20"/>
+            </w:pPr>
+            <w:r>
+              <w:rPr>
+                <w:rFonts w:ascii="Arial" w:hAnsi="Arial"/>
+                <w:sz w:val="17"/>
+              </w:rPr>
+              <w:t>B</w:t>
+            </w:r>
+          </w:p>
+        </w:tc>
+        <w:tc>
+          <w:tcPr>
+            <w:tcW w:type="dxa" w:w="741"/>
+            <w:vAlign w:val="center"/>
+          </w:tcPr>
+          <w:p>
+            <w:pPr>
+              <w:spacing w:after="20" w:before="20"/>
+            </w:pPr>
+            <w:r>
+              <w:rPr>
+                <w:rFonts w:ascii="Arial" w:hAnsi="Arial"/>
+                <w:sz w:val="17"/>
+              </w:rPr>
+              <w:t>153</w:t>
+            </w:r>
+          </w:p>
+        </w:tc>
+        <w:tc>
+          <w:tcPr>
+            <w:tcW w:type="dxa" w:w="741"/>
+            <w:vAlign w:val="center"/>
+          </w:tcPr>
+          <w:p>
+            <w:pPr>
+              <w:spacing w:after="20" w:before="20"/>
+            </w:pPr>
+            <w:r>
+              <w:rPr>
+                <w:rFonts w:ascii="Arial" w:hAnsi="Arial"/>
+                <w:sz w:val="17"/>
+              </w:rPr>
+              <w:t>132</w:t>
+            </w:r>
+          </w:p>
+        </w:tc>
+        <w:tc>
+          <w:tcPr>
+            <w:tcW w:type="dxa" w:w="741"/>
+            <w:vAlign w:val="center"/>
+          </w:tcPr>
+          <w:p>
+            <w:pPr>
+              <w:spacing w:after="20" w:before="20"/>
+            </w:pPr>
+            <w:r>
+              <w:rPr>
+                <w:rFonts w:ascii="Arial" w:hAnsi="Arial"/>
+                <w:sz w:val="17"/>
+              </w:rPr>
+              <w:t>168</w:t>
+            </w:r>
+          </w:p>
+        </w:tc>
+        <w:tc>
+          <w:tcPr>
+            <w:tcW w:type="dxa" w:w="741"/>
+            <w:vAlign w:val="center"/>
+          </w:tcPr>
+          <w:p>
+            <w:pPr>
+              <w:spacing w:after="20" w:before="20"/>
+            </w:pPr>
+            <w:r>
+              <w:rPr>
+                <w:rFonts w:ascii="Arial" w:hAnsi="Arial"/>
+                <w:sz w:val="17"/>
+              </w:rPr>
+              <w:t>121</w:t>
+            </w:r>
+          </w:p>
+        </w:tc>
+        <w:tc>
+          <w:tcPr>
+            <w:tcW w:type="dxa" w:w="741"/>
+            <w:vAlign w:val="center"/>
+          </w:tcPr>
+          <w:p>
+            <w:pPr>
+              <w:spacing w:after="20" w:before="20"/>
+            </w:pPr>
+            <w:r>
+              <w:rPr>
+                <w:rFonts w:ascii="Arial" w:hAnsi="Arial"/>
+                <w:sz w:val="17"/>
+              </w:rPr>
+              <w:t>66</w:t>
+            </w:r>
+          </w:p>
+        </w:tc>
+        <w:tc>
+          <w:tcPr>
+            <w:tcW w:type="dxa" w:w="741"/>
+            <w:vAlign w:val="center"/>
+          </w:tcPr>
+          <w:p>
+            <w:pPr>
+              <w:spacing w:after="20" w:before="20"/>
+            </w:pPr>
+            <w:r>
+              <w:rPr>
+                <w:rFonts w:ascii="Arial" w:hAnsi="Arial"/>
+                <w:sz w:val="17"/>
+              </w:rPr>
+              <w:t>45</w:t>
+            </w:r>
+          </w:p>
+        </w:tc>
+        <w:tc>
+          <w:tcPr>
+            <w:tcW w:type="dxa" w:w="741"/>
+            <w:vAlign w:val="center"/>
+          </w:tcPr>
+          <w:p>
+            <w:pPr>
+              <w:spacing w:after="20" w:before="20"/>
+            </w:pPr>
+            <w:r>
+              <w:rPr>
+                <w:rFonts w:ascii="Arial" w:hAnsi="Arial"/>
+                <w:sz w:val="17"/>
+              </w:rPr>
+              <w:t>67</w:t>
+            </w:r>
+          </w:p>
+        </w:tc>
+        <w:tc>
+          <w:tcPr>
+            <w:tcW w:type="dxa" w:w="741"/>
+            <w:vAlign w:val="center"/>
+          </w:tcPr>
+          <w:p>
+            <w:pPr>
+              <w:spacing w:after="20" w:before="20"/>
+            </w:pPr>
+            <w:r>
+              <w:rPr>
+                <w:rFonts w:ascii="Arial" w:hAnsi="Arial"/>
+                <w:sz w:val="17"/>
+              </w:rPr>
+              <w:t>78</w:t>
+            </w:r>
+          </w:p>
+        </w:tc>
+        <w:tc>
+          <w:tcPr>
+            <w:tcW w:type="dxa" w:w="741"/>
+            <w:vAlign w:val="center"/>
+          </w:tcPr>
+          <w:p>
+            <w:pPr>
+              <w:spacing w:after="20" w:before="20"/>
+            </w:pPr>
+            <w:r>
+              <w:rPr>
+                <w:rFonts w:ascii="Arial" w:hAnsi="Arial"/>
+                <w:sz w:val="17"/>
+              </w:rPr>
+              <w:t>100</w:t>
+            </w:r>
+          </w:p>
+        </w:tc>
+        <w:tc>
+          <w:tcPr>
+            <w:tcW w:type="dxa" w:w="741"/>
+            <w:vAlign w:val="center"/>
+          </w:tcPr>
+          <w:p>
+            <w:pPr>
+              <w:spacing w:after="20" w:before="20"/>
+            </w:pPr>
+            <w:r>
+              <w:rPr>
+                <w:rFonts w:ascii="Arial" w:hAnsi="Arial"/>
+                <w:sz w:val="17"/>
+              </w:rPr>
+              <w:t>64</w:t>
+            </w:r>
+          </w:p>
+        </w:tc>
+        <w:tc>
+          <w:tcPr>
+            <w:tcW w:type="dxa" w:w="741"/>
+            <w:vAlign w:val="center"/>
+          </w:tcPr>
+          <w:p>
+            <w:pPr>
+              <w:spacing w:after="20" w:before="20"/>
+            </w:pPr>
+            <w:r>
+              <w:rPr>
+                <w:rFonts w:ascii="Arial" w:hAnsi="Arial"/>
+                <w:sz w:val="17"/>
+              </w:rPr>
+              <w:t>103</w:t>
+            </w:r>
+          </w:p>
+        </w:tc>
+        <w:tc>
+          <w:tcPr>
+            <w:tcW w:type="dxa" w:w="741"/>
+            <w:vAlign w:val="center"/>
+          </w:tcPr>
+          <w:p>
+            <w:pPr>
+              <w:spacing w:after="20" w:before="20"/>
+            </w:pPr>
+            <w:r>
+              <w:rPr>
+                <w:rFonts w:ascii="Arial" w:hAnsi="Arial"/>
+                <w:sz w:val="17"/>
+              </w:rPr>
+              <w:t>136</w:t>
+            </w:r>
+          </w:p>
+        </w:tc>
+      </w:tr>
+      <w:tr>
+        <w:tc>
+          <w:tcPr>
+            <w:tcW w:type="dxa" w:w="741"/>
+            <w:vAlign w:val="center"/>
+          </w:tcPr>
+          <w:p>
+            <w:pPr>
+              <w:spacing w:after="20" w:before="20"/>
+            </w:pPr>
+            <w:r>
+              <w:rPr>
+                <w:rFonts w:ascii="Arial" w:hAnsi="Arial"/>
+                <w:sz w:val="17"/>
+              </w:rPr>
+              <w:t>C</w:t>
+            </w:r>
+          </w:p>
+        </w:tc>
+        <w:tc>
+          <w:tcPr>
+            <w:tcW w:type="dxa" w:w="741"/>
+            <w:vAlign w:val="center"/>
+          </w:tcPr>
+          <w:p>
+            <w:pPr>
+              <w:spacing w:after="20" w:before="20"/>
+            </w:pPr>
+            <w:r>
+              <w:rPr>
+                <w:rFonts w:ascii="Arial" w:hAnsi="Arial"/>
+                <w:sz w:val="17"/>
+              </w:rPr>
+              <w:t>0</w:t>
+            </w:r>
+          </w:p>
+        </w:tc>
+        <w:tc>
+          <w:tcPr>
+            <w:tcW w:type="dxa" w:w="741"/>
+            <w:vAlign w:val="center"/>
+          </w:tcPr>
+          <w:p>
+            <w:pPr>
+              <w:spacing w:after="20" w:before="20"/>
+            </w:pPr>
+            <w:r>
+              <w:rPr>
+                <w:rFonts w:ascii="Arial" w:hAnsi="Arial"/>
+                <w:sz w:val="17"/>
+              </w:rPr>
+              <w:t>0</w:t>
+            </w:r>
+          </w:p>
+        </w:tc>
+        <w:tc>
+          <w:tcPr>
+            <w:tcW w:type="dxa" w:w="741"/>
+            <w:vAlign w:val="center"/>
+          </w:tcPr>
+          <w:p>
+            <w:pPr>
+              <w:spacing w:after="20" w:before="20"/>
+            </w:pPr>
+            <w:r>
+              <w:rPr>
+                <w:rFonts w:ascii="Arial" w:hAnsi="Arial"/>
+                <w:sz w:val="17"/>
+              </w:rPr>
+              <w:t>0</w:t>
+            </w:r>
+          </w:p>
+        </w:tc>
+        <w:tc>
+          <w:tcPr>
+            <w:tcW w:type="dxa" w:w="741"/>
+            <w:vAlign w:val="center"/>
+          </w:tcPr>
+          <w:p>
+            <w:pPr>
+              <w:spacing w:after="20" w:before="20"/>
+            </w:pPr>
+            <w:r>
+              <w:rPr>
+                <w:rFonts w:ascii="Arial" w:hAnsi="Arial"/>
+                <w:sz w:val="17"/>
+              </w:rPr>
+              <w:t>0</w:t>
+            </w:r>
+          </w:p>
+        </w:tc>
+        <w:tc>
+          <w:tcPr>
+            <w:tcW w:type="dxa" w:w="741"/>
+            <w:vAlign w:val="center"/>
+          </w:tcPr>
+          <w:p>
+            <w:pPr>
+              <w:spacing w:after="20" w:before="20"/>
+            </w:pPr>
+            <w:r>
+              <w:rPr>
+                <w:rFonts w:ascii="Arial" w:hAnsi="Arial"/>
+                <w:sz w:val="17"/>
+              </w:rPr>
+              <w:t>0</w:t>
+            </w:r>
+          </w:p>
+        </w:tc>
+        <w:tc>
+          <w:tcPr>
+            <w:tcW w:type="dxa" w:w="741"/>
+            <w:vAlign w:val="center"/>
+          </w:tcPr>
+          <w:p>
+            <w:pPr>
+              <w:spacing w:after="20" w:before="20"/>
+            </w:pPr>
+            <w:r>
+              <w:rPr>
+                <w:rFonts w:ascii="Arial" w:hAnsi="Arial"/>
+                <w:sz w:val="17"/>
+              </w:rPr>
+              <w:t>0</w:t>
+            </w:r>
+          </w:p>
+        </w:tc>
+        <w:tc>
+          <w:tcPr>
+            <w:tcW w:type="dxa" w:w="741"/>
+            <w:vAlign w:val="center"/>
+          </w:tcPr>
+          <w:p>
+            <w:pPr>
+              <w:spacing w:after="20" w:before="20"/>
+            </w:pPr>
+            <w:r>
+              <w:rPr>
+                <w:rFonts w:ascii="Arial" w:hAnsi="Arial"/>
+                <w:sz w:val="17"/>
+              </w:rPr>
+              <w:t>0</w:t>
+            </w:r>
+          </w:p>
+        </w:tc>
+        <w:tc>
+          <w:tcPr>
+            <w:tcW w:type="dxa" w:w="741"/>
+            <w:vAlign w:val="center"/>
+          </w:tcPr>
+          <w:p>
+            <w:pPr>
+              <w:spacing w:after="20" w:before="20"/>
+            </w:pPr>
+            <w:r>
+              <w:rPr>
+                <w:rFonts w:ascii="Arial" w:hAnsi="Arial"/>
+                <w:sz w:val="17"/>
+              </w:rPr>
+              <w:t>172</w:t>
+            </w:r>
+          </w:p>
+        </w:tc>
+        <w:tc>
+          <w:tcPr>
+            <w:tcW w:type="dxa" w:w="741"/>
+            <w:vAlign w:val="center"/>
+          </w:tcPr>
+          <w:p>
+            <w:pPr>
+              <w:spacing w:after="20" w:before="20"/>
+            </w:pPr>
+            <w:r>
+              <w:rPr>
+                <w:rFonts w:ascii="Arial" w:hAnsi="Arial"/>
+                <w:sz w:val="17"/>
+              </w:rPr>
+              <w:t>220</w:t>
+            </w:r>
+          </w:p>
+        </w:tc>
+        <w:tc>
+          <w:tcPr>
+            <w:tcW w:type="dxa" w:w="741"/>
+            <w:vAlign w:val="center"/>
+          </w:tcPr>
+          <w:p>
+            <w:pPr>
+              <w:spacing w:after="20" w:before="20"/>
+            </w:pPr>
+            <w:r>
+              <w:rPr>
+                <w:rFonts w:ascii="Arial" w:hAnsi="Arial"/>
+                <w:sz w:val="17"/>
+              </w:rPr>
+              <w:t>163</w:t>
+            </w:r>
+          </w:p>
+        </w:tc>
+        <w:tc>
+          <w:tcPr>
+            <w:tcW w:type="dxa" w:w="741"/>
+            <w:vAlign w:val="center"/>
+          </w:tcPr>
+          <w:p>
+            <w:pPr>
+              <w:spacing w:after="20" w:before="20"/>
+            </w:pPr>
+            <w:r>
+              <w:rPr>
+                <w:rFonts w:ascii="Arial" w:hAnsi="Arial"/>
+                <w:sz w:val="17"/>
+              </w:rPr>
+              <w:t>201</w:t>
+            </w:r>
+          </w:p>
+        </w:tc>
+        <w:tc>
+          <w:tcPr>
+            <w:tcW w:type="dxa" w:w="741"/>
+            <w:vAlign w:val="center"/>
+          </w:tcPr>
+          <w:p>
+            <w:pPr>
+              <w:spacing w:after="20" w:before="20"/>
+            </w:pPr>
+            <w:r>
+              <w:rPr>
+                <w:rFonts w:ascii="Arial" w:hAnsi="Arial"/>
+                <w:sz w:val="17"/>
+              </w:rPr>
+              <w:t>232</w:t>
+            </w:r>
+          </w:p>
+        </w:tc>
+      </w:tr>
+      <w:tr>
+        <w:tc>
+          <w:tcPr>
+            <w:tcW w:type="dxa" w:w="741"/>
+            <w:vAlign w:val="center"/>
+          </w:tcPr>
+          <w:p>
+            <w:pPr>
+              <w:spacing w:after="20" w:before="20"/>
+            </w:pPr>
+            <w:r>
+              <w:rPr>
+                <w:rFonts w:ascii="Arial" w:hAnsi="Arial"/>
+                <w:sz w:val="17"/>
+              </w:rPr>
+              <w:t>MD</w:t>
+            </w:r>
+          </w:p>
+        </w:tc>
+        <w:tc>
+          <w:tcPr>
+            <w:tcW w:type="dxa" w:w="741"/>
+            <w:vAlign w:val="center"/>
+          </w:tcPr>
+          <w:p>
+            <w:pPr>
+              <w:spacing w:after="20" w:before="20"/>
+            </w:pPr>
+            <w:r>
+              <w:rPr>
+                <w:rFonts w:ascii="Arial" w:hAnsi="Arial"/>
+                <w:sz w:val="17"/>
+              </w:rPr>
+              <w:t>0</w:t>
+            </w:r>
+          </w:p>
+        </w:tc>
+        <w:tc>
+          <w:tcPr>
+            <w:tcW w:type="dxa" w:w="741"/>
+            <w:vAlign w:val="center"/>
+          </w:tcPr>
+          <w:p>
+            <w:pPr>
+              <w:spacing w:after="20" w:before="20"/>
+            </w:pPr>
+            <w:r>
+              <w:rPr>
+                <w:rFonts w:ascii="Arial" w:hAnsi="Arial"/>
+                <w:sz w:val="17"/>
+              </w:rPr>
+              <w:t>15</w:t>
+            </w:r>
+          </w:p>
+        </w:tc>
+        <w:tc>
+          <w:tcPr>
+            <w:tcW w:type="dxa" w:w="741"/>
+            <w:vAlign w:val="center"/>
+          </w:tcPr>
+          <w:p>
+            <w:pPr>
+              <w:spacing w:after="20" w:before="20"/>
+            </w:pPr>
+            <w:r>
+              <w:rPr>
+                <w:rFonts w:ascii="Arial" w:hAnsi="Arial"/>
+                <w:sz w:val="17"/>
+              </w:rPr>
+              <w:t>59</w:t>
+            </w:r>
+          </w:p>
+        </w:tc>
+        <w:tc>
+          <w:tcPr>
+            <w:tcW w:type="dxa" w:w="741"/>
+            <w:vAlign w:val="center"/>
+          </w:tcPr>
+          <w:p>
+            <w:pPr>
+              <w:spacing w:after="20" w:before="20"/>
+            </w:pPr>
+            <w:r>
+              <w:rPr>
+                <w:rFonts w:ascii="Arial" w:hAnsi="Arial"/>
+                <w:sz w:val="17"/>
+              </w:rPr>
+              <w:t>36</w:t>
+            </w:r>
+          </w:p>
+        </w:tc>
+        <w:tc>
+          <w:tcPr>
+            <w:tcW w:type="dxa" w:w="741"/>
+            <w:vAlign w:val="center"/>
+          </w:tcPr>
+          <w:p>
+            <w:pPr>
+              <w:spacing w:after="20" w:before="20"/>
+            </w:pPr>
+            <w:r>
+              <w:rPr>
+                <w:rFonts w:ascii="Arial" w:hAnsi="Arial"/>
+                <w:sz w:val="17"/>
+              </w:rPr>
+              <w:t>17</w:t>
+            </w:r>
+          </w:p>
+        </w:tc>
+        <w:tc>
+          <w:tcPr>
+            <w:tcW w:type="dxa" w:w="741"/>
+            <w:vAlign w:val="center"/>
+          </w:tcPr>
+          <w:p>
+            <w:pPr>
+              <w:spacing w:after="20" w:before="20"/>
+            </w:pPr>
+            <w:r>
+              <w:rPr>
+                <w:rFonts w:ascii="Arial" w:hAnsi="Arial"/>
+                <w:sz w:val="17"/>
+              </w:rPr>
+              <w:t>29</w:t>
+            </w:r>
+          </w:p>
+        </w:tc>
+        <w:tc>
+          <w:tcPr>
+            <w:tcW w:type="dxa" w:w="741"/>
+            <w:vAlign w:val="center"/>
+          </w:tcPr>
+          <w:p>
+            <w:pPr>
+              <w:spacing w:after="20" w:before="20"/>
+            </w:pPr>
+            <w:r>
+              <w:rPr>
+                <w:rFonts w:ascii="Arial" w:hAnsi="Arial"/>
+                <w:sz w:val="17"/>
+              </w:rPr>
+              <w:t>42</w:t>
+            </w:r>
+          </w:p>
+        </w:tc>
+        <w:tc>
+          <w:tcPr>
+            <w:tcW w:type="dxa" w:w="741"/>
+            <w:vAlign w:val="center"/>
+          </w:tcPr>
+          <w:p>
+            <w:pPr>
+              <w:spacing w:after="20" w:before="20"/>
+            </w:pPr>
+            <w:r>
+              <w:rPr>
+                <w:rFonts w:ascii="Arial" w:hAnsi="Arial"/>
+                <w:sz w:val="17"/>
+              </w:rPr>
+              <w:t>33</w:t>
+            </w:r>
+          </w:p>
+        </w:tc>
+        <w:tc>
+          <w:tcPr>
+            <w:tcW w:type="dxa" w:w="741"/>
+            <w:vAlign w:val="center"/>
+          </w:tcPr>
+          <w:p>
+            <w:pPr>
+              <w:spacing w:after="20" w:before="20"/>
+            </w:pPr>
+            <w:r>
+              <w:rPr>
+                <w:rFonts w:ascii="Arial" w:hAnsi="Arial"/>
+                <w:sz w:val="17"/>
+              </w:rPr>
+              <w:t>33</w:t>
+            </w:r>
+          </w:p>
+        </w:tc>
+        <w:tc>
+          <w:tcPr>
+            <w:tcW w:type="dxa" w:w="741"/>
+            <w:vAlign w:val="center"/>
+          </w:tcPr>
+          <w:p>
+            <w:pPr>
+              <w:spacing w:after="20" w:before="20"/>
+            </w:pPr>
+            <w:r>
+              <w:rPr>
+                <w:rFonts w:ascii="Arial" w:hAnsi="Arial"/>
+                <w:sz w:val="17"/>
+              </w:rPr>
+              <w:t>31</w:t>
+            </w:r>
+          </w:p>
+        </w:tc>
+        <w:tc>
+          <w:tcPr>
+            <w:tcW w:type="dxa" w:w="741"/>
+            <w:vAlign w:val="center"/>
+          </w:tcPr>
+          <w:p>
+            <w:pPr>
+              <w:spacing w:after="20" w:before="20"/>
+            </w:pPr>
+            <w:r>
+              <w:rPr>
+                <w:rFonts w:ascii="Arial" w:hAnsi="Arial"/>
+                <w:sz w:val="17"/>
+              </w:rPr>
+              <w:t>40</w:t>
+            </w:r>
+          </w:p>
+        </w:tc>
+        <w:tc>
+          <w:tcPr>
+            <w:tcW w:type="dxa" w:w="741"/>
+            <w:vAlign w:val="center"/>
+          </w:tcPr>
+          <w:p>
+            <w:pPr>
+              <w:spacing w:after="20" w:before="20"/>
+            </w:pPr>
+            <w:r>
+              <w:rPr>
+                <w:rFonts w:ascii="Arial" w:hAnsi="Arial"/>
+                <w:sz w:val="17"/>
+              </w:rPr>
+              <w:t>45</w:t>
+            </w:r>
+          </w:p>
+        </w:tc>
+      </w:tr>
+      <w:tr>
+        <w:tc>
+          <w:tcPr>
+            <w:tcW w:type="dxa" w:w="741"/>
+            <w:vAlign w:val="center"/>
+          </w:tcPr>
+          <w:p>
+            <w:pPr>
+              <w:spacing w:after="20" w:before="20"/>
+            </w:pPr>
+            <w:r>
+              <w:rPr>
+                <w:rFonts w:ascii="Arial" w:hAnsi="Arial"/>
+                <w:sz w:val="17"/>
+              </w:rPr>
+              <w:t>SSUV</w:t>
+            </w:r>
+          </w:p>
+        </w:tc>
+        <w:tc>
+          <w:tcPr>
+            <w:tcW w:type="dxa" w:w="741"/>
+            <w:vAlign w:val="center"/>
+          </w:tcPr>
+          <w:p>
+            <w:pPr>
+              <w:spacing w:after="20" w:before="20"/>
+            </w:pPr>
+            <w:r>
+              <w:rPr>
+                <w:rFonts w:ascii="Arial" w:hAnsi="Arial"/>
+                <w:sz w:val="17"/>
+              </w:rPr>
+              <w:t>659</w:t>
+            </w:r>
+          </w:p>
+        </w:tc>
+        <w:tc>
+          <w:tcPr>
+            <w:tcW w:type="dxa" w:w="741"/>
+            <w:vAlign w:val="center"/>
+          </w:tcPr>
+          <w:p>
+            <w:pPr>
+              <w:spacing w:after="20" w:before="20"/>
+            </w:pPr>
+            <w:r>
+              <w:rPr>
+                <w:rFonts w:ascii="Arial" w:hAnsi="Arial"/>
+                <w:sz w:val="17"/>
+              </w:rPr>
+              <w:t>494</w:t>
+            </w:r>
+          </w:p>
+        </w:tc>
+        <w:tc>
+          <w:tcPr>
+            <w:tcW w:type="dxa" w:w="741"/>
+            <w:vAlign w:val="center"/>
+          </w:tcPr>
+          <w:p>
+            <w:pPr>
+              <w:spacing w:after="20" w:before="20"/>
+            </w:pPr>
+            <w:r>
+              <w:rPr>
+                <w:rFonts w:ascii="Arial" w:hAnsi="Arial"/>
+                <w:sz w:val="17"/>
+              </w:rPr>
+              <w:t>750</w:t>
+            </w:r>
+          </w:p>
+        </w:tc>
+        <w:tc>
+          <w:tcPr>
+            <w:tcW w:type="dxa" w:w="741"/>
+            <w:vAlign w:val="center"/>
+          </w:tcPr>
+          <w:p>
+            <w:pPr>
+              <w:spacing w:after="20" w:before="20"/>
+            </w:pPr>
+            <w:r>
+              <w:rPr>
+                <w:rFonts w:ascii="Arial" w:hAnsi="Arial"/>
+                <w:sz w:val="17"/>
+              </w:rPr>
+              <w:t>530</w:t>
+            </w:r>
+          </w:p>
+        </w:tc>
+        <w:tc>
+          <w:tcPr>
+            <w:tcW w:type="dxa" w:w="741"/>
+            <w:vAlign w:val="center"/>
+          </w:tcPr>
+          <w:p>
+            <w:pPr>
+              <w:spacing w:after="20" w:before="20"/>
+            </w:pPr>
+            <w:r>
+              <w:rPr>
+                <w:rFonts w:ascii="Arial" w:hAnsi="Arial"/>
+                <w:sz w:val="17"/>
+              </w:rPr>
+              <w:t>253</w:t>
+            </w:r>
+          </w:p>
+        </w:tc>
+        <w:tc>
+          <w:tcPr>
+            <w:tcW w:type="dxa" w:w="741"/>
+            <w:vAlign w:val="center"/>
+          </w:tcPr>
+          <w:p>
+            <w:pPr>
+              <w:spacing w:after="20" w:before="20"/>
+            </w:pPr>
+            <w:r>
+              <w:rPr>
+                <w:rFonts w:ascii="Arial" w:hAnsi="Arial"/>
+                <w:sz w:val="17"/>
+              </w:rPr>
+              <w:t>245</w:t>
+            </w:r>
+          </w:p>
+        </w:tc>
+        <w:tc>
+          <w:tcPr>
+            <w:tcW w:type="dxa" w:w="741"/>
+            <w:vAlign w:val="center"/>
+          </w:tcPr>
+          <w:p>
+            <w:pPr>
+              <w:spacing w:after="20" w:before="20"/>
+            </w:pPr>
+            <w:r>
+              <w:rPr>
+                <w:rFonts w:ascii="Arial" w:hAnsi="Arial"/>
+                <w:sz w:val="17"/>
+              </w:rPr>
+              <w:t>325</w:t>
+            </w:r>
+          </w:p>
+        </w:tc>
+        <w:tc>
+          <w:tcPr>
+            <w:tcW w:type="dxa" w:w="741"/>
+            <w:vAlign w:val="center"/>
+          </w:tcPr>
+          <w:p>
+            <w:pPr>
+              <w:spacing w:after="20" w:before="20"/>
+            </w:pPr>
+            <w:r>
+              <w:rPr>
+                <w:rFonts w:ascii="Arial" w:hAnsi="Arial"/>
+                <w:sz w:val="17"/>
+              </w:rPr>
+              <w:t>412</w:t>
+            </w:r>
+          </w:p>
+        </w:tc>
+        <w:tc>
+          <w:tcPr>
+            <w:tcW w:type="dxa" w:w="741"/>
+            <w:vAlign w:val="center"/>
+          </w:tcPr>
+          <w:p>
+            <w:pPr>
+              <w:spacing w:after="20" w:before="20"/>
+            </w:pPr>
+            <w:r>
+              <w:rPr>
+                <w:rFonts w:ascii="Arial" w:hAnsi="Arial"/>
+                <w:sz w:val="17"/>
+              </w:rPr>
+              <w:t>496</w:t>
+            </w:r>
+          </w:p>
+        </w:tc>
+        <w:tc>
+          <w:tcPr>
+            <w:tcW w:type="dxa" w:w="741"/>
+            <w:vAlign w:val="center"/>
+          </w:tcPr>
+          <w:p>
+            <w:pPr>
+              <w:spacing w:after="20" w:before="20"/>
+            </w:pPr>
+            <w:r>
+              <w:rPr>
+                <w:rFonts w:ascii="Arial" w:hAnsi="Arial"/>
+                <w:sz w:val="17"/>
+              </w:rPr>
+              <w:t>219</w:t>
+            </w:r>
+          </w:p>
+        </w:tc>
+        <w:tc>
+          <w:tcPr>
+            <w:tcW w:type="dxa" w:w="741"/>
+            <w:vAlign w:val="center"/>
+          </w:tcPr>
+          <w:p>
+            <w:pPr>
+              <w:spacing w:after="20" w:before="20"/>
+            </w:pPr>
+            <w:r>
+              <w:rPr>
+                <w:rFonts w:ascii="Arial" w:hAnsi="Arial"/>
+                <w:sz w:val="17"/>
+              </w:rPr>
+              <w:t>335</w:t>
+            </w:r>
+          </w:p>
+        </w:tc>
+        <w:tc>
+          <w:tcPr>
+            <w:tcW w:type="dxa" w:w="741"/>
+            <w:vAlign w:val="center"/>
+          </w:tcPr>
+          <w:p>
+            <w:pPr>
+              <w:spacing w:after="20" w:before="20"/>
+            </w:pPr>
+            <w:r>
+              <w:rPr>
+                <w:rFonts w:ascii="Arial" w:hAnsi="Arial"/>
+                <w:sz w:val="17"/>
+              </w:rPr>
+              <w:t>426</w:t>
+            </w:r>
+          </w:p>
+        </w:tc>
+      </w:tr>
+      <w:tr>
+        <w:tc>
+          <w:tcPr>
+            <w:tcW w:type="dxa" w:w="741"/>
+            <w:vAlign w:val="center"/>
+          </w:tcPr>
+          <w:p>
+            <w:pPr>
+              <w:spacing w:after="20" w:before="20"/>
+            </w:pPr>
+            <w:r>
+              <w:rPr>
+                <w:rFonts w:ascii="Arial" w:hAnsi="Arial"/>
+                <w:sz w:val="17"/>
+              </w:rPr>
+              <w:t>CSUV</w:t>
+            </w:r>
+          </w:p>
+        </w:tc>
+        <w:tc>
+          <w:tcPr>
+            <w:tcW w:type="dxa" w:w="741"/>
+            <w:vAlign w:val="center"/>
+          </w:tcPr>
+          <w:p>
+            <w:pPr>
+              <w:spacing w:after="20" w:before="20"/>
+            </w:pPr>
+            <w:r>
+              <w:rPr>
+                <w:rFonts w:ascii="Arial" w:hAnsi="Arial"/>
+                <w:sz w:val="17"/>
+              </w:rPr>
+              <w:t>0</w:t>
+            </w:r>
+          </w:p>
+        </w:tc>
+        <w:tc>
+          <w:tcPr>
+            <w:tcW w:type="dxa" w:w="741"/>
+            <w:vAlign w:val="center"/>
+          </w:tcPr>
+          <w:p>
+            <w:pPr>
+              <w:spacing w:after="20" w:before="20"/>
+            </w:pPr>
+            <w:r>
+              <w:rPr>
+                <w:rFonts w:ascii="Arial" w:hAnsi="Arial"/>
+                <w:sz w:val="17"/>
+              </w:rPr>
+              <w:t>218</w:t>
+            </w:r>
+          </w:p>
+        </w:tc>
+        <w:tc>
+          <w:tcPr>
+            <w:tcW w:type="dxa" w:w="741"/>
+            <w:vAlign w:val="center"/>
+          </w:tcPr>
+          <w:p>
+            <w:pPr>
+              <w:spacing w:after="20" w:before="20"/>
+            </w:pPr>
+            <w:r>
+              <w:rPr>
+                <w:rFonts w:ascii="Arial" w:hAnsi="Arial"/>
+                <w:sz w:val="17"/>
+              </w:rPr>
+              <w:t>347</w:t>
+            </w:r>
+          </w:p>
+        </w:tc>
+        <w:tc>
+          <w:tcPr>
+            <w:tcW w:type="dxa" w:w="741"/>
+            <w:vAlign w:val="center"/>
+          </w:tcPr>
+          <w:p>
+            <w:pPr>
+              <w:spacing w:after="20" w:before="20"/>
+            </w:pPr>
+            <w:r>
+              <w:rPr>
+                <w:rFonts w:ascii="Arial" w:hAnsi="Arial"/>
+                <w:sz w:val="17"/>
+              </w:rPr>
+              <w:t>310</w:t>
+            </w:r>
+          </w:p>
+        </w:tc>
+        <w:tc>
+          <w:tcPr>
+            <w:tcW w:type="dxa" w:w="741"/>
+            <w:vAlign w:val="center"/>
+          </w:tcPr>
+          <w:p>
+            <w:pPr>
+              <w:spacing w:after="20" w:before="20"/>
+            </w:pPr>
+            <w:r>
+              <w:rPr>
+                <w:rFonts w:ascii="Arial" w:hAnsi="Arial"/>
+                <w:sz w:val="17"/>
+              </w:rPr>
+              <w:t>149</w:t>
+            </w:r>
+          </w:p>
+        </w:tc>
+        <w:tc>
+          <w:tcPr>
+            <w:tcW w:type="dxa" w:w="741"/>
+            <w:vAlign w:val="center"/>
+          </w:tcPr>
+          <w:p>
+            <w:pPr>
+              <w:spacing w:after="20" w:before="20"/>
+            </w:pPr>
+            <w:r>
+              <w:rPr>
+                <w:rFonts w:ascii="Arial" w:hAnsi="Arial"/>
+                <w:sz w:val="17"/>
+              </w:rPr>
+              <w:t>112</w:t>
+            </w:r>
+          </w:p>
+        </w:tc>
+        <w:tc>
+          <w:tcPr>
+            <w:tcW w:type="dxa" w:w="741"/>
+            <w:vAlign w:val="center"/>
+          </w:tcPr>
+          <w:p>
+            <w:pPr>
+              <w:spacing w:after="20" w:before="20"/>
+            </w:pPr>
+            <w:r>
+              <w:rPr>
+                <w:rFonts w:ascii="Arial" w:hAnsi="Arial"/>
+                <w:sz w:val="17"/>
+              </w:rPr>
+              <w:t>191</w:t>
+            </w:r>
+          </w:p>
+        </w:tc>
+        <w:tc>
+          <w:tcPr>
+            <w:tcW w:type="dxa" w:w="741"/>
+            <w:vAlign w:val="center"/>
+          </w:tcPr>
+          <w:p>
+            <w:pPr>
+              <w:spacing w:after="20" w:before="20"/>
+            </w:pPr>
+            <w:r>
+              <w:rPr>
+                <w:rFonts w:ascii="Arial" w:hAnsi="Arial"/>
+                <w:sz w:val="17"/>
+              </w:rPr>
+              <w:t>253</w:t>
+            </w:r>
+          </w:p>
+        </w:tc>
+        <w:tc>
+          <w:tcPr>
+            <w:tcW w:type="dxa" w:w="741"/>
+            <w:vAlign w:val="center"/>
+          </w:tcPr>
+          <w:p>
+            <w:pPr>
+              <w:spacing w:after="20" w:before="20"/>
+            </w:pPr>
+            <w:r>
+              <w:rPr>
+                <w:rFonts w:ascii="Arial" w:hAnsi="Arial"/>
+                <w:sz w:val="17"/>
+              </w:rPr>
+              <w:t>272</w:t>
+            </w:r>
+          </w:p>
+        </w:tc>
+        <w:tc>
+          <w:tcPr>
+            <w:tcW w:type="dxa" w:w="741"/>
+            <w:vAlign w:val="center"/>
+          </w:tcPr>
+          <w:p>
+            <w:pPr>
+              <w:spacing w:after="20" w:before="20"/>
+            </w:pPr>
+            <w:r>
+              <w:rPr>
+                <w:rFonts w:ascii="Arial" w:hAnsi="Arial"/>
+                <w:sz w:val="17"/>
+              </w:rPr>
+              <w:t>122</w:t>
+            </w:r>
+          </w:p>
+        </w:tc>
+        <w:tc>
+          <w:tcPr>
+            <w:tcW w:type="dxa" w:w="741"/>
+            <w:vAlign w:val="center"/>
+          </w:tcPr>
+          <w:p>
+            <w:pPr>
+              <w:spacing w:after="20" w:before="20"/>
+            </w:pPr>
+            <w:r>
+              <w:rPr>
+                <w:rFonts w:ascii="Arial" w:hAnsi="Arial"/>
+                <w:sz w:val="17"/>
+              </w:rPr>
+              <w:t>185</w:t>
+            </w:r>
+          </w:p>
+        </w:tc>
+        <w:tc>
+          <w:tcPr>
+            <w:tcW w:type="dxa" w:w="741"/>
+            <w:vAlign w:val="center"/>
+          </w:tcPr>
+          <w:p>
+            <w:pPr>
+              <w:spacing w:after="20" w:before="20"/>
+            </w:pPr>
+            <w:r>
+              <w:rPr>
+                <w:rFonts w:ascii="Arial" w:hAnsi="Arial"/>
+                <w:sz w:val="17"/>
+              </w:rPr>
+              <w:t>257</w:t>
+            </w:r>
+          </w:p>
+        </w:tc>
+      </w:tr>
+      <w:tr>
+        <w:tc>
+          <w:tcPr>
+            <w:tcW w:type="dxa" w:w="741"/>
+            <w:vAlign w:val="center"/>
+          </w:tcPr>
+          <w:p>
+            <w:pPr>
+              <w:spacing w:after="20" w:before="20"/>
+            </w:pPr>
+            <w:r>
+              <w:rPr>
+                <w:rFonts w:ascii="Arial" w:hAnsi="Arial"/>
+                <w:sz w:val="17"/>
+              </w:rPr>
+              <w:t>MSUV</w:t>
+            </w:r>
+          </w:p>
+        </w:tc>
+        <w:tc>
+          <w:tcPr>
+            <w:tcW w:type="dxa" w:w="741"/>
+            <w:vAlign w:val="center"/>
+          </w:tcPr>
+          <w:p>
+            <w:pPr>
+              <w:spacing w:after="20" w:before="20"/>
+            </w:pPr>
+            <w:r>
+              <w:rPr>
+                <w:rFonts w:ascii="Arial" w:hAnsi="Arial"/>
+                <w:sz w:val="17"/>
+              </w:rPr>
+              <w:t>353</w:t>
+            </w:r>
+          </w:p>
+        </w:tc>
+        <w:tc>
+          <w:tcPr>
+            <w:tcW w:type="dxa" w:w="741"/>
+            <w:vAlign w:val="center"/>
+          </w:tcPr>
+          <w:p>
+            <w:pPr>
+              <w:spacing w:after="20" w:before="20"/>
+            </w:pPr>
+            <w:r>
+              <w:rPr>
+                <w:rFonts w:ascii="Arial" w:hAnsi="Arial"/>
+                <w:sz w:val="17"/>
+              </w:rPr>
+              <w:t>622</w:t>
+            </w:r>
+          </w:p>
+        </w:tc>
+        <w:tc>
+          <w:tcPr>
+            <w:tcW w:type="dxa" w:w="741"/>
+            <w:vAlign w:val="center"/>
+          </w:tcPr>
+          <w:p>
+            <w:pPr>
+              <w:spacing w:after="20" w:before="20"/>
+            </w:pPr>
+            <w:r>
+              <w:rPr>
+                <w:rFonts w:ascii="Arial" w:hAnsi="Arial"/>
+                <w:sz w:val="17"/>
+              </w:rPr>
+              <w:t>693</w:t>
+            </w:r>
+          </w:p>
+        </w:tc>
+        <w:tc>
+          <w:tcPr>
+            <w:tcW w:type="dxa" w:w="741"/>
+            <w:vAlign w:val="center"/>
+          </w:tcPr>
+          <w:p>
+            <w:pPr>
+              <w:spacing w:after="20" w:before="20"/>
+            </w:pPr>
+            <w:r>
+              <w:rPr>
+                <w:rFonts w:ascii="Arial" w:hAnsi="Arial"/>
+                <w:sz w:val="17"/>
+              </w:rPr>
+              <w:t>593</w:t>
+            </w:r>
+          </w:p>
+        </w:tc>
+        <w:tc>
+          <w:tcPr>
+            <w:tcW w:type="dxa" w:w="741"/>
+            <w:vAlign w:val="center"/>
+          </w:tcPr>
+          <w:p>
+            <w:pPr>
+              <w:spacing w:after="20" w:before="20"/>
+            </w:pPr>
+            <w:r>
+              <w:rPr>
+                <w:rFonts w:ascii="Arial" w:hAnsi="Arial"/>
+                <w:sz w:val="17"/>
+              </w:rPr>
+              <w:t>293</w:t>
+            </w:r>
+          </w:p>
+        </w:tc>
+        <w:tc>
+          <w:tcPr>
+            <w:tcW w:type="dxa" w:w="741"/>
+            <w:vAlign w:val="center"/>
+          </w:tcPr>
+          <w:p>
+            <w:pPr>
+              <w:spacing w:after="20" w:before="20"/>
+            </w:pPr>
+            <w:r>
+              <w:rPr>
+                <w:rFonts w:ascii="Arial" w:hAnsi="Arial"/>
+                <w:sz w:val="17"/>
+              </w:rPr>
+              <w:t>336</w:t>
+            </w:r>
+          </w:p>
+        </w:tc>
+        <w:tc>
+          <w:tcPr>
+            <w:tcW w:type="dxa" w:w="741"/>
+            <w:vAlign w:val="center"/>
+          </w:tcPr>
+          <w:p>
+            <w:pPr>
+              <w:spacing w:after="20" w:before="20"/>
+            </w:pPr>
+            <w:r>
+              <w:rPr>
+                <w:rFonts w:ascii="Arial" w:hAnsi="Arial"/>
+                <w:sz w:val="17"/>
+              </w:rPr>
+              <w:t>452</w:t>
+            </w:r>
+          </w:p>
+        </w:tc>
+        <w:tc>
+          <w:tcPr>
+            <w:tcW w:type="dxa" w:w="741"/>
+            <w:vAlign w:val="center"/>
+          </w:tcPr>
+          <w:p>
+            <w:pPr>
+              <w:spacing w:after="20" w:before="20"/>
+            </w:pPr>
+            <w:r>
+              <w:rPr>
+                <w:rFonts w:ascii="Arial" w:hAnsi="Arial"/>
+                <w:sz w:val="17"/>
+              </w:rPr>
+              <w:t>516</w:t>
+            </w:r>
+          </w:p>
+        </w:tc>
+        <w:tc>
+          <w:tcPr>
+            <w:tcW w:type="dxa" w:w="741"/>
+            <w:vAlign w:val="center"/>
+          </w:tcPr>
+          <w:p>
+            <w:pPr>
+              <w:spacing w:after="20" w:before="20"/>
+            </w:pPr>
+            <w:r>
+              <w:rPr>
+                <w:rFonts w:ascii="Arial" w:hAnsi="Arial"/>
+                <w:sz w:val="17"/>
+              </w:rPr>
+              <w:t>633</w:t>
+            </w:r>
+          </w:p>
+        </w:tc>
+        <w:tc>
+          <w:tcPr>
+            <w:tcW w:type="dxa" w:w="741"/>
+            <w:vAlign w:val="center"/>
+          </w:tcPr>
+          <w:p>
+            <w:pPr>
+              <w:spacing w:after="20" w:before="20"/>
+            </w:pPr>
+            <w:r>
+              <w:rPr>
+                <w:rFonts w:ascii="Arial" w:hAnsi="Arial"/>
+                <w:sz w:val="17"/>
+              </w:rPr>
+              <w:t>314</w:t>
+            </w:r>
+          </w:p>
+        </w:tc>
+        <w:tc>
+          <w:tcPr>
+            <w:tcW w:type="dxa" w:w="741"/>
+            <w:vAlign w:val="center"/>
+          </w:tcPr>
+          <w:p>
+            <w:pPr>
+              <w:spacing w:after="20" w:before="20"/>
+            </w:pPr>
+            <w:r>
+              <w:rPr>
+                <w:rFonts w:ascii="Arial" w:hAnsi="Arial"/>
+                <w:sz w:val="17"/>
+              </w:rPr>
+              <w:t>309</w:t>
+            </w:r>
+          </w:p>
+        </w:tc>
+        <w:tc>
+          <w:tcPr>
+            <w:tcW w:type="dxa" w:w="741"/>
+            <w:vAlign w:val="center"/>
+          </w:tcPr>
+          <w:p>
+            <w:pPr>
+              <w:spacing w:after="20" w:before="20"/>
+            </w:pPr>
+            <w:r>
+              <w:rPr>
+                <w:rFonts w:ascii="Arial" w:hAnsi="Arial"/>
+                <w:sz w:val="17"/>
+              </w:rPr>
+              <w:t>468</w:t>
+            </w:r>
+          </w:p>
+        </w:tc>
+      </w:tr>
+      <w:tr>
+        <w:tc>
+          <w:tcPr>
+            <w:tcW w:type="dxa" w:w="741"/>
+            <w:vAlign w:val="center"/>
+          </w:tcPr>
+          <w:p>
+            <w:pPr>
+              <w:spacing w:after="20" w:before="20"/>
+            </w:pPr>
+            <w:r>
+              <w:rPr>
+                <w:rFonts w:ascii="Arial" w:hAnsi="Arial"/>
+                <w:sz w:val="17"/>
+              </w:rPr>
+              <w:t>S</w:t>
+            </w:r>
+          </w:p>
+        </w:tc>
+        <w:tc>
+          <w:tcPr>
+            <w:tcW w:type="dxa" w:w="741"/>
+            <w:vAlign w:val="center"/>
+          </w:tcPr>
+          <w:p>
+            <w:pPr>
+              <w:spacing w:after="20" w:before="20"/>
+            </w:pPr>
+            <w:r>
+              <w:rPr>
+                <w:rFonts w:ascii="Arial" w:hAnsi="Arial"/>
+                <w:sz w:val="17"/>
+              </w:rPr>
+              <w:t>80</w:t>
+            </w:r>
+          </w:p>
+        </w:tc>
+        <w:tc>
+          <w:tcPr>
+            <w:tcW w:type="dxa" w:w="741"/>
+            <w:vAlign w:val="center"/>
+          </w:tcPr>
+          <w:p>
+            <w:pPr>
+              <w:spacing w:after="20" w:before="20"/>
+            </w:pPr>
+            <w:r>
+              <w:rPr>
+                <w:rFonts w:ascii="Arial" w:hAnsi="Arial"/>
+                <w:sz w:val="17"/>
+              </w:rPr>
+              <w:t>72</w:t>
+            </w:r>
+          </w:p>
+        </w:tc>
+        <w:tc>
+          <w:tcPr>
+            <w:tcW w:type="dxa" w:w="741"/>
+            <w:vAlign w:val="center"/>
+          </w:tcPr>
+          <w:p>
+            <w:pPr>
+              <w:spacing w:after="20" w:before="20"/>
+            </w:pPr>
+            <w:r>
+              <w:rPr>
+                <w:rFonts w:ascii="Arial" w:hAnsi="Arial"/>
+                <w:sz w:val="17"/>
+              </w:rPr>
+              <w:t>74</w:t>
+            </w:r>
+          </w:p>
+        </w:tc>
+        <w:tc>
+          <w:tcPr>
+            <w:tcW w:type="dxa" w:w="741"/>
+            <w:vAlign w:val="center"/>
+          </w:tcPr>
+          <w:p>
+            <w:pPr>
+              <w:spacing w:after="20" w:before="20"/>
+            </w:pPr>
+            <w:r>
+              <w:rPr>
+                <w:rFonts w:ascii="Arial" w:hAnsi="Arial"/>
+                <w:sz w:val="17"/>
+              </w:rPr>
+              <w:t>30</w:t>
+            </w:r>
+          </w:p>
+        </w:tc>
+        <w:tc>
+          <w:tcPr>
+            <w:tcW w:type="dxa" w:w="741"/>
+            <w:vAlign w:val="center"/>
+          </w:tcPr>
+          <w:p>
+            <w:pPr>
+              <w:spacing w:after="20" w:before="20"/>
+            </w:pPr>
+            <w:r>
+              <w:rPr>
+                <w:rFonts w:ascii="Arial" w:hAnsi="Arial"/>
+                <w:sz w:val="17"/>
+              </w:rPr>
+              <w:t>0</w:t>
+            </w:r>
+          </w:p>
+        </w:tc>
+        <w:tc>
+          <w:tcPr>
+            <w:tcW w:type="dxa" w:w="741"/>
+            <w:vAlign w:val="center"/>
+          </w:tcPr>
+          <w:p>
+            <w:pPr>
+              <w:spacing w:after="20" w:before="20"/>
+            </w:pPr>
+            <w:r>
+              <w:rPr>
+                <w:rFonts w:ascii="Arial" w:hAnsi="Arial"/>
+                <w:sz w:val="17"/>
+              </w:rPr>
+              <w:t>0</w:t>
+            </w:r>
+          </w:p>
+        </w:tc>
+        <w:tc>
+          <w:tcPr>
+            <w:tcW w:type="dxa" w:w="741"/>
+            <w:vAlign w:val="center"/>
+          </w:tcPr>
+          <w:p>
+            <w:pPr>
+              <w:spacing w:after="20" w:before="20"/>
+            </w:pPr>
+            <w:r>
+              <w:rPr>
+                <w:rFonts w:ascii="Arial" w:hAnsi="Arial"/>
+                <w:sz w:val="17"/>
+              </w:rPr>
+              <w:t>0</w:t>
+            </w:r>
+          </w:p>
+        </w:tc>
+        <w:tc>
+          <w:tcPr>
+            <w:tcW w:type="dxa" w:w="741"/>
+            <w:vAlign w:val="center"/>
+          </w:tcPr>
+          <w:p>
+            <w:pPr>
+              <w:spacing w:after="20" w:before="20"/>
+            </w:pPr>
+            <w:r>
+              <w:rPr>
+                <w:rFonts w:ascii="Arial" w:hAnsi="Arial"/>
+                <w:sz w:val="17"/>
+              </w:rPr>
+              <w:t>0</w:t>
+            </w:r>
+          </w:p>
+        </w:tc>
+        <w:tc>
+          <w:tcPr>
+            <w:tcW w:type="dxa" w:w="741"/>
+            <w:vAlign w:val="center"/>
+          </w:tcPr>
+          <w:p>
+            <w:pPr>
+              <w:spacing w:after="20" w:before="20"/>
+            </w:pPr>
+            <w:r>
+              <w:rPr>
+                <w:rFonts w:ascii="Arial" w:hAnsi="Arial"/>
+                <w:sz w:val="17"/>
+              </w:rPr>
+              <w:t>0</w:t>
+            </w:r>
+          </w:p>
+        </w:tc>
+        <w:tc>
+          <w:tcPr>
+            <w:tcW w:type="dxa" w:w="741"/>
+            <w:vAlign w:val="center"/>
+          </w:tcPr>
+          <w:p>
+            <w:pPr>
+              <w:spacing w:after="20" w:before="20"/>
+            </w:pPr>
+            <w:r>
+              <w:rPr>
+                <w:rFonts w:ascii="Arial" w:hAnsi="Arial"/>
+                <w:sz w:val="17"/>
+              </w:rPr>
+              <w:t>56</w:t>
+            </w:r>
+          </w:p>
+        </w:tc>
+        <w:tc>
+          <w:tcPr>
+            <w:tcW w:type="dxa" w:w="741"/>
+            <w:vAlign w:val="center"/>
+          </w:tcPr>
+          <w:p>
+            <w:pPr>
+              <w:spacing w:after="20" w:before="20"/>
+            </w:pPr>
+            <w:r>
+              <w:rPr>
+                <w:rFonts w:ascii="Arial" w:hAnsi="Arial"/>
+                <w:sz w:val="17"/>
+              </w:rPr>
+              <w:t>83</w:t>
+            </w:r>
+          </w:p>
+        </w:tc>
+        <w:tc>
+          <w:tcPr>
+            <w:tcW w:type="dxa" w:w="741"/>
+            <w:vAlign w:val="center"/>
+          </w:tcPr>
+          <w:p>
+            <w:pPr>
+              <w:spacing w:after="20" w:before="20"/>
+            </w:pPr>
+            <w:r>
+              <w:rPr>
+                <w:rFonts w:ascii="Arial" w:hAnsi="Arial"/>
+                <w:sz w:val="17"/>
+              </w:rPr>
+              <w:t>6</w:t>
+            </w:r>
+          </w:p>
+        </w:tc>
+      </w:tr>
+      <w:tr>
+        <w:tc>
+          <w:tcPr>
+            <w:tcW w:type="dxa" w:w="741"/>
+            <w:vAlign w:val="center"/>
+          </w:tcPr>
+          <w:p>
+            <w:pPr>
+              <w:spacing w:after="20" w:before="20"/>
+            </w:pPr>
+            <w:r>
+              <w:rPr>
+                <w:rFonts w:ascii="Arial" w:hAnsi="Arial"/>
+                <w:sz w:val="17"/>
+              </w:rPr>
+              <w:t>Total</w:t>
+            </w:r>
+          </w:p>
+        </w:tc>
+        <w:tc>
+          <w:tcPr>
+            <w:tcW w:type="dxa" w:w="741"/>
+            <w:vAlign w:val="center"/>
+          </w:tcPr>
+          <w:p>
+            <w:pPr>
+              <w:spacing w:after="20" w:before="20"/>
+            </w:pPr>
+            <w:r>
+              <w:rPr>
+                <w:rFonts w:ascii="Arial" w:hAnsi="Arial"/>
+                <w:sz w:val="17"/>
+              </w:rPr>
+              <w:t>1.245</w:t>
+            </w:r>
+          </w:p>
+        </w:tc>
+        <w:tc>
+          <w:tcPr>
+            <w:tcW w:type="dxa" w:w="741"/>
+            <w:vAlign w:val="center"/>
+          </w:tcPr>
+          <w:p>
+            <w:pPr>
+              <w:spacing w:after="20" w:before="20"/>
+            </w:pPr>
+            <w:r>
+              <w:rPr>
+                <w:rFonts w:ascii="Arial" w:hAnsi="Arial"/>
+                <w:sz w:val="17"/>
+              </w:rPr>
+              <w:t>1.553</w:t>
+            </w:r>
+          </w:p>
+        </w:tc>
+        <w:tc>
+          <w:tcPr>
+            <w:tcW w:type="dxa" w:w="741"/>
+            <w:vAlign w:val="center"/>
+          </w:tcPr>
+          <w:p>
+            <w:pPr>
+              <w:spacing w:after="20" w:before="20"/>
+            </w:pPr>
+            <w:r>
+              <w:rPr>
+                <w:rFonts w:ascii="Arial" w:hAnsi="Arial"/>
+                <w:sz w:val="17"/>
+              </w:rPr>
+              <w:t>2.091</w:t>
+            </w:r>
+          </w:p>
+        </w:tc>
+        <w:tc>
+          <w:tcPr>
+            <w:tcW w:type="dxa" w:w="741"/>
+            <w:vAlign w:val="center"/>
+          </w:tcPr>
+          <w:p>
+            <w:pPr>
+              <w:spacing w:after="20" w:before="20"/>
+            </w:pPr>
+            <w:r>
+              <w:rPr>
+                <w:rFonts w:ascii="Arial" w:hAnsi="Arial"/>
+                <w:sz w:val="17"/>
+              </w:rPr>
+              <w:t>1.620</w:t>
+            </w:r>
+          </w:p>
+        </w:tc>
+        <w:tc>
+          <w:tcPr>
+            <w:tcW w:type="dxa" w:w="741"/>
+            <w:vAlign w:val="center"/>
+          </w:tcPr>
+          <w:p>
+            <w:pPr>
+              <w:spacing w:after="20" w:before="20"/>
+            </w:pPr>
+            <w:r>
+              <w:rPr>
+                <w:rFonts w:ascii="Arial" w:hAnsi="Arial"/>
+                <w:sz w:val="17"/>
+              </w:rPr>
+              <w:t>778</w:t>
+            </w:r>
+          </w:p>
+        </w:tc>
+        <w:tc>
+          <w:tcPr>
+            <w:tcW w:type="dxa" w:w="741"/>
+            <w:vAlign w:val="center"/>
+          </w:tcPr>
+          <w:p>
+            <w:pPr>
+              <w:spacing w:after="20" w:before="20"/>
+            </w:pPr>
+            <w:r>
+              <w:rPr>
+                <w:rFonts w:ascii="Arial" w:hAnsi="Arial"/>
+                <w:sz w:val="17"/>
+              </w:rPr>
+              <w:t>767</w:t>
+            </w:r>
+          </w:p>
+        </w:tc>
+        <w:tc>
+          <w:tcPr>
+            <w:tcW w:type="dxa" w:w="741"/>
+            <w:vAlign w:val="center"/>
+          </w:tcPr>
+          <w:p>
+            <w:pPr>
+              <w:spacing w:after="20" w:before="20"/>
+            </w:pPr>
+            <w:r>
+              <w:rPr>
+                <w:rFonts w:ascii="Arial" w:hAnsi="Arial"/>
+                <w:sz w:val="17"/>
+              </w:rPr>
+              <w:t>1.077</w:t>
+            </w:r>
+          </w:p>
+        </w:tc>
+        <w:tc>
+          <w:tcPr>
+            <w:tcW w:type="dxa" w:w="741"/>
+            <w:vAlign w:val="center"/>
+          </w:tcPr>
+          <w:p>
+            <w:pPr>
+              <w:spacing w:after="20" w:before="20"/>
+            </w:pPr>
+            <w:r>
+              <w:rPr>
+                <w:rFonts w:ascii="Arial" w:hAnsi="Arial"/>
+                <w:sz w:val="17"/>
+              </w:rPr>
+              <w:t>1.464</w:t>
+            </w:r>
+          </w:p>
+        </w:tc>
+        <w:tc>
+          <w:tcPr>
+            <w:tcW w:type="dxa" w:w="741"/>
+            <w:vAlign w:val="center"/>
+          </w:tcPr>
+          <w:p>
+            <w:pPr>
+              <w:spacing w:after="20" w:before="20"/>
+            </w:pPr>
+            <w:r>
+              <w:rPr>
+                <w:rFonts w:ascii="Arial" w:hAnsi="Arial"/>
+                <w:sz w:val="17"/>
+              </w:rPr>
+              <w:t>1.754</w:t>
+            </w:r>
+          </w:p>
+        </w:tc>
+        <w:tc>
+          <w:tcPr>
+            <w:tcW w:type="dxa" w:w="741"/>
+            <w:vAlign w:val="center"/>
+          </w:tcPr>
+          <w:p>
+            <w:pPr>
+              <w:spacing w:after="20" w:before="20"/>
+            </w:pPr>
+            <w:r>
+              <w:rPr>
+                <w:rFonts w:ascii="Arial" w:hAnsi="Arial"/>
+                <w:sz w:val="17"/>
+              </w:rPr>
+              <w:t>969</w:t>
+            </w:r>
+          </w:p>
+        </w:tc>
+        <w:tc>
+          <w:tcPr>
+            <w:tcW w:type="dxa" w:w="741"/>
+            <w:vAlign w:val="center"/>
+          </w:tcPr>
+          <w:p>
+            <w:pPr>
+              <w:spacing w:after="20" w:before="20"/>
+            </w:pPr>
+            <w:r>
+              <w:rPr>
+                <w:rFonts w:ascii="Arial" w:hAnsi="Arial"/>
+                <w:sz w:val="17"/>
+              </w:rPr>
+              <w:t>1.256</w:t>
+            </w:r>
+          </w:p>
+        </w:tc>
+        <w:tc>
+          <w:tcPr>
+            <w:tcW w:type="dxa" w:w="741"/>
+            <w:vAlign w:val="center"/>
+          </w:tcPr>
+          <w:p>
+            <w:pPr>
+              <w:spacing w:after="20" w:before="20"/>
+            </w:pPr>
+            <w:r>
+              <w:rPr>
+                <w:rFonts w:ascii="Arial" w:hAnsi="Arial"/>
+                <w:sz w:val="17"/>
+              </w:rPr>
+              <w:t>1.570</w:t>
+            </w:r>
+          </w:p>
+        </w:tc>
+      </w:tr>
+    </w:tbl>
+    <w:p>
+      <w:r>
+        <w:rPr>
+          <w:b w:val="0"/>
+        </w:rPr>
+        <w:t>La llegada ocurre en t+3: cada celda indica el mes del pedido, no el de llegada. Los pedidos de cierre A013 llegan en la prolongación de A014, fuera del horizonte anual A013.</w:t>
       </w:r>
     </w:p>
     <w:p>
       <w:pPr>
-        <w:spacing w:before="20" w:after="40"/>
+        <w:pStyle w:val="Heading2"/>
       </w:pPr>
       <w:r>
-        <w:rPr>
-          <w:color w:val="555555"/>
-          <w:sz w:val="17"/>
-        </w:rPr>
-        <w:t>Figura 1. Ventas y stock mensuales por escenario: mediana y banda P10–P90 de 1.000 repeticiones. Fuente: escenarios_ventas_stock_mensual_a013.png, A013.</w:t>
-      </w:r>
-    </w:p>
-    <w:p>
-      <w:r>
-        <w:t>La prima de CO2 (47 M€ en el pesimista) es el suceso que más pesa: si la matriz la carga entera, el resultado cae a 7,1 M€ y B, C y SSUV pierden o no dejan margen. El combustible, el tipo de cambio y el arancel no se pueden cuantificar con los datos; cada 1 % de arancel sobre el PFF costaría unos 4 M€.</w:t>
-      </w:r>
-    </w:p>
-    <w:p>
-      <w:pPr>
-        <w:keepNext/>
-        <w:spacing w:before="140" w:after="40"/>
-      </w:pPr>
-      <w:r>
-        <w:rPr>
-          <w:b/>
-          <w:color w:val="0072B2"/>
-          <w:sz w:val="24"/>
-        </w:rPr>
-        <w:t>4. Cuánto cuesta equivocarse</w:t>
+        <w:t>Riesgos, límites y acción</w:t>
       </w:r>
     </w:p>
     <w:p>
       <w:pPr>
         <w:pStyle w:val="ListBullet"/>
-        <w:spacing w:after="20"/>
-        <w:ind w:left="312" w:hanging="227"/>
       </w:pPr>
       <w:r>
-        <w:rPr>
-          <w:b/>
-        </w:rPr>
-        <w:t>Por coche:</w:t>
-      </w:r>
-      <w:r>
-        <w:t xml:space="preserve"> un coche de más cuesta unos 60 € al mes (más hasta 760 € de VM si pasa de 90 días); uno de menos cuesta su CVP, de 125 € en B a 5.887 € en MSUV (entre 368 y 1.556 € si se pudiera traer por transfer).</w:t>
+        <w:t>A012 es evaluación retrospectiva; ya influyó en el desarrollo inicial.</w:t>
       </w:r>
     </w:p>
     <w:p>
       <w:pPr>
         <w:pStyle w:val="ListBullet"/>
-        <w:spacing w:after="20"/>
-        <w:ind w:left="312" w:hanging="227"/>
       </w:pPr>
       <w:r>
-        <w:rPr>
-          <w:b/>
-        </w:rPr>
-        <w:t>Por escenario:</w:t>
-      </w:r>
-      <w:r>
-        <w:t xml:space="preserve"> quedarse corto en el optimista cuesta 4,7 M€ de CVP perdido (1,7 M€ con transfers), 3,8 M€ más que en el central; pasarse en el pesimista cuesta solo 0,2 M€ más. El riesgo es asimétrico: justifica un colchón mayor donde hay margen y ninguno en B.</w:t>
-      </w:r>
-    </w:p>
-    <w:p>
-      <w:pPr>
-        <w:keepNext/>
-        <w:spacing w:before="140" w:after="40"/>
-      </w:pPr>
-      <w:r>
-        <w:rPr>
-          <w:b/>
-          <w:color w:val="0072B2"/>
-          <w:sz w:val="24"/>
-        </w:rPr>
-        <w:t>5. Qué empujar y qué frenar</w:t>
+        <w:t>CSUV tiene poca historia: cuota, lanzamiento e incertidumbre requieren sensibilidad.</w:t>
       </w:r>
     </w:p>
     <w:p>
       <w:pPr>
         <w:pStyle w:val="ListBullet"/>
-        <w:spacing w:after="20"/>
-        <w:ind w:left="312" w:hanging="227"/>
       </w:pPr>
       <w:r>
-        <w:rPr>
-          <w:b/>
-        </w:rPr>
-        <w:t>Empujar:</w:t>
-      </w:r>
-      <w:r>
-        <w:t xml:space="preserve"> MSUV (CVP de 5.887 € por coche y un tercio de las ventas), S, CSUV y MD (entre 3.800 y 5.000 €).</w:t>
+        <w:t>Pipeline, fechas de producto, combustible, arancel y divisa incluyen supuestos explícitos.</w:t>
       </w:r>
     </w:p>
     <w:p>
       <w:pPr>
         <w:pStyle w:val="ListBullet"/>
-        <w:spacing w:after="20"/>
-        <w:ind w:left="312" w:hanging="227"/>
       </w:pPr>
       <w:r>
-        <w:rPr>
-          <w:b/>
-        </w:rPr>
-        <w:t>Vigilar:</w:t>
-      </w:r>
-      <w:r>
-        <w:t xml:space="preserve"> SSUV (2.857 €; sin margen si hay prima de CO2).</w:t>
+        <w:t>Optimista: 235 coches de adelanto no caben en la caída supuesta; no se trasladan a otro mes.</w:t>
       </w:r>
     </w:p>
     <w:p>
-      <w:pPr>
-        <w:pStyle w:val="ListBullet"/>
-        <w:spacing w:after="20"/>
-        <w:ind w:left="312" w:hanging="227"/>
-      </w:pPr>
       <w:r>
         <w:rPr>
-          <w:b/>
+          <w:b w:val="0"/>
         </w:rPr>
-        <w:t>Frenar:</w:t>
-      </w:r>
-      <w:r>
-        <w:t xml:space="preserve"> B (125 €; −2.430 € con prima) y C (1.367 €; empieza con 10,6 meses de cobertura y un 43 % del stock con más de 90 días).</w:t>
+        <w:t>Caso base: cero automatriculaciones y cero transfers, también cero coste de transfer. El servicio se exige en media central; no se garantiza en cada réplica ni en los extremos. La continuidad hasta junio A014 es una sensibilidad, sin valoración ficticia del stock.</w:t>
       </w:r>
     </w:p>
     <w:p>
-      <w:pPr>
-        <w:keepNext/>
-        <w:spacing w:before="140" w:after="40"/>
-      </w:pPr>
       <w:r>
         <w:rPr>
-          <w:b/>
-          <w:color w:val="0072B2"/>
-          <w:sz w:val="24"/>
+          <w:b w:val="0"/>
         </w:rPr>
-        <w:t>6. Qué vigilar y cuándo cambiar la producción</w:t>
+        <w:t>Crecimiento observado: 6,0 %; gama comparable: -0,1 %; ajuste parcial de episodios: 2,5 %. MAE mensual relativo A012, total sin CSUV: 14,8 %. CO₂ aislado: -55,01 M€ sobre los mismos flujos centrales.</w:t>
       </w:r>
     </w:p>
     <w:p>
-      <w:pPr>
-        <w:pStyle w:val="ListBullet"/>
-        <w:spacing w:after="20"/>
-        <w:ind w:left="312" w:hanging="227"/>
-      </w:pPr>
       <w:r>
         <w:rPr>
-          <w:b/>
+          <w:b w:val="0"/>
         </w:rPr>
-        <w:t>Ventas frente a previsión:</w:t>
-      </w:r>
-      <w:r>
-        <w:t xml:space="preserve"> si las ventas de los últimos tres meses quedan fuera de 0,88–1,24 veces la previsión (MSUV: 0,73–1,23), revisar la llegada de t + 3.</w:t>
-      </w:r>
-    </w:p>
-    <w:p>
-      <w:pPr>
-        <w:pStyle w:val="ListBullet"/>
-        <w:spacing w:after="20"/>
-        <w:ind w:left="312" w:hanging="227"/>
-      </w:pPr>
-      <w:r>
-        <w:rPr>
-          <w:b/>
-        </w:rPr>
-        <w:t>Confianza del consumidor:</w:t>
-      </w:r>
-      <w:r>
-        <w:t xml:space="preserve"> tarda tres meses en llegar a las ventas; una recuperación a los niveles de enero–julio de A012 subiría la demanda un 12 %.</w:t>
-      </w:r>
-    </w:p>
-    <w:p>
-      <w:pPr>
-        <w:pStyle w:val="ListBullet"/>
-        <w:spacing w:after="20"/>
-        <w:ind w:left="312" w:hanging="227"/>
-      </w:pPr>
-      <w:r>
-        <w:rPr>
-          <w:b/>
-        </w:rPr>
-        <w:t>Prima de CO2 de la matriz:</w:t>
-      </w:r>
-      <w:r>
-        <w:t xml:space="preserve"> decidir antes de marzo: cambia el resultado de 63,5 (58,1–69,4) a 7,1 M€.</w:t>
-      </w:r>
-    </w:p>
-    <w:p>
-      <w:pPr>
-        <w:pStyle w:val="ListBullet"/>
-        <w:spacing w:after="20"/>
-        <w:ind w:left="312" w:hanging="227"/>
-      </w:pPr>
-      <w:r>
-        <w:rPr>
-          <w:b/>
-        </w:rPr>
-        <w:t>Cobertura y antigüedad:</w:t>
-      </w:r>
-      <w:r>
-        <w:t xml:space="preserve"> más de 2,5 meses de cobertura en un segmento de margen alto o stock envejecido en C y CSUV: parar llegadas.</w:t>
-      </w:r>
-    </w:p>
-    <w:p>
-      <w:pPr>
-        <w:keepNext/>
-        <w:spacing w:before="140" w:after="40"/>
-      </w:pPr>
-      <w:r>
-        <w:rPr>
-          <w:b/>
-          <w:color w:val="0072B2"/>
-          <w:sz w:val="24"/>
-        </w:rPr>
-        <w:t>7. Supuestos y límites</w:t>
-      </w:r>
-    </w:p>
-    <w:p>
-      <w:pPr>
-        <w:spacing w:after="0"/>
-      </w:pPr>
-      <w:r>
-        <w:t>Las llegadas de enero y febrero son un supuesto (2.110 coches al mes) y condicionan el stock y el coste. No se simulan automatriculaciones ni transfers, ni los intereses del concesionario; el stock final no se valora. La previsión no mejora de forma clara a la referencia estacional y los rangos son una cota baja si los errores están más correlacionados. Detalle y código reproducible en analisis.ipynb.</w:t>
+        <w:t>La tabla 5 completa se conserva en el CSV de resultados del notebook.</w:t>
       </w:r>
     </w:p>
     <w:sectPr>
@@ -4960,11 +4776,11 @@
     <w:qFormat/>
     <w:rsid w:val="00FC693F"/>
     <w:pPr>
-      <w:spacing w:line="276" w:lineRule="auto" w:after="60" w:before="0"/>
+      <w:spacing w:line="276" w:lineRule="auto"/>
     </w:pPr>
     <w:rPr>
-      <w:rFonts w:ascii="Arial" w:hAnsi="Arial" w:eastAsia="Arial"/>
-      <w:color w:val="1F1F1F"/>
+      <w:rFonts w:ascii="Arial" w:hAnsi="Arial"/>
+      <w:color w:val="2D3741"/>
       <w:sz w:val="22"/>
     </w:rPr>
   </w:style>
@@ -5027,11 +4843,11 @@
       <w:outlineLvl w:val="0"/>
     </w:pPr>
     <w:rPr>
-      <w:rFonts w:asciiTheme="majorHAnsi" w:eastAsiaTheme="majorEastAsia" w:hAnsiTheme="majorHAnsi" w:cstheme="majorBidi"/>
+      <w:rFonts w:asciiTheme="majorHAnsi" w:eastAsiaTheme="majorEastAsia" w:hAnsiTheme="majorHAnsi" w:cstheme="majorBidi" w:ascii="Arial" w:hAnsi="Arial"/>
       <w:b/>
       <w:bCs/>
-      <w:color w:val="365F91" w:themeColor="accent1" w:themeShade="BF"/>
-      <w:sz w:val="28"/>
+      <w:color w:val="004B7D"/>
+      <w:sz w:val="32"/>
       <w:szCs w:val="28"/>
     </w:rPr>
   </w:style>
@@ -5051,11 +4867,11 @@
       <w:outlineLvl w:val="1"/>
     </w:pPr>
     <w:rPr>
-      <w:rFonts w:asciiTheme="majorHAnsi" w:eastAsiaTheme="majorEastAsia" w:hAnsiTheme="majorHAnsi" w:cstheme="majorBidi"/>
+      <w:rFonts w:asciiTheme="majorHAnsi" w:eastAsiaTheme="majorEastAsia" w:hAnsiTheme="majorHAnsi" w:cstheme="majorBidi" w:ascii="Arial" w:hAnsi="Arial"/>
       <w:b/>
       <w:bCs/>
-      <w:color w:val="4F81BD" w:themeColor="accent1"/>
-      <w:sz w:val="26"/>
+      <w:color w:val="004B7D"/>
+      <w:sz w:val="24"/>
       <w:szCs w:val="26"/>
     </w:rPr>
   </w:style>
@@ -5316,11 +5132,12 @@
       <w:contextualSpacing/>
     </w:pPr>
     <w:rPr>
-      <w:rFonts w:asciiTheme="majorHAnsi" w:eastAsiaTheme="majorEastAsia" w:hAnsiTheme="majorHAnsi" w:cstheme="majorBidi"/>
-      <w:color w:val="17365D" w:themeColor="text2" w:themeShade="BF"/>
+      <w:rFonts w:asciiTheme="majorHAnsi" w:eastAsiaTheme="majorEastAsia" w:hAnsiTheme="majorHAnsi" w:cstheme="majorBidi" w:ascii="Arial" w:hAnsi="Arial"/>
+      <w:b/>
+      <w:color w:val="004B7D"/>
       <w:spacing w:val="5"/>
       <w:kern w:val="28"/>
-      <w:sz w:val="52"/>
+      <w:sz w:val="32"/>
       <w:szCs w:val="52"/>
     </w:rPr>
   </w:style>
